--- a/Quick Reference Pages/Sysinternals - ZoomIt Quick Reference v2.docx
+++ b/Quick Reference Pages/Sysinternals - ZoomIt Quick Reference v2.docx
@@ -13,7 +13,6 @@
           <w:szCs w:val="36"/>
         </w:rPr>
       </w:pPr>
-      <w:proofErr w:type="spellStart"/>
       <w:r>
         <w:rPr>
           <w:b/>
@@ -21,17 +20,7 @@
           <w:sz w:val="36"/>
           <w:szCs w:val="36"/>
         </w:rPr>
-        <w:t>Sysinternals</w:t>
-      </w:r>
-      <w:proofErr w:type="spellEnd"/>
-      <w:r>
-        <w:rPr>
-          <w:b/>
-          <w:bCs/>
-          <w:sz w:val="36"/>
-          <w:szCs w:val="36"/>
-        </w:rPr>
-        <w:t xml:space="preserve"> </w:t>
+        <w:t xml:space="preserve">Sysinternals </w:t>
       </w:r>
       <w:r>
         <w:rPr>
@@ -49,19 +38,8 @@
           <w:sz w:val="36"/>
           <w:szCs w:val="36"/>
         </w:rPr>
-        <w:t xml:space="preserve"> </w:t>
+        <w:t xml:space="preserve"> Zoomit</w:t>
       </w:r>
-      <w:proofErr w:type="spellStart"/>
-      <w:r>
-        <w:rPr>
-          <w:b/>
-          <w:bCs/>
-          <w:sz w:val="36"/>
-          <w:szCs w:val="36"/>
-        </w:rPr>
-        <w:t>Zoomit</w:t>
-      </w:r>
-      <w:proofErr w:type="spellEnd"/>
       <w:r>
         <w:rPr>
           <w:b/>
@@ -78,18 +56,13 @@
         <w:jc w:val="center"/>
       </w:pPr>
       <w:r>
-        <w:t xml:space="preserve">Based on </w:t>
-      </w:r>
-      <w:proofErr w:type="spellStart"/>
-      <w:r>
-        <w:t>ZoomIt</w:t>
-      </w:r>
-      <w:proofErr w:type="spellEnd"/>
-      <w:r>
-        <w:t xml:space="preserve"> </w:t>
+        <w:t xml:space="preserve">Based on ZoomIt </w:t>
       </w:r>
       <w:r>
-        <w:t>11</w:t>
+        <w:t>1</w:t>
+      </w:r>
+      <w:r>
+        <w:t>2</w:t>
       </w:r>
       <w:r>
         <w:t>.0</w:t>
@@ -98,26 +71,10 @@
         <w:t xml:space="preserve"> Default Settings</w:t>
       </w:r>
       <w:r>
-        <w:t xml:space="preserve">. </w:t>
-      </w:r>
-      <w:proofErr w:type="spellStart"/>
-      <w:r>
-        <w:t>Zoomit</w:t>
-      </w:r>
-      <w:proofErr w:type="spellEnd"/>
-      <w:r>
-        <w:t xml:space="preserve"> is </w:t>
+        <w:t xml:space="preserve">. Zoomit is </w:t>
       </w:r>
       <w:r>
-        <w:t xml:space="preserve">part of the </w:t>
-      </w:r>
-      <w:proofErr w:type="spellStart"/>
-      <w:r>
-        <w:t>Sysinternals</w:t>
-      </w:r>
-      <w:proofErr w:type="spellEnd"/>
-      <w:r>
-        <w:t xml:space="preserve"> </w:t>
+        <w:t xml:space="preserve">part of the Sysinternals </w:t>
       </w:r>
       <w:r>
         <w:t>Utilities</w:t>
@@ -567,31 +524,7 @@
                 <w:szCs w:val="28"/>
                 <w14:ligatures w14:val="none"/>
               </w:rPr>
-              <w:t xml:space="preserve">Start Drawing (While </w:t>
-            </w:r>
-            <w:proofErr w:type="gramStart"/>
-            <w:r>
-              <w:rPr>
-                <w:rFonts w:ascii="Cambria" w:eastAsia="Times New Roman" w:hAnsi="Cambria" w:cs="Times New Roman"/>
-                <w:color w:val="000000"/>
-                <w:kern w:val="0"/>
-                <w:sz w:val="28"/>
-                <w:szCs w:val="28"/>
-                <w14:ligatures w14:val="none"/>
-              </w:rPr>
-              <w:t>In</w:t>
-            </w:r>
-            <w:proofErr w:type="gramEnd"/>
-            <w:r>
-              <w:rPr>
-                <w:rFonts w:ascii="Cambria" w:eastAsia="Times New Roman" w:hAnsi="Cambria" w:cs="Times New Roman"/>
-                <w:color w:val="000000"/>
-                <w:kern w:val="0"/>
-                <w:sz w:val="28"/>
-                <w:szCs w:val="28"/>
-                <w14:ligatures w14:val="none"/>
-              </w:rPr>
-              <w:t xml:space="preserve"> Zoom Mode)</w:t>
+              <w:t>Start Drawing (While In Zoom Mode)</w:t>
             </w:r>
           </w:p>
         </w:tc>
@@ -671,31 +604,7 @@
                 <w:szCs w:val="28"/>
                 <w14:ligatures w14:val="none"/>
               </w:rPr>
-              <w:t xml:space="preserve">Stop Drawing (While </w:t>
-            </w:r>
-            <w:proofErr w:type="gramStart"/>
-            <w:r>
-              <w:rPr>
-                <w:rFonts w:ascii="Cambria" w:eastAsia="Times New Roman" w:hAnsi="Cambria" w:cs="Times New Roman"/>
-                <w:color w:val="000000"/>
-                <w:kern w:val="0"/>
-                <w:sz w:val="28"/>
-                <w:szCs w:val="28"/>
-                <w14:ligatures w14:val="none"/>
-              </w:rPr>
-              <w:t>In</w:t>
-            </w:r>
-            <w:proofErr w:type="gramEnd"/>
-            <w:r>
-              <w:rPr>
-                <w:rFonts w:ascii="Cambria" w:eastAsia="Times New Roman" w:hAnsi="Cambria" w:cs="Times New Roman"/>
-                <w:color w:val="000000"/>
-                <w:kern w:val="0"/>
-                <w:sz w:val="28"/>
-                <w:szCs w:val="28"/>
-                <w14:ligatures w14:val="none"/>
-              </w:rPr>
-              <w:t xml:space="preserve"> Zoom Mode)</w:t>
+              <w:t>Stop Drawing (While In Zoom Mode)</w:t>
             </w:r>
           </w:p>
         </w:tc>
@@ -779,35 +688,7 @@
                 <w:szCs w:val="28"/>
                 <w14:ligatures w14:val="none"/>
               </w:rPr>
-              <w:t xml:space="preserve">Start Drawing (Not </w:t>
-            </w:r>
-            <w:proofErr w:type="gramStart"/>
-            <w:r>
-              <w:rPr>
-                <w:rFonts w:ascii="Cambria" w:eastAsia="Times New Roman" w:hAnsi="Cambria" w:cs="Times New Roman"/>
-                <w:b/>
-                <w:bCs/>
-                <w:color w:val="000000"/>
-                <w:kern w:val="0"/>
-                <w:sz w:val="28"/>
-                <w:szCs w:val="28"/>
-                <w14:ligatures w14:val="none"/>
-              </w:rPr>
-              <w:t>In</w:t>
-            </w:r>
-            <w:proofErr w:type="gramEnd"/>
-            <w:r>
-              <w:rPr>
-                <w:rFonts w:ascii="Cambria" w:eastAsia="Times New Roman" w:hAnsi="Cambria" w:cs="Times New Roman"/>
-                <w:b/>
-                <w:bCs/>
-                <w:color w:val="000000"/>
-                <w:kern w:val="0"/>
-                <w:sz w:val="28"/>
-                <w:szCs w:val="28"/>
-                <w14:ligatures w14:val="none"/>
-              </w:rPr>
-              <w:t xml:space="preserve"> Zoom Mode)</w:t>
+              <w:t>Start Drawing (Not In Zoom Mode)</w:t>
             </w:r>
           </w:p>
         </w:tc>
@@ -887,31 +768,7 @@
                 <w:szCs w:val="28"/>
                 <w14:ligatures w14:val="none"/>
               </w:rPr>
-              <w:t xml:space="preserve">Increase/Decrease Line </w:t>
-            </w:r>
-            <w:proofErr w:type="gramStart"/>
-            <w:r>
-              <w:rPr>
-                <w:rFonts w:ascii="Cambria" w:eastAsia="Times New Roman" w:hAnsi="Cambria" w:cs="Times New Roman"/>
-                <w:color w:val="000000"/>
-                <w:kern w:val="0"/>
-                <w:sz w:val="28"/>
-                <w:szCs w:val="28"/>
-                <w14:ligatures w14:val="none"/>
-              </w:rPr>
-              <w:t>And</w:t>
-            </w:r>
-            <w:proofErr w:type="gramEnd"/>
-            <w:r>
-              <w:rPr>
-                <w:rFonts w:ascii="Cambria" w:eastAsia="Times New Roman" w:hAnsi="Cambria" w:cs="Times New Roman"/>
-                <w:color w:val="000000"/>
-                <w:kern w:val="0"/>
-                <w:sz w:val="28"/>
-                <w:szCs w:val="28"/>
-                <w14:ligatures w14:val="none"/>
-              </w:rPr>
-              <w:t xml:space="preserve"> Cursor Size (Drawing Mode)</w:t>
+              <w:t>Increase/Decrease Line And Cursor Size (Drawing Mode)</w:t>
             </w:r>
           </w:p>
         </w:tc>
@@ -3109,31 +2966,7 @@
                 <w:szCs w:val="28"/>
                 <w14:ligatures w14:val="none"/>
               </w:rPr>
-              <w:t xml:space="preserve"> of The Screen </w:t>
-            </w:r>
-            <w:proofErr w:type="gramStart"/>
-            <w:r>
-              <w:rPr>
-                <w:rFonts w:ascii="Cambria" w:eastAsia="Times New Roman" w:hAnsi="Cambria" w:cs="Times New Roman"/>
-                <w:color w:val="000000"/>
-                <w:kern w:val="0"/>
-                <w:sz w:val="28"/>
-                <w:szCs w:val="28"/>
-                <w14:ligatures w14:val="none"/>
-              </w:rPr>
-              <w:t>To</w:t>
-            </w:r>
-            <w:proofErr w:type="gramEnd"/>
-            <w:r>
-              <w:rPr>
-                <w:rFonts w:ascii="Cambria" w:eastAsia="Times New Roman" w:hAnsi="Cambria" w:cs="Times New Roman"/>
-                <w:color w:val="000000"/>
-                <w:kern w:val="0"/>
-                <w:sz w:val="28"/>
-                <w:szCs w:val="28"/>
-                <w14:ligatures w14:val="none"/>
-              </w:rPr>
-              <w:t xml:space="preserve"> Clipboard</w:t>
+              <w:t xml:space="preserve"> of The Screen To Clipboard</w:t>
             </w:r>
           </w:p>
         </w:tc>
@@ -3213,31 +3046,7 @@
                 <w:szCs w:val="28"/>
                 <w14:ligatures w14:val="none"/>
               </w:rPr>
-              <w:t xml:space="preserve">Save a Region of The Screen </w:t>
-            </w:r>
-            <w:proofErr w:type="gramStart"/>
-            <w:r>
-              <w:rPr>
-                <w:rFonts w:ascii="Cambria" w:eastAsia="Times New Roman" w:hAnsi="Cambria" w:cs="Times New Roman"/>
-                <w:color w:val="000000"/>
-                <w:kern w:val="0"/>
-                <w:sz w:val="28"/>
-                <w:szCs w:val="28"/>
-                <w14:ligatures w14:val="none"/>
-              </w:rPr>
-              <w:t>To</w:t>
-            </w:r>
-            <w:proofErr w:type="gramEnd"/>
-            <w:r>
-              <w:rPr>
-                <w:rFonts w:ascii="Cambria" w:eastAsia="Times New Roman" w:hAnsi="Cambria" w:cs="Times New Roman"/>
-                <w:color w:val="000000"/>
-                <w:kern w:val="0"/>
-                <w:sz w:val="28"/>
-                <w:szCs w:val="28"/>
-                <w14:ligatures w14:val="none"/>
-              </w:rPr>
-              <w:t xml:space="preserve"> a File</w:t>
+              <w:t>Save a Region of The Screen To a File</w:t>
             </w:r>
           </w:p>
         </w:tc>
@@ -3612,79 +3421,7 @@
                 <w:szCs w:val="28"/>
                 <w14:ligatures w14:val="none"/>
               </w:rPr>
-              <w:t xml:space="preserve">Screen Record Only </w:t>
-            </w:r>
-            <w:proofErr w:type="gramStart"/>
-            <w:r>
-              <w:rPr>
-                <w:rFonts w:ascii="Cambria" w:eastAsia="Times New Roman" w:hAnsi="Cambria" w:cs="Times New Roman"/>
-                <w:color w:val="000000"/>
-                <w:kern w:val="0"/>
-                <w:sz w:val="28"/>
-                <w:szCs w:val="28"/>
-                <w14:ligatures w14:val="none"/>
-              </w:rPr>
-              <w:t>The</w:t>
-            </w:r>
-            <w:proofErr w:type="gramEnd"/>
-            <w:r>
-              <w:rPr>
-                <w:rFonts w:ascii="Cambria" w:eastAsia="Times New Roman" w:hAnsi="Cambria" w:cs="Times New Roman"/>
-                <w:color w:val="000000"/>
-                <w:kern w:val="0"/>
-                <w:sz w:val="28"/>
-                <w:szCs w:val="28"/>
-                <w14:ligatures w14:val="none"/>
-              </w:rPr>
-              <w:t xml:space="preserve"> Window That </w:t>
-            </w:r>
-            <w:proofErr w:type="gramStart"/>
-            <w:r>
-              <w:rPr>
-                <w:rFonts w:ascii="Cambria" w:eastAsia="Times New Roman" w:hAnsi="Cambria" w:cs="Times New Roman"/>
-                <w:color w:val="000000"/>
-                <w:kern w:val="0"/>
-                <w:sz w:val="28"/>
-                <w:szCs w:val="28"/>
-                <w14:ligatures w14:val="none"/>
-              </w:rPr>
-              <w:t>The</w:t>
-            </w:r>
-            <w:proofErr w:type="gramEnd"/>
-            <w:r>
-              <w:rPr>
-                <w:rFonts w:ascii="Cambria" w:eastAsia="Times New Roman" w:hAnsi="Cambria" w:cs="Times New Roman"/>
-                <w:color w:val="000000"/>
-                <w:kern w:val="0"/>
-                <w:sz w:val="28"/>
-                <w:szCs w:val="28"/>
-                <w14:ligatures w14:val="none"/>
-              </w:rPr>
-              <w:t xml:space="preserve"> Mouse Cursor is Positioned Over Saved as MP4 (Windows 10 May 2019 Update </w:t>
-            </w:r>
-            <w:proofErr w:type="gramStart"/>
-            <w:r>
-              <w:rPr>
-                <w:rFonts w:ascii="Cambria" w:eastAsia="Times New Roman" w:hAnsi="Cambria" w:cs="Times New Roman"/>
-                <w:color w:val="000000"/>
-                <w:kern w:val="0"/>
-                <w:sz w:val="28"/>
-                <w:szCs w:val="28"/>
-                <w14:ligatures w14:val="none"/>
-              </w:rPr>
-              <w:t>And</w:t>
-            </w:r>
-            <w:proofErr w:type="gramEnd"/>
-            <w:r>
-              <w:rPr>
-                <w:rFonts w:ascii="Cambria" w:eastAsia="Times New Roman" w:hAnsi="Cambria" w:cs="Times New Roman"/>
-                <w:color w:val="000000"/>
-                <w:kern w:val="0"/>
-                <w:sz w:val="28"/>
-                <w:szCs w:val="28"/>
-                <w14:ligatures w14:val="none"/>
-              </w:rPr>
-              <w:t xml:space="preserve"> Higher)</w:t>
+              <w:t>Screen Record Only The Window That The Mouse Cursor is Positioned Over Saved as MP4 (Windows 10 May 2019 Update And Higher)</w:t>
             </w:r>
           </w:p>
         </w:tc>
@@ -4008,31 +3745,7 @@
                 <w:szCs w:val="28"/>
                 <w14:ligatures w14:val="none"/>
               </w:rPr>
-              <w:t xml:space="preserve">Show </w:t>
-            </w:r>
-            <w:proofErr w:type="spellStart"/>
-            <w:r>
-              <w:rPr>
-                <w:rFonts w:ascii="Cambria" w:eastAsia="Times New Roman" w:hAnsi="Cambria" w:cs="Times New Roman"/>
-                <w:color w:val="000000"/>
-                <w:kern w:val="0"/>
-                <w:sz w:val="28"/>
-                <w:szCs w:val="28"/>
-                <w14:ligatures w14:val="none"/>
-              </w:rPr>
-              <w:t>Timer</w:t>
-            </w:r>
-            <w:proofErr w:type="spellEnd"/>
-            <w:r>
-              <w:rPr>
-                <w:rFonts w:ascii="Cambria" w:eastAsia="Times New Roman" w:hAnsi="Cambria" w:cs="Times New Roman"/>
-                <w:color w:val="000000"/>
-                <w:kern w:val="0"/>
-                <w:sz w:val="28"/>
-                <w:szCs w:val="28"/>
-                <w14:ligatures w14:val="none"/>
-              </w:rPr>
-              <w:t xml:space="preserve"> When Minimized</w:t>
+              <w:t>Show Timer When Minimized</w:t>
             </w:r>
           </w:p>
         </w:tc>
@@ -4069,79 +3782,7 @@
                 <w:szCs w:val="28"/>
                 <w14:ligatures w14:val="none"/>
               </w:rPr>
-              <w:t xml:space="preserve">Left-Click </w:t>
-            </w:r>
-            <w:proofErr w:type="gramStart"/>
-            <w:r>
-              <w:rPr>
-                <w:rFonts w:ascii="Cambria" w:eastAsia="Times New Roman" w:hAnsi="Cambria" w:cs="Times New Roman"/>
-                <w:color w:val="000000"/>
-                <w:kern w:val="0"/>
-                <w:sz w:val="28"/>
-                <w:szCs w:val="28"/>
-                <w14:ligatures w14:val="none"/>
-              </w:rPr>
-              <w:t>On</w:t>
-            </w:r>
-            <w:proofErr w:type="gramEnd"/>
-            <w:r>
-              <w:rPr>
-                <w:rFonts w:ascii="Cambria" w:eastAsia="Times New Roman" w:hAnsi="Cambria" w:cs="Times New Roman"/>
-                <w:color w:val="000000"/>
-                <w:kern w:val="0"/>
-                <w:sz w:val="28"/>
-                <w:szCs w:val="28"/>
-                <w14:ligatures w14:val="none"/>
-              </w:rPr>
-              <w:t xml:space="preserve"> </w:t>
-            </w:r>
-            <w:proofErr w:type="gramStart"/>
-            <w:r>
-              <w:rPr>
-                <w:rFonts w:ascii="Cambria" w:eastAsia="Times New Roman" w:hAnsi="Cambria" w:cs="Times New Roman"/>
-                <w:color w:val="000000"/>
-                <w:kern w:val="0"/>
-                <w:sz w:val="28"/>
-                <w:szCs w:val="28"/>
-                <w14:ligatures w14:val="none"/>
-              </w:rPr>
-              <w:t>The</w:t>
-            </w:r>
-            <w:proofErr w:type="gramEnd"/>
-            <w:r>
-              <w:rPr>
-                <w:rFonts w:ascii="Cambria" w:eastAsia="Times New Roman" w:hAnsi="Cambria" w:cs="Times New Roman"/>
-                <w:color w:val="000000"/>
-                <w:kern w:val="0"/>
-                <w:sz w:val="28"/>
-                <w:szCs w:val="28"/>
-                <w14:ligatures w14:val="none"/>
-              </w:rPr>
-              <w:t xml:space="preserve"> </w:t>
-            </w:r>
-            <w:proofErr w:type="spellStart"/>
-            <w:r>
-              <w:rPr>
-                <w:rFonts w:ascii="Cambria" w:eastAsia="Times New Roman" w:hAnsi="Cambria" w:cs="Times New Roman"/>
-                <w:color w:val="000000"/>
-                <w:kern w:val="0"/>
-                <w:sz w:val="28"/>
-                <w:szCs w:val="28"/>
-                <w14:ligatures w14:val="none"/>
-              </w:rPr>
-              <w:t>ZoomIt</w:t>
-            </w:r>
-            <w:proofErr w:type="spellEnd"/>
-            <w:r>
-              <w:rPr>
-                <w:rFonts w:ascii="Cambria" w:eastAsia="Times New Roman" w:hAnsi="Cambria" w:cs="Times New Roman"/>
-                <w:color w:val="000000"/>
-                <w:kern w:val="0"/>
-                <w:sz w:val="28"/>
-                <w:szCs w:val="28"/>
-                <w14:ligatures w14:val="none"/>
-              </w:rPr>
-              <w:t xml:space="preserve"> Icon</w:t>
+              <w:t>Left-Click On The ZoomIt Icon</w:t>
             </w:r>
           </w:p>
         </w:tc>
@@ -4175,7 +3816,6 @@
                 <w14:ligatures w14:val="none"/>
               </w:rPr>
             </w:pPr>
-            <w:proofErr w:type="spellStart"/>
             <w:r>
               <w:rPr>
                 <w:rFonts w:ascii="Cambria" w:eastAsia="Times New Roman" w:hAnsi="Cambria" w:cs="Times New Roman"/>
@@ -4187,21 +3827,7 @@
                 <w:szCs w:val="28"/>
                 <w14:ligatures w14:val="none"/>
               </w:rPr>
-              <w:t>LiveZoom</w:t>
-            </w:r>
-            <w:proofErr w:type="spellEnd"/>
-            <w:r>
-              <w:rPr>
-                <w:rFonts w:ascii="Cambria" w:eastAsia="Times New Roman" w:hAnsi="Cambria" w:cs="Times New Roman"/>
-                <w:b/>
-                <w:bCs/>
-                <w:color w:val="000000"/>
-                <w:kern w:val="0"/>
-                <w:sz w:val="28"/>
-                <w:szCs w:val="28"/>
-                <w14:ligatures w14:val="none"/>
-              </w:rPr>
-              <w:t xml:space="preserve"> Mode</w:t>
+              <w:t>LiveZoom Mode</w:t>
             </w:r>
           </w:p>
         </w:tc>
@@ -4281,31 +3907,7 @@
                 <w:szCs w:val="28"/>
                 <w14:ligatures w14:val="none"/>
               </w:rPr>
-              <w:t xml:space="preserve">Zoom In // Out in </w:t>
-            </w:r>
-            <w:proofErr w:type="spellStart"/>
-            <w:r>
-              <w:rPr>
-                <w:rFonts w:ascii="Cambria" w:eastAsia="Times New Roman" w:hAnsi="Cambria" w:cs="Times New Roman"/>
-                <w:color w:val="000000"/>
-                <w:kern w:val="0"/>
-                <w:sz w:val="28"/>
-                <w:szCs w:val="28"/>
-                <w14:ligatures w14:val="none"/>
-              </w:rPr>
-              <w:t>LiveZoom</w:t>
-            </w:r>
-            <w:proofErr w:type="spellEnd"/>
-            <w:r>
-              <w:rPr>
-                <w:rFonts w:ascii="Cambria" w:eastAsia="Times New Roman" w:hAnsi="Cambria" w:cs="Times New Roman"/>
-                <w:color w:val="000000"/>
-                <w:kern w:val="0"/>
-                <w:sz w:val="28"/>
-                <w:szCs w:val="28"/>
-                <w14:ligatures w14:val="none"/>
-              </w:rPr>
-              <w:t xml:space="preserve"> </w:t>
+              <w:t xml:space="preserve">Zoom In // Out in LiveZoom </w:t>
             </w:r>
           </w:p>
         </w:tc>
@@ -4378,29 +3980,16 @@
                 <w14:ligatures w14:val="none"/>
               </w:rPr>
             </w:pPr>
-            <w:proofErr w:type="spellStart"/>
-            <w:r>
-              <w:rPr>
-                <w:rFonts w:ascii="Cambria" w:eastAsia="Times New Roman" w:hAnsi="Cambria" w:cs="Times New Roman"/>
-                <w:color w:val="000000"/>
-                <w:kern w:val="0"/>
-                <w:sz w:val="28"/>
-                <w:szCs w:val="28"/>
-                <w14:ligatures w14:val="none"/>
-              </w:rPr>
-              <w:t>LiveDraw</w:t>
-            </w:r>
-            <w:proofErr w:type="spellEnd"/>
-            <w:r>
-              <w:rPr>
-                <w:rFonts w:ascii="Cambria" w:eastAsia="Times New Roman" w:hAnsi="Cambria" w:cs="Times New Roman"/>
-                <w:color w:val="000000"/>
-                <w:kern w:val="0"/>
-                <w:sz w:val="28"/>
-                <w:szCs w:val="28"/>
-                <w14:ligatures w14:val="none"/>
-              </w:rPr>
-              <w:t xml:space="preserve"> Mode</w:t>
+            <w:r>
+              <w:rPr>
+                <w:rFonts w:ascii="Cambria" w:eastAsia="Times New Roman" w:hAnsi="Cambria" w:cs="Times New Roman"/>
+                <w:color w:val="000000"/>
+                <w:kern w:val="0"/>
+                <w:sz w:val="28"/>
+                <w:szCs w:val="28"/>
+                <w14:ligatures w14:val="none"/>
+              </w:rPr>
+              <w:t>LiveDraw Mode</w:t>
             </w:r>
           </w:p>
         </w:tc>
@@ -4482,23 +4071,8 @@
                 <w:szCs w:val="28"/>
                 <w14:ligatures w14:val="none"/>
               </w:rPr>
-              <w:t xml:space="preserve">Start </w:t>
-            </w:r>
-            <w:proofErr w:type="spellStart"/>
-            <w:r>
-              <w:rPr>
-                <w:rFonts w:ascii="Cambria" w:eastAsia="Times New Roman" w:hAnsi="Cambria" w:cs="Times New Roman"/>
-                <w:b/>
-                <w:bCs/>
-                <w:color w:val="000000"/>
-                <w:kern w:val="0"/>
-                <w:sz w:val="28"/>
-                <w:szCs w:val="28"/>
-                <w14:ligatures w14:val="none"/>
-              </w:rPr>
-              <w:t>DemoType</w:t>
-            </w:r>
-            <w:proofErr w:type="spellEnd"/>
+              <w:t>Start DemoType</w:t>
+            </w:r>
           </w:p>
         </w:tc>
         <w:tc>
@@ -4577,31 +4151,7 @@
                 <w:szCs w:val="28"/>
                 <w14:ligatures w14:val="none"/>
               </w:rPr>
-              <w:t>Move back to the previous snippet (</w:t>
-            </w:r>
-            <w:proofErr w:type="spellStart"/>
-            <w:r>
-              <w:rPr>
-                <w:rFonts w:ascii="Cambria" w:eastAsia="Times New Roman" w:hAnsi="Cambria" w:cs="Times New Roman"/>
-                <w:color w:val="000000"/>
-                <w:kern w:val="0"/>
-                <w:sz w:val="28"/>
-                <w:szCs w:val="28"/>
-                <w14:ligatures w14:val="none"/>
-              </w:rPr>
-              <w:t>DemoType</w:t>
-            </w:r>
-            <w:proofErr w:type="spellEnd"/>
-            <w:r>
-              <w:rPr>
-                <w:rFonts w:ascii="Cambria" w:eastAsia="Times New Roman" w:hAnsi="Cambria" w:cs="Times New Roman"/>
-                <w:color w:val="000000"/>
-                <w:kern w:val="0"/>
-                <w:sz w:val="28"/>
-                <w:szCs w:val="28"/>
-                <w14:ligatures w14:val="none"/>
-              </w:rPr>
-              <w:t>)</w:t>
+              <w:t>Move back to the previous snippet (DemoType)</w:t>
             </w:r>
           </w:p>
         </w:tc>
@@ -4681,31 +4231,7 @@
                 <w:szCs w:val="28"/>
                 <w14:ligatures w14:val="none"/>
               </w:rPr>
-              <w:t>Advance to the next snippet (</w:t>
-            </w:r>
-            <w:proofErr w:type="spellStart"/>
-            <w:r>
-              <w:rPr>
-                <w:rFonts w:ascii="Cambria" w:eastAsia="Times New Roman" w:hAnsi="Cambria" w:cs="Times New Roman"/>
-                <w:color w:val="000000"/>
-                <w:kern w:val="0"/>
-                <w:sz w:val="28"/>
-                <w:szCs w:val="28"/>
-                <w14:ligatures w14:val="none"/>
-              </w:rPr>
-              <w:t>DemoType</w:t>
-            </w:r>
-            <w:proofErr w:type="spellEnd"/>
-            <w:r>
-              <w:rPr>
-                <w:rFonts w:ascii="Cambria" w:eastAsia="Times New Roman" w:hAnsi="Cambria" w:cs="Times New Roman"/>
-                <w:color w:val="000000"/>
-                <w:kern w:val="0"/>
-                <w:sz w:val="28"/>
-                <w:szCs w:val="28"/>
-                <w14:ligatures w14:val="none"/>
-              </w:rPr>
-              <w:t xml:space="preserve"> User-driven Mode)</w:t>
+              <w:t>Advance to the next snippet (DemoType User-driven Mode)</w:t>
             </w:r>
           </w:p>
         </w:tc>
@@ -5714,6 +5240,7 @@
   <w:style w:type="character" w:default="1" w:styleId="DefaultParagraphFont">
     <w:name w:val="Default Paragraph Font"/>
     <w:uiPriority w:val="1"/>
+    <w:semiHidden/>
     <w:unhideWhenUsed/>
   </w:style>
   <w:style w:type="table" w:default="1" w:styleId="TableNormal">

--- a/Quick Reference Pages/Sysinternals - ZoomIt Quick Reference v2.docx
+++ b/Quick Reference Pages/Sysinternals - ZoomIt Quick Reference v2.docx
@@ -54,41 +54,160 @@
       <w:pPr>
         <w:pStyle w:val="NoSpacing"/>
         <w:jc w:val="center"/>
+        <w:rPr>
+          <w:sz w:val="22"/>
+          <w:szCs w:val="22"/>
+        </w:rPr>
       </w:pPr>
       <w:r>
+        <w:rPr>
+          <w:sz w:val="22"/>
+          <w:szCs w:val="22"/>
+        </w:rPr>
         <w:t xml:space="preserve">Based on ZoomIt </w:t>
       </w:r>
       <w:r>
+        <w:rPr>
+          <w:sz w:val="22"/>
+          <w:szCs w:val="22"/>
+        </w:rPr>
         <w:t>1</w:t>
       </w:r>
       <w:r>
+        <w:rPr>
+          <w:sz w:val="22"/>
+          <w:szCs w:val="22"/>
+        </w:rPr>
         <w:t>2</w:t>
       </w:r>
       <w:r>
-        <w:t>.0</w:t>
+        <w:rPr>
+          <w:sz w:val="22"/>
+          <w:szCs w:val="22"/>
+        </w:rPr>
+        <w:t>.</w:t>
       </w:r>
       <w:r>
-        <w:t xml:space="preserve"> Default Settings</w:t>
+        <w:rPr>
+          <w:sz w:val="22"/>
+          <w:szCs w:val="22"/>
+        </w:rPr>
+        <w:t>1</w:t>
       </w:r>
       <w:r>
+        <w:rPr>
+          <w:sz w:val="22"/>
+          <w:szCs w:val="22"/>
+        </w:rPr>
+        <w:t xml:space="preserve"> </w:t>
+      </w:r>
+      <w:r>
+        <w:rPr>
+          <w:sz w:val="22"/>
+          <w:szCs w:val="22"/>
+        </w:rPr>
+        <w:t>d</w:t>
+      </w:r>
+      <w:r>
+        <w:rPr>
+          <w:sz w:val="22"/>
+          <w:szCs w:val="22"/>
+        </w:rPr>
+        <w:t xml:space="preserve">efault </w:t>
+      </w:r>
+      <w:r>
+        <w:rPr>
+          <w:sz w:val="22"/>
+          <w:szCs w:val="22"/>
+        </w:rPr>
+        <w:t>s</w:t>
+      </w:r>
+      <w:r>
+        <w:rPr>
+          <w:sz w:val="22"/>
+          <w:szCs w:val="22"/>
+        </w:rPr>
+        <w:t>ettings</w:t>
+      </w:r>
+      <w:r>
+        <w:rPr>
+          <w:sz w:val="22"/>
+          <w:szCs w:val="22"/>
+        </w:rPr>
         <w:t xml:space="preserve">. Zoomit is </w:t>
       </w:r>
       <w:r>
-        <w:t xml:space="preserve">part of the Sysinternals </w:t>
+        <w:rPr>
+          <w:sz w:val="22"/>
+          <w:szCs w:val="22"/>
+        </w:rPr>
+        <w:t xml:space="preserve">part of </w:t>
       </w:r>
       <w:r>
+        <w:rPr>
+          <w:sz w:val="22"/>
+          <w:szCs w:val="22"/>
+        </w:rPr>
+        <w:t>S</w:t>
+      </w:r>
+      <w:r>
+        <w:rPr>
+          <w:sz w:val="22"/>
+          <w:szCs w:val="22"/>
+        </w:rPr>
+        <w:t xml:space="preserve">ysinternals </w:t>
+      </w:r>
+      <w:r>
+        <w:rPr>
+          <w:sz w:val="22"/>
+          <w:szCs w:val="22"/>
+        </w:rPr>
         <w:t>Utilities</w:t>
+      </w:r>
+      <w:r>
+        <w:rPr>
+          <w:sz w:val="22"/>
+          <w:szCs w:val="22"/>
+        </w:rPr>
+        <w:t xml:space="preserve"> </w:t>
+      </w:r>
+      <w:r>
+        <w:rPr>
+          <w:sz w:val="22"/>
+          <w:szCs w:val="22"/>
+        </w:rPr>
+        <w:t>&amp;</w:t>
+      </w:r>
+      <w:r>
+        <w:rPr>
+          <w:sz w:val="22"/>
+          <w:szCs w:val="22"/>
+        </w:rPr>
+        <w:t xml:space="preserve"> now Power Toys</w:t>
+      </w:r>
+      <w:r>
+        <w:rPr>
+          <w:sz w:val="22"/>
+          <w:szCs w:val="22"/>
+        </w:rPr>
+        <w:t>.</w:t>
       </w:r>
     </w:p>
     <w:p>
       <w:pPr>
         <w:pStyle w:val="NoSpacing"/>
         <w:jc w:val="center"/>
+        <w:rPr>
+          <w:sz w:val="22"/>
+          <w:szCs w:val="22"/>
+        </w:rPr>
       </w:pPr>
-      <w:hyperlink r:id="rId7" w:history="1">
+      <w:hyperlink r:id="rId8" w:history="1">
         <w:r>
           <w:rPr>
             <w:rStyle w:val="Hyperlink"/>
+            <w:sz w:val="22"/>
+            <w:szCs w:val="22"/>
           </w:rPr>
           <w:t>https://learn.microsoft.com/en-us/sysinternals/</w:t>
         </w:r>
@@ -98,11 +217,17 @@
       <w:pPr>
         <w:pStyle w:val="NoSpacing"/>
         <w:jc w:val="center"/>
+        <w:rPr>
+          <w:sz w:val="22"/>
+          <w:szCs w:val="22"/>
+        </w:rPr>
       </w:pPr>
-      <w:hyperlink r:id="rId8" w:history="1">
+      <w:hyperlink r:id="rId9" w:history="1">
         <w:r>
           <w:rPr>
             <w:rStyle w:val="Hyperlink"/>
+            <w:sz w:val="22"/>
+            <w:szCs w:val="22"/>
           </w:rPr>
           <w:t>https://learn.microsoft.com/en-us/sysinternals/downloads/zoomit</w:t>
         </w:r>
@@ -112,24 +237,24 @@
       <w:pPr>
         <w:pStyle w:val="NoSpacing"/>
         <w:jc w:val="center"/>
+        <w:rPr>
+          <w:sz w:val="22"/>
+          <w:szCs w:val="22"/>
+        </w:rPr>
       </w:pPr>
       <w:r>
+        <w:rPr>
+          <w:sz w:val="22"/>
+          <w:szCs w:val="22"/>
+        </w:rPr>
         <w:t xml:space="preserve">Power Toys </w:t>
       </w:r>
-      <w:r>
-        <w:rPr>
-          <w:b/>
-          <w:bCs/>
-        </w:rPr>
-        <w:t>(NEW)</w:t>
-      </w:r>
-      <w:r>
-        <w:t xml:space="preserve"> </w:t>
-      </w:r>
-      <w:hyperlink r:id="rId9" w:history="1">
+      <w:hyperlink r:id="rId10" w:history="1">
         <w:r>
           <w:rPr>
             <w:rStyle w:val="Hyperlink"/>
+            <w:sz w:val="22"/>
+            <w:szCs w:val="22"/>
           </w:rPr>
           <w:t>https://learn.microsoft.com/en-us/windows/powertoys/</w:t>
         </w:r>
@@ -768,7 +893,29 @@
                 <w:szCs w:val="28"/>
                 <w14:ligatures w14:val="none"/>
               </w:rPr>
-              <w:t>Increase/Decrease Line And Cursor Size (Drawing Mode)</w:t>
+              <w:t xml:space="preserve">Increase/Decrease Line </w:t>
+            </w:r>
+            <w:r>
+              <w:rPr>
+                <w:rFonts w:ascii="Cambria" w:eastAsia="Times New Roman" w:hAnsi="Cambria" w:cs="Times New Roman"/>
+                <w:color w:val="000000"/>
+                <w:kern w:val="0"/>
+                <w:sz w:val="28"/>
+                <w:szCs w:val="28"/>
+                <w14:ligatures w14:val="none"/>
+              </w:rPr>
+              <w:t>and</w:t>
+            </w:r>
+            <w:r>
+              <w:rPr>
+                <w:rFonts w:ascii="Cambria" w:eastAsia="Times New Roman" w:hAnsi="Cambria" w:cs="Times New Roman"/>
+                <w:color w:val="000000"/>
+                <w:kern w:val="0"/>
+                <w:sz w:val="28"/>
+                <w:szCs w:val="28"/>
+                <w14:ligatures w14:val="none"/>
+              </w:rPr>
+              <w:t xml:space="preserve"> Cursor Size (Drawing Mode)</w:t>
             </w:r>
           </w:p>
         </w:tc>
@@ -928,7 +1075,29 @@
                 <w:szCs w:val="28"/>
                 <w14:ligatures w14:val="none"/>
               </w:rPr>
-              <w:t>Whiteboard (Drawing Mode)</w:t>
+              <w:t>Whiteboard</w:t>
+            </w:r>
+            <w:r>
+              <w:rPr>
+                <w:rFonts w:ascii="Cambria" w:eastAsia="Times New Roman" w:hAnsi="Cambria" w:cs="Times New Roman"/>
+                <w:color w:val="000000"/>
+                <w:kern w:val="0"/>
+                <w:sz w:val="28"/>
+                <w:szCs w:val="28"/>
+                <w14:ligatures w14:val="none"/>
+              </w:rPr>
+              <w:t xml:space="preserve"> </w:t>
+            </w:r>
+            <w:r>
+              <w:rPr>
+                <w:rFonts w:ascii="Cambria" w:eastAsia="Times New Roman" w:hAnsi="Cambria" w:cs="Times New Roman"/>
+                <w:color w:val="000000"/>
+                <w:kern w:val="0"/>
+                <w:sz w:val="28"/>
+                <w:szCs w:val="28"/>
+                <w14:ligatures w14:val="none"/>
+              </w:rPr>
+              <w:t>(Drawing Mode)</w:t>
             </w:r>
           </w:p>
         </w:tc>
@@ -956,6 +1125,17 @@
                 <w14:ligatures w14:val="none"/>
               </w:rPr>
             </w:pPr>
+            <w:r>
+              <w:rPr>
+                <w:rFonts w:ascii="Cambria" w:eastAsia="Times New Roman" w:hAnsi="Cambria" w:cs="Times New Roman"/>
+                <w:color w:val="000000"/>
+                <w:kern w:val="0"/>
+                <w:sz w:val="28"/>
+                <w:szCs w:val="28"/>
+                <w14:ligatures w14:val="none"/>
+              </w:rPr>
+              <w:t xml:space="preserve">Ctrl + </w:t>
+            </w:r>
             <w:r>
               <w:rPr>
                 <w:rFonts w:ascii="Cambria" w:eastAsia="Times New Roman" w:hAnsi="Cambria" w:cs="Times New Roman"/>
@@ -1045,6 +1225,17 @@
                 <w:szCs w:val="28"/>
                 <w14:ligatures w14:val="none"/>
               </w:rPr>
+              <w:t xml:space="preserve">Ctrl + </w:t>
+            </w:r>
+            <w:r>
+              <w:rPr>
+                <w:rFonts w:ascii="Cambria" w:eastAsia="Times New Roman" w:hAnsi="Cambria" w:cs="Times New Roman"/>
+                <w:color w:val="000000"/>
+                <w:kern w:val="0"/>
+                <w:sz w:val="28"/>
+                <w:szCs w:val="28"/>
+                <w14:ligatures w14:val="none"/>
+              </w:rPr>
               <w:t>K</w:t>
             </w:r>
           </w:p>
@@ -1305,52 +1496,43 @@
               <w:right w:val="single" w:sz="4" w:space="0" w:color="auto"/>
             </w:tcBorders>
             <w:vAlign w:val="center"/>
-            <w:hideMark/>
-          </w:tcPr>
-          <w:p>
-            <w:pPr>
-              <w:spacing w:after="0" w:line="240" w:lineRule="auto"/>
-              <w:rPr>
-                <w:rFonts w:ascii="Cambria" w:eastAsia="Times New Roman" w:hAnsi="Cambria" w:cs="Times New Roman"/>
-                <w:color w:val="000000"/>
-                <w:kern w:val="0"/>
-                <w:sz w:val="28"/>
-                <w:szCs w:val="28"/>
-                <w14:ligatures w14:val="none"/>
-              </w:rPr>
-            </w:pPr>
-            <w:r>
-              <w:rPr>
-                <w:rFonts w:ascii="Cambria" w:eastAsia="Times New Roman" w:hAnsi="Cambria" w:cs="Times New Roman"/>
-                <w:color w:val="000000"/>
-                <w:kern w:val="0"/>
-                <w:sz w:val="28"/>
-                <w:szCs w:val="28"/>
-                <w14:ligatures w14:val="none"/>
-              </w:rPr>
-              <w:t>Red Pen</w:t>
-            </w:r>
-            <w:r>
-              <w:rPr>
-                <w:rFonts w:ascii="Cambria" w:eastAsia="Times New Roman" w:hAnsi="Cambria" w:cs="Times New Roman"/>
-                <w:color w:val="000000"/>
-                <w:kern w:val="0"/>
-                <w:sz w:val="28"/>
-                <w:szCs w:val="28"/>
-                <w14:ligatures w14:val="none"/>
-              </w:rPr>
-              <w:t xml:space="preserve"> // </w:t>
-            </w:r>
-            <w:r>
-              <w:rPr>
-                <w:rFonts w:ascii="Cambria" w:eastAsia="Times New Roman" w:hAnsi="Cambria" w:cs="Times New Roman"/>
-                <w:color w:val="000000"/>
-                <w:kern w:val="0"/>
-                <w:sz w:val="28"/>
-                <w:szCs w:val="28"/>
-                <w14:ligatures w14:val="none"/>
-              </w:rPr>
-              <w:t>Red Highlight Pen</w:t>
+          </w:tcPr>
+          <w:p>
+            <w:pPr>
+              <w:spacing w:after="0" w:line="240" w:lineRule="auto"/>
+              <w:rPr>
+                <w:rFonts w:ascii="Cambria" w:eastAsia="Times New Roman" w:hAnsi="Cambria" w:cs="Times New Roman"/>
+                <w:color w:val="000000"/>
+                <w:kern w:val="0"/>
+                <w:sz w:val="28"/>
+                <w:szCs w:val="28"/>
+                <w14:ligatures w14:val="none"/>
+              </w:rPr>
+            </w:pPr>
+            <w:commentRangeStart w:id="0"/>
+            <w:r>
+              <w:rPr>
+                <w:rFonts w:ascii="Cambria" w:eastAsia="Times New Roman" w:hAnsi="Cambria" w:cs="Times New Roman"/>
+                <w:color w:val="000000"/>
+                <w:kern w:val="0"/>
+                <w:sz w:val="28"/>
+                <w:szCs w:val="28"/>
+                <w14:ligatures w14:val="none"/>
+              </w:rPr>
+              <w:t>Change Pen Color</w:t>
+            </w:r>
+            <w:commentRangeEnd w:id="0"/>
+            <w:r>
+              <w:rPr>
+                <w:rStyle w:val="CommentReference"/>
+                <w:rFonts w:ascii="Cambria" w:eastAsia="Times New Roman" w:hAnsi="Cambria" w:cs="Times New Roman"/>
+                <w:color w:val="000000"/>
+                <w:kern w:val="0"/>
+                <w:sz w:val="28"/>
+                <w:szCs w:val="28"/>
+                <w14:ligatures w14:val="none"/>
+              </w:rPr>
+              <w:commentReference w:id="0"/>
             </w:r>
           </w:p>
         </w:tc>
@@ -1364,52 +1546,903 @@
               <w:right w:val="single" w:sz="4" w:space="0" w:color="auto"/>
             </w:tcBorders>
             <w:vAlign w:val="center"/>
-            <w:hideMark/>
-          </w:tcPr>
-          <w:p>
-            <w:pPr>
-              <w:spacing w:after="0" w:line="240" w:lineRule="auto"/>
-              <w:rPr>
-                <w:rFonts w:ascii="Cambria" w:eastAsia="Times New Roman" w:hAnsi="Cambria" w:cs="Times New Roman"/>
-                <w:color w:val="000000"/>
-                <w:kern w:val="0"/>
-                <w:sz w:val="28"/>
-                <w:szCs w:val="28"/>
-                <w14:ligatures w14:val="none"/>
-              </w:rPr>
-            </w:pPr>
-            <w:r>
-              <w:rPr>
-                <w:rFonts w:ascii="Cambria" w:eastAsia="Times New Roman" w:hAnsi="Cambria" w:cs="Times New Roman"/>
-                <w:color w:val="000000"/>
-                <w:kern w:val="0"/>
-                <w:sz w:val="28"/>
-                <w:szCs w:val="28"/>
-                <w14:ligatures w14:val="none"/>
-              </w:rPr>
-              <w:t>R</w:t>
-            </w:r>
-            <w:r>
-              <w:rPr>
-                <w:rFonts w:ascii="Cambria" w:eastAsia="Times New Roman" w:hAnsi="Cambria" w:cs="Times New Roman"/>
-                <w:color w:val="000000"/>
-                <w:kern w:val="0"/>
-                <w:sz w:val="28"/>
-                <w:szCs w:val="28"/>
-                <w14:ligatures w14:val="none"/>
-              </w:rPr>
-              <w:t xml:space="preserve"> // </w:t>
-            </w:r>
-            <w:r>
-              <w:rPr>
-                <w:rFonts w:ascii="Cambria" w:eastAsia="Times New Roman" w:hAnsi="Cambria" w:cs="Times New Roman"/>
-                <w:color w:val="000000"/>
-                <w:kern w:val="0"/>
-                <w:sz w:val="28"/>
-                <w:szCs w:val="28"/>
-                <w14:ligatures w14:val="none"/>
-              </w:rPr>
-              <w:t>Shift + R</w:t>
+          </w:tcPr>
+          <w:p>
+            <w:pPr>
+              <w:spacing w:after="0" w:line="240" w:lineRule="auto"/>
+              <w:rPr>
+                <w:rFonts w:ascii="Cambria" w:eastAsia="Times New Roman" w:hAnsi="Cambria" w:cs="Times New Roman"/>
+                <w:color w:val="000000"/>
+                <w:kern w:val="0"/>
+                <w:sz w:val="28"/>
+                <w:szCs w:val="28"/>
+                <w14:ligatures w14:val="none"/>
+              </w:rPr>
+            </w:pPr>
+            <w:r>
+              <w:rPr>
+                <w:rFonts w:ascii="Cambria" w:eastAsia="Times New Roman" w:hAnsi="Cambria" w:cs="Times New Roman"/>
+                <w:color w:val="000000"/>
+                <w:kern w:val="0"/>
+                <w:sz w:val="28"/>
+                <w:szCs w:val="28"/>
+                <w14:ligatures w14:val="none"/>
+              </w:rPr>
+              <w:t xml:space="preserve">Type </w:t>
+            </w:r>
+            <w:r>
+              <w:rPr>
+                <w:rFonts w:ascii="Cambria" w:eastAsia="Times New Roman" w:hAnsi="Cambria" w:cs="Times New Roman"/>
+                <w:b/>
+                <w:bCs/>
+                <w:color w:val="FF0000"/>
+                <w:kern w:val="0"/>
+                <w:sz w:val="28"/>
+                <w:szCs w:val="28"/>
+                <w14:ligatures w14:val="none"/>
+              </w:rPr>
+              <w:t>r</w:t>
+            </w:r>
+            <w:r>
+              <w:rPr>
+                <w:rFonts w:ascii="Cambria" w:eastAsia="Times New Roman" w:hAnsi="Cambria" w:cs="Times New Roman"/>
+                <w:color w:val="FF0000"/>
+                <w:kern w:val="0"/>
+                <w:sz w:val="28"/>
+                <w:szCs w:val="28"/>
+                <w14:ligatures w14:val="none"/>
+              </w:rPr>
+              <w:t xml:space="preserve"> -red</w:t>
+            </w:r>
+            <w:r>
+              <w:rPr>
+                <w:rFonts w:ascii="Cambria" w:eastAsia="Times New Roman" w:hAnsi="Cambria" w:cs="Times New Roman"/>
+                <w:color w:val="000000"/>
+                <w:kern w:val="0"/>
+                <w:sz w:val="28"/>
+                <w:szCs w:val="28"/>
+                <w14:ligatures w14:val="none"/>
+              </w:rPr>
+              <w:t xml:space="preserve">, </w:t>
+            </w:r>
+            <w:r>
+              <w:rPr>
+                <w:rFonts w:ascii="Cambria" w:eastAsia="Times New Roman" w:hAnsi="Cambria" w:cs="Times New Roman"/>
+                <w:b/>
+                <w:bCs/>
+                <w:color w:val="00FF00"/>
+                <w:kern w:val="0"/>
+                <w:sz w:val="28"/>
+                <w:szCs w:val="28"/>
+                <w14:ligatures w14:val="none"/>
+              </w:rPr>
+              <w:t>g</w:t>
+            </w:r>
+            <w:r>
+              <w:rPr>
+                <w:rFonts w:ascii="Cambria" w:eastAsia="Times New Roman" w:hAnsi="Cambria" w:cs="Times New Roman"/>
+                <w:color w:val="00FF00"/>
+                <w:kern w:val="0"/>
+                <w:sz w:val="28"/>
+                <w:szCs w:val="28"/>
+                <w14:ligatures w14:val="none"/>
+              </w:rPr>
+              <w:t xml:space="preserve"> - green</w:t>
+            </w:r>
+            <w:r>
+              <w:rPr>
+                <w:rFonts w:ascii="Cambria" w:eastAsia="Times New Roman" w:hAnsi="Cambria" w:cs="Times New Roman"/>
+                <w:color w:val="000000"/>
+                <w:kern w:val="0"/>
+                <w:sz w:val="28"/>
+                <w:szCs w:val="28"/>
+                <w14:ligatures w14:val="none"/>
+              </w:rPr>
+              <w:t xml:space="preserve">, </w:t>
+            </w:r>
+            <w:r>
+              <w:rPr>
+                <w:rFonts w:ascii="Cambria" w:eastAsia="Times New Roman" w:hAnsi="Cambria" w:cs="Times New Roman"/>
+                <w:b/>
+                <w:bCs/>
+                <w:color w:val="0000FF"/>
+                <w:kern w:val="0"/>
+                <w:sz w:val="28"/>
+                <w:szCs w:val="28"/>
+                <w14:ligatures w14:val="none"/>
+              </w:rPr>
+              <w:t>b</w:t>
+            </w:r>
+            <w:r>
+              <w:rPr>
+                <w:rFonts w:ascii="Cambria" w:eastAsia="Times New Roman" w:hAnsi="Cambria" w:cs="Times New Roman"/>
+                <w:color w:val="0000FF"/>
+                <w:kern w:val="0"/>
+                <w:sz w:val="28"/>
+                <w:szCs w:val="28"/>
+                <w14:ligatures w14:val="none"/>
+              </w:rPr>
+              <w:t xml:space="preserve"> - blue</w:t>
+            </w:r>
+            <w:r>
+              <w:rPr>
+                <w:rFonts w:ascii="Cambria" w:eastAsia="Times New Roman" w:hAnsi="Cambria" w:cs="Times New Roman"/>
+                <w:color w:val="000000"/>
+                <w:kern w:val="0"/>
+                <w:sz w:val="28"/>
+                <w:szCs w:val="28"/>
+                <w14:ligatures w14:val="none"/>
+              </w:rPr>
+              <w:t xml:space="preserve">, </w:t>
+            </w:r>
+            <w:r>
+              <w:rPr>
+                <w:rFonts w:ascii="Cambria" w:eastAsia="Times New Roman" w:hAnsi="Cambria" w:cs="Times New Roman"/>
+                <w:b/>
+                <w:bCs/>
+                <w:color w:val="FFA500"/>
+                <w:kern w:val="0"/>
+                <w:sz w:val="28"/>
+                <w:szCs w:val="28"/>
+                <w14:ligatures w14:val="none"/>
+              </w:rPr>
+              <w:t>o</w:t>
+            </w:r>
+            <w:r>
+              <w:rPr>
+                <w:rFonts w:ascii="Cambria" w:eastAsia="Times New Roman" w:hAnsi="Cambria" w:cs="Times New Roman"/>
+                <w:color w:val="FFA500"/>
+                <w:kern w:val="0"/>
+                <w:sz w:val="28"/>
+                <w:szCs w:val="28"/>
+                <w14:ligatures w14:val="none"/>
+              </w:rPr>
+              <w:t xml:space="preserve"> - orange</w:t>
+            </w:r>
+            <w:r>
+              <w:rPr>
+                <w:rFonts w:ascii="Cambria" w:eastAsia="Times New Roman" w:hAnsi="Cambria" w:cs="Times New Roman"/>
+                <w:color w:val="000000"/>
+                <w:kern w:val="0"/>
+                <w:sz w:val="28"/>
+                <w:szCs w:val="28"/>
+                <w14:ligatures w14:val="none"/>
+              </w:rPr>
+              <w:t xml:space="preserve">, </w:t>
+            </w:r>
+            <w:r>
+              <w:rPr>
+                <w:rFonts w:ascii="Cambria" w:eastAsia="Times New Roman" w:hAnsi="Cambria" w:cs="Times New Roman"/>
+                <w:b/>
+                <w:bCs/>
+                <w:color w:val="FFC0CD"/>
+                <w:kern w:val="0"/>
+                <w:sz w:val="28"/>
+                <w:szCs w:val="28"/>
+                <w14:ligatures w14:val="none"/>
+              </w:rPr>
+              <w:t>p</w:t>
+            </w:r>
+            <w:r>
+              <w:rPr>
+                <w:rFonts w:ascii="Cambria" w:eastAsia="Times New Roman" w:hAnsi="Cambria" w:cs="Times New Roman"/>
+                <w:color w:val="FFC0CD"/>
+                <w:kern w:val="0"/>
+                <w:sz w:val="28"/>
+                <w:szCs w:val="28"/>
+                <w14:ligatures w14:val="none"/>
+              </w:rPr>
+              <w:t xml:space="preserve"> - pink</w:t>
+            </w:r>
+            <w:r>
+              <w:rPr>
+                <w:rFonts w:ascii="Cambria" w:eastAsia="Times New Roman" w:hAnsi="Cambria" w:cs="Times New Roman"/>
+                <w:color w:val="000000"/>
+                <w:kern w:val="0"/>
+                <w:sz w:val="28"/>
+                <w:szCs w:val="28"/>
+                <w14:ligatures w14:val="none"/>
+              </w:rPr>
+              <w:t xml:space="preserve">, </w:t>
+            </w:r>
+            <w:r>
+              <w:rPr>
+                <w:rFonts w:ascii="Cambria" w:eastAsia="Times New Roman" w:hAnsi="Cambria" w:cs="Times New Roman"/>
+                <w:b/>
+                <w:bCs/>
+                <w:kern w:val="0"/>
+                <w:sz w:val="28"/>
+                <w:szCs w:val="28"/>
+                <w:highlight w:val="yellow"/>
+                <w14:ligatures w14:val="none"/>
+              </w:rPr>
+              <w:t>y</w:t>
+            </w:r>
+            <w:r>
+              <w:rPr>
+                <w:rFonts w:ascii="Cambria" w:eastAsia="Times New Roman" w:hAnsi="Cambria" w:cs="Times New Roman"/>
+                <w:kern w:val="0"/>
+                <w:sz w:val="28"/>
+                <w:szCs w:val="28"/>
+                <w:highlight w:val="yellow"/>
+                <w14:ligatures w14:val="none"/>
+              </w:rPr>
+              <w:t xml:space="preserve"> - yellow</w:t>
+            </w:r>
+            <w:r>
+              <w:rPr>
+                <w:rFonts w:ascii="Cambria" w:eastAsia="Times New Roman" w:hAnsi="Cambria" w:cs="Times New Roman"/>
+                <w:kern w:val="0"/>
+                <w:sz w:val="28"/>
+                <w:szCs w:val="28"/>
+                <w14:ligatures w14:val="none"/>
+              </w:rPr>
+              <w:t xml:space="preserve">; </w:t>
+            </w:r>
+            <w:r>
+              <w:rPr>
+                <w:rFonts w:ascii="Cambria" w:eastAsia="Times New Roman" w:hAnsi="Cambria" w:cs="Times New Roman"/>
+                <w:b/>
+                <w:bCs/>
+                <w:color w:val="000000"/>
+                <w:kern w:val="0"/>
+                <w:sz w:val="28"/>
+                <w:szCs w:val="28"/>
+                <w14:ligatures w14:val="none"/>
+              </w:rPr>
+              <w:t>k</w:t>
+            </w:r>
+            <w:r>
+              <w:rPr>
+                <w:rFonts w:ascii="Cambria" w:eastAsia="Times New Roman" w:hAnsi="Cambria" w:cs="Times New Roman"/>
+                <w:color w:val="000000"/>
+                <w:kern w:val="0"/>
+                <w:sz w:val="28"/>
+                <w:szCs w:val="28"/>
+                <w14:ligatures w14:val="none"/>
+              </w:rPr>
+              <w:t xml:space="preserve"> - black, </w:t>
+            </w:r>
+            <w:r>
+              <w:rPr>
+                <w:rFonts w:ascii="Cambria" w:eastAsia="Times New Roman" w:hAnsi="Cambria" w:cs="Times New Roman"/>
+                <w:b/>
+                <w:bCs/>
+                <w:color w:val="FFFFFF" w:themeColor="background1"/>
+                <w:kern w:val="0"/>
+                <w:sz w:val="28"/>
+                <w:szCs w:val="28"/>
+                <w:highlight w:val="black"/>
+                <w14:ligatures w14:val="none"/>
+              </w:rPr>
+              <w:t>w</w:t>
+            </w:r>
+            <w:r>
+              <w:rPr>
+                <w:rFonts w:ascii="Cambria" w:eastAsia="Times New Roman" w:hAnsi="Cambria" w:cs="Times New Roman"/>
+                <w:color w:val="FFFFFF" w:themeColor="background1"/>
+                <w:kern w:val="0"/>
+                <w:sz w:val="28"/>
+                <w:szCs w:val="28"/>
+                <w:highlight w:val="black"/>
+                <w14:ligatures w14:val="none"/>
+              </w:rPr>
+              <w:t xml:space="preserve"> - white</w:t>
+            </w:r>
+          </w:p>
+        </w:tc>
+      </w:tr>
+      <w:tr>
+        <w:trPr>
+          <w:trHeight w:val="20"/>
+          <w:jc w:val="center"/>
+        </w:trPr>
+        <w:tc>
+          <w:tcPr>
+            <w:tcW w:w="4855" w:type="dxa"/>
+            <w:tcBorders>
+              <w:top w:val="nil"/>
+              <w:left w:val="single" w:sz="4" w:space="0" w:color="auto"/>
+              <w:bottom w:val="single" w:sz="4" w:space="0" w:color="auto"/>
+              <w:right w:val="single" w:sz="4" w:space="0" w:color="auto"/>
+            </w:tcBorders>
+            <w:vAlign w:val="center"/>
+          </w:tcPr>
+          <w:p>
+            <w:pPr>
+              <w:spacing w:after="0" w:line="240" w:lineRule="auto"/>
+              <w:rPr>
+                <w:rFonts w:ascii="Cambria" w:eastAsia="Times New Roman" w:hAnsi="Cambria" w:cs="Times New Roman"/>
+                <w:color w:val="000000"/>
+                <w:kern w:val="0"/>
+                <w:sz w:val="28"/>
+                <w:szCs w:val="28"/>
+                <w14:ligatures w14:val="none"/>
+              </w:rPr>
+            </w:pPr>
+            <w:r>
+              <w:rPr>
+                <w:rFonts w:ascii="Cambria" w:eastAsia="Times New Roman" w:hAnsi="Cambria" w:cs="Times New Roman"/>
+                <w:color w:val="000000"/>
+                <w:kern w:val="0"/>
+                <w:sz w:val="28"/>
+                <w:szCs w:val="28"/>
+                <w14:ligatures w14:val="none"/>
+              </w:rPr>
+              <w:t>Highlight Pen (</w:t>
+            </w:r>
+            <w:r>
+              <w:rPr>
+                <w:rFonts w:ascii="Cambria" w:eastAsia="Times New Roman" w:hAnsi="Cambria" w:cs="Times New Roman"/>
+                <w:color w:val="000000"/>
+                <w:kern w:val="0"/>
+                <w:sz w:val="28"/>
+                <w:szCs w:val="28"/>
+                <w14:ligatures w14:val="none"/>
+              </w:rPr>
+              <w:t>u</w:t>
+            </w:r>
+            <w:r>
+              <w:rPr>
+                <w:rFonts w:ascii="Cambria" w:eastAsia="Times New Roman" w:hAnsi="Cambria" w:cs="Times New Roman"/>
+                <w:color w:val="000000"/>
+                <w:kern w:val="0"/>
+                <w:sz w:val="28"/>
+                <w:szCs w:val="28"/>
+                <w14:ligatures w14:val="none"/>
+              </w:rPr>
+              <w:t>sage</w:t>
+            </w:r>
+            <w:r>
+              <w:rPr>
+                <w:rFonts w:ascii="Cambria" w:eastAsia="Times New Roman" w:hAnsi="Cambria" w:cs="Times New Roman"/>
+                <w:color w:val="000000"/>
+                <w:kern w:val="0"/>
+                <w:sz w:val="28"/>
+                <w:szCs w:val="28"/>
+                <w14:ligatures w14:val="none"/>
+              </w:rPr>
+              <w:t xml:space="preserve"> is iffy</w:t>
+            </w:r>
+            <w:r>
+              <w:rPr>
+                <w:rFonts w:ascii="Cambria" w:eastAsia="Times New Roman" w:hAnsi="Cambria" w:cs="Times New Roman"/>
+                <w:color w:val="000000"/>
+                <w:kern w:val="0"/>
+                <w:sz w:val="28"/>
+                <w:szCs w:val="28"/>
+                <w14:ligatures w14:val="none"/>
+              </w:rPr>
+              <w:t>)</w:t>
+            </w:r>
+          </w:p>
+        </w:tc>
+        <w:tc>
+          <w:tcPr>
+            <w:tcW w:w="3780" w:type="dxa"/>
+            <w:tcBorders>
+              <w:top w:val="nil"/>
+              <w:left w:val="nil"/>
+              <w:bottom w:val="single" w:sz="4" w:space="0" w:color="auto"/>
+              <w:right w:val="single" w:sz="4" w:space="0" w:color="auto"/>
+            </w:tcBorders>
+            <w:vAlign w:val="center"/>
+          </w:tcPr>
+          <w:p>
+            <w:pPr>
+              <w:spacing w:after="0" w:line="240" w:lineRule="auto"/>
+              <w:rPr>
+                <w:rFonts w:ascii="Cambria" w:eastAsia="Times New Roman" w:hAnsi="Cambria" w:cs="Times New Roman"/>
+                <w:color w:val="000000"/>
+                <w:kern w:val="0"/>
+                <w:sz w:val="28"/>
+                <w:szCs w:val="28"/>
+                <w14:ligatures w14:val="none"/>
+              </w:rPr>
+            </w:pPr>
+            <w:r>
+              <w:rPr>
+                <w:rFonts w:ascii="Cambria" w:eastAsia="Times New Roman" w:hAnsi="Cambria" w:cs="Times New Roman"/>
+                <w:color w:val="000000"/>
+                <w:kern w:val="0"/>
+                <w:sz w:val="28"/>
+                <w:szCs w:val="28"/>
+                <w14:ligatures w14:val="none"/>
+              </w:rPr>
+              <w:t xml:space="preserve">Shift + </w:t>
+            </w:r>
+            <w:r>
+              <w:rPr>
+                <w:rFonts w:ascii="Cambria" w:eastAsia="Times New Roman" w:hAnsi="Cambria" w:cs="Times New Roman"/>
+                <w:i/>
+                <w:iCs/>
+                <w:color w:val="000000"/>
+                <w:kern w:val="0"/>
+                <w:sz w:val="28"/>
+                <w:szCs w:val="28"/>
+                <w14:ligatures w14:val="none"/>
+              </w:rPr>
+              <w:t>&lt;color from above&gt;</w:t>
+            </w:r>
+          </w:p>
+        </w:tc>
+      </w:tr>
+      <w:tr>
+        <w:trPr>
+          <w:trHeight w:val="20"/>
+          <w:jc w:val="center"/>
+        </w:trPr>
+        <w:tc>
+          <w:tcPr>
+            <w:tcW w:w="4855" w:type="dxa"/>
+            <w:tcBorders>
+              <w:top w:val="nil"/>
+              <w:left w:val="single" w:sz="4" w:space="0" w:color="auto"/>
+              <w:bottom w:val="single" w:sz="4" w:space="0" w:color="auto"/>
+              <w:right w:val="single" w:sz="4" w:space="0" w:color="auto"/>
+            </w:tcBorders>
+            <w:vAlign w:val="center"/>
+            <w:hideMark/>
+          </w:tcPr>
+          <w:p>
+            <w:pPr>
+              <w:spacing w:after="0" w:line="240" w:lineRule="auto"/>
+              <w:rPr>
+                <w:rFonts w:ascii="Cambria" w:eastAsia="Times New Roman" w:hAnsi="Cambria" w:cs="Times New Roman"/>
+                <w:color w:val="000000"/>
+                <w:kern w:val="0"/>
+                <w:sz w:val="28"/>
+                <w:szCs w:val="28"/>
+                <w14:ligatures w14:val="none"/>
+              </w:rPr>
+            </w:pPr>
+            <w:r>
+              <w:rPr>
+                <w:rFonts w:ascii="Cambria" w:eastAsia="Times New Roman" w:hAnsi="Cambria" w:cs="Times New Roman"/>
+                <w:color w:val="000000"/>
+                <w:kern w:val="0"/>
+                <w:sz w:val="28"/>
+                <w:szCs w:val="28"/>
+                <w14:ligatures w14:val="none"/>
+              </w:rPr>
+              <w:t>Blur Pen</w:t>
+            </w:r>
+          </w:p>
+        </w:tc>
+        <w:tc>
+          <w:tcPr>
+            <w:tcW w:w="3780" w:type="dxa"/>
+            <w:tcBorders>
+              <w:top w:val="nil"/>
+              <w:left w:val="nil"/>
+              <w:bottom w:val="single" w:sz="4" w:space="0" w:color="auto"/>
+              <w:right w:val="single" w:sz="4" w:space="0" w:color="auto"/>
+            </w:tcBorders>
+            <w:vAlign w:val="center"/>
+            <w:hideMark/>
+          </w:tcPr>
+          <w:p>
+            <w:pPr>
+              <w:spacing w:after="0" w:line="240" w:lineRule="auto"/>
+              <w:rPr>
+                <w:rFonts w:ascii="Cambria" w:eastAsia="Times New Roman" w:hAnsi="Cambria" w:cs="Times New Roman"/>
+                <w:color w:val="000000"/>
+                <w:kern w:val="0"/>
+                <w:sz w:val="28"/>
+                <w:szCs w:val="28"/>
+                <w14:ligatures w14:val="none"/>
+              </w:rPr>
+            </w:pPr>
+            <w:r>
+              <w:rPr>
+                <w:rFonts w:ascii="Cambria" w:eastAsia="Times New Roman" w:hAnsi="Cambria" w:cs="Times New Roman"/>
+                <w:color w:val="000000"/>
+                <w:kern w:val="0"/>
+                <w:sz w:val="28"/>
+                <w:szCs w:val="28"/>
+                <w14:ligatures w14:val="none"/>
+              </w:rPr>
+              <w:t>X</w:t>
+            </w:r>
+          </w:p>
+        </w:tc>
+      </w:tr>
+      <w:tr>
+        <w:trPr>
+          <w:trHeight w:val="20"/>
+          <w:jc w:val="center"/>
+        </w:trPr>
+        <w:tc>
+          <w:tcPr>
+            <w:tcW w:w="4855" w:type="dxa"/>
+            <w:tcBorders>
+              <w:top w:val="nil"/>
+              <w:left w:val="single" w:sz="4" w:space="0" w:color="auto"/>
+              <w:bottom w:val="single" w:sz="4" w:space="0" w:color="auto"/>
+              <w:right w:val="single" w:sz="4" w:space="0" w:color="auto"/>
+            </w:tcBorders>
+            <w:vAlign w:val="center"/>
+            <w:hideMark/>
+          </w:tcPr>
+          <w:p>
+            <w:pPr>
+              <w:spacing w:after="0" w:line="240" w:lineRule="auto"/>
+              <w:rPr>
+                <w:rFonts w:ascii="Cambria" w:eastAsia="Times New Roman" w:hAnsi="Cambria" w:cs="Times New Roman"/>
+                <w:color w:val="000000"/>
+                <w:kern w:val="0"/>
+                <w:sz w:val="28"/>
+                <w:szCs w:val="28"/>
+                <w14:ligatures w14:val="none"/>
+              </w:rPr>
+            </w:pPr>
+            <w:r>
+              <w:rPr>
+                <w:rFonts w:ascii="Cambria" w:eastAsia="Times New Roman" w:hAnsi="Cambria" w:cs="Times New Roman"/>
+                <w:color w:val="000000"/>
+                <w:kern w:val="0"/>
+                <w:sz w:val="28"/>
+                <w:szCs w:val="28"/>
+                <w14:ligatures w14:val="none"/>
+              </w:rPr>
+              <w:t>Draw a Straight Line</w:t>
+            </w:r>
+          </w:p>
+        </w:tc>
+        <w:tc>
+          <w:tcPr>
+            <w:tcW w:w="3780" w:type="dxa"/>
+            <w:tcBorders>
+              <w:top w:val="nil"/>
+              <w:left w:val="nil"/>
+              <w:bottom w:val="single" w:sz="4" w:space="0" w:color="auto"/>
+              <w:right w:val="single" w:sz="4" w:space="0" w:color="auto"/>
+            </w:tcBorders>
+            <w:vAlign w:val="center"/>
+            <w:hideMark/>
+          </w:tcPr>
+          <w:p>
+            <w:pPr>
+              <w:spacing w:after="0" w:line="240" w:lineRule="auto"/>
+              <w:rPr>
+                <w:rFonts w:ascii="Cambria" w:eastAsia="Times New Roman" w:hAnsi="Cambria" w:cs="Times New Roman"/>
+                <w:color w:val="000000"/>
+                <w:kern w:val="0"/>
+                <w:sz w:val="28"/>
+                <w:szCs w:val="28"/>
+                <w14:ligatures w14:val="none"/>
+              </w:rPr>
+            </w:pPr>
+            <w:r>
+              <w:rPr>
+                <w:rFonts w:ascii="Cambria" w:eastAsia="Times New Roman" w:hAnsi="Cambria" w:cs="Times New Roman"/>
+                <w:color w:val="000000"/>
+                <w:kern w:val="0"/>
+                <w:sz w:val="28"/>
+                <w:szCs w:val="28"/>
+                <w14:ligatures w14:val="none"/>
+              </w:rPr>
+              <w:t>Hold Shift</w:t>
+            </w:r>
+          </w:p>
+        </w:tc>
+      </w:tr>
+      <w:tr>
+        <w:trPr>
+          <w:trHeight w:val="20"/>
+          <w:jc w:val="center"/>
+        </w:trPr>
+        <w:tc>
+          <w:tcPr>
+            <w:tcW w:w="4855" w:type="dxa"/>
+            <w:tcBorders>
+              <w:top w:val="nil"/>
+              <w:left w:val="single" w:sz="4" w:space="0" w:color="auto"/>
+              <w:bottom w:val="single" w:sz="4" w:space="0" w:color="auto"/>
+              <w:right w:val="single" w:sz="4" w:space="0" w:color="auto"/>
+            </w:tcBorders>
+            <w:vAlign w:val="center"/>
+            <w:hideMark/>
+          </w:tcPr>
+          <w:p>
+            <w:pPr>
+              <w:spacing w:after="0" w:line="240" w:lineRule="auto"/>
+              <w:rPr>
+                <w:rFonts w:ascii="Cambria" w:eastAsia="Times New Roman" w:hAnsi="Cambria" w:cs="Times New Roman"/>
+                <w:color w:val="000000"/>
+                <w:kern w:val="0"/>
+                <w:sz w:val="28"/>
+                <w:szCs w:val="28"/>
+                <w14:ligatures w14:val="none"/>
+              </w:rPr>
+            </w:pPr>
+            <w:r>
+              <w:rPr>
+                <w:rFonts w:ascii="Cambria" w:eastAsia="Times New Roman" w:hAnsi="Cambria" w:cs="Times New Roman"/>
+                <w:color w:val="000000"/>
+                <w:kern w:val="0"/>
+                <w:sz w:val="28"/>
+                <w:szCs w:val="28"/>
+                <w14:ligatures w14:val="none"/>
+              </w:rPr>
+              <w:t>Draw a Rectangle</w:t>
+            </w:r>
+          </w:p>
+        </w:tc>
+        <w:tc>
+          <w:tcPr>
+            <w:tcW w:w="3780" w:type="dxa"/>
+            <w:tcBorders>
+              <w:top w:val="nil"/>
+              <w:left w:val="nil"/>
+              <w:bottom w:val="single" w:sz="4" w:space="0" w:color="auto"/>
+              <w:right w:val="single" w:sz="4" w:space="0" w:color="auto"/>
+            </w:tcBorders>
+            <w:vAlign w:val="center"/>
+            <w:hideMark/>
+          </w:tcPr>
+          <w:p>
+            <w:pPr>
+              <w:spacing w:after="0" w:line="240" w:lineRule="auto"/>
+              <w:rPr>
+                <w:rFonts w:ascii="Cambria" w:eastAsia="Times New Roman" w:hAnsi="Cambria" w:cs="Times New Roman"/>
+                <w:color w:val="000000"/>
+                <w:kern w:val="0"/>
+                <w:sz w:val="28"/>
+                <w:szCs w:val="28"/>
+                <w14:ligatures w14:val="none"/>
+              </w:rPr>
+            </w:pPr>
+            <w:r>
+              <w:rPr>
+                <w:rFonts w:ascii="Cambria" w:eastAsia="Times New Roman" w:hAnsi="Cambria" w:cs="Times New Roman"/>
+                <w:color w:val="000000"/>
+                <w:kern w:val="0"/>
+                <w:sz w:val="28"/>
+                <w:szCs w:val="28"/>
+                <w14:ligatures w14:val="none"/>
+              </w:rPr>
+              <w:t>Hold Ctrl</w:t>
+            </w:r>
+          </w:p>
+        </w:tc>
+      </w:tr>
+      <w:tr>
+        <w:trPr>
+          <w:trHeight w:val="20"/>
+          <w:jc w:val="center"/>
+        </w:trPr>
+        <w:tc>
+          <w:tcPr>
+            <w:tcW w:w="4855" w:type="dxa"/>
+            <w:tcBorders>
+              <w:top w:val="nil"/>
+              <w:left w:val="single" w:sz="4" w:space="0" w:color="auto"/>
+              <w:bottom w:val="single" w:sz="4" w:space="0" w:color="auto"/>
+              <w:right w:val="single" w:sz="4" w:space="0" w:color="auto"/>
+            </w:tcBorders>
+            <w:vAlign w:val="center"/>
+            <w:hideMark/>
+          </w:tcPr>
+          <w:p>
+            <w:pPr>
+              <w:spacing w:after="0" w:line="240" w:lineRule="auto"/>
+              <w:rPr>
+                <w:rFonts w:ascii="Cambria" w:eastAsia="Times New Roman" w:hAnsi="Cambria" w:cs="Times New Roman"/>
+                <w:color w:val="000000"/>
+                <w:kern w:val="0"/>
+                <w:sz w:val="28"/>
+                <w:szCs w:val="28"/>
+                <w14:ligatures w14:val="none"/>
+              </w:rPr>
+            </w:pPr>
+            <w:r>
+              <w:rPr>
+                <w:rFonts w:ascii="Cambria" w:eastAsia="Times New Roman" w:hAnsi="Cambria" w:cs="Times New Roman"/>
+                <w:color w:val="000000"/>
+                <w:kern w:val="0"/>
+                <w:sz w:val="28"/>
+                <w:szCs w:val="28"/>
+                <w14:ligatures w14:val="none"/>
+              </w:rPr>
+              <w:t>Draw an Ellipse</w:t>
+            </w:r>
+          </w:p>
+        </w:tc>
+        <w:tc>
+          <w:tcPr>
+            <w:tcW w:w="3780" w:type="dxa"/>
+            <w:tcBorders>
+              <w:top w:val="nil"/>
+              <w:left w:val="nil"/>
+              <w:bottom w:val="single" w:sz="4" w:space="0" w:color="auto"/>
+              <w:right w:val="single" w:sz="4" w:space="0" w:color="auto"/>
+            </w:tcBorders>
+            <w:vAlign w:val="center"/>
+            <w:hideMark/>
+          </w:tcPr>
+          <w:p>
+            <w:pPr>
+              <w:spacing w:after="0" w:line="240" w:lineRule="auto"/>
+              <w:rPr>
+                <w:rFonts w:ascii="Cambria" w:eastAsia="Times New Roman" w:hAnsi="Cambria" w:cs="Times New Roman"/>
+                <w:color w:val="000000"/>
+                <w:kern w:val="0"/>
+                <w:sz w:val="28"/>
+                <w:szCs w:val="28"/>
+                <w14:ligatures w14:val="none"/>
+              </w:rPr>
+            </w:pPr>
+            <w:r>
+              <w:rPr>
+                <w:rFonts w:ascii="Cambria" w:eastAsia="Times New Roman" w:hAnsi="Cambria" w:cs="Times New Roman"/>
+                <w:color w:val="000000"/>
+                <w:kern w:val="0"/>
+                <w:sz w:val="28"/>
+                <w:szCs w:val="28"/>
+                <w14:ligatures w14:val="none"/>
+              </w:rPr>
+              <w:t>Hold Tab</w:t>
+            </w:r>
+          </w:p>
+        </w:tc>
+      </w:tr>
+      <w:tr>
+        <w:trPr>
+          <w:trHeight w:val="47"/>
+          <w:jc w:val="center"/>
+        </w:trPr>
+        <w:tc>
+          <w:tcPr>
+            <w:tcW w:w="4855" w:type="dxa"/>
+            <w:tcBorders>
+              <w:top w:val="nil"/>
+              <w:left w:val="single" w:sz="4" w:space="0" w:color="auto"/>
+              <w:bottom w:val="single" w:sz="4" w:space="0" w:color="auto"/>
+              <w:right w:val="single" w:sz="4" w:space="0" w:color="auto"/>
+            </w:tcBorders>
+            <w:vAlign w:val="center"/>
+            <w:hideMark/>
+          </w:tcPr>
+          <w:p>
+            <w:pPr>
+              <w:spacing w:after="0" w:line="240" w:lineRule="auto"/>
+              <w:rPr>
+                <w:rFonts w:ascii="Cambria" w:eastAsia="Times New Roman" w:hAnsi="Cambria" w:cs="Times New Roman"/>
+                <w:color w:val="000000"/>
+                <w:kern w:val="0"/>
+                <w:sz w:val="28"/>
+                <w:szCs w:val="28"/>
+                <w14:ligatures w14:val="none"/>
+              </w:rPr>
+            </w:pPr>
+            <w:r>
+              <w:rPr>
+                <w:rFonts w:ascii="Cambria" w:eastAsia="Times New Roman" w:hAnsi="Cambria" w:cs="Times New Roman"/>
+                <w:color w:val="000000"/>
+                <w:kern w:val="0"/>
+                <w:sz w:val="28"/>
+                <w:szCs w:val="28"/>
+                <w14:ligatures w14:val="none"/>
+              </w:rPr>
+              <w:t>Draw an Arrow</w:t>
+            </w:r>
+          </w:p>
+        </w:tc>
+        <w:tc>
+          <w:tcPr>
+            <w:tcW w:w="3780" w:type="dxa"/>
+            <w:tcBorders>
+              <w:top w:val="nil"/>
+              <w:left w:val="nil"/>
+              <w:bottom w:val="single" w:sz="4" w:space="0" w:color="auto"/>
+              <w:right w:val="single" w:sz="4" w:space="0" w:color="auto"/>
+            </w:tcBorders>
+            <w:vAlign w:val="center"/>
+            <w:hideMark/>
+          </w:tcPr>
+          <w:p>
+            <w:pPr>
+              <w:spacing w:after="0" w:line="240" w:lineRule="auto"/>
+              <w:rPr>
+                <w:rFonts w:ascii="Cambria" w:eastAsia="Times New Roman" w:hAnsi="Cambria" w:cs="Times New Roman"/>
+                <w:color w:val="000000"/>
+                <w:kern w:val="0"/>
+                <w:sz w:val="28"/>
+                <w:szCs w:val="28"/>
+                <w14:ligatures w14:val="none"/>
+              </w:rPr>
+            </w:pPr>
+            <w:r>
+              <w:rPr>
+                <w:rFonts w:ascii="Cambria" w:eastAsia="Times New Roman" w:hAnsi="Cambria" w:cs="Times New Roman"/>
+                <w:color w:val="000000"/>
+                <w:kern w:val="0"/>
+                <w:sz w:val="28"/>
+                <w:szCs w:val="28"/>
+                <w14:ligatures w14:val="none"/>
+              </w:rPr>
+              <w:t>Hold Ctrl + Shift</w:t>
+            </w:r>
+          </w:p>
+        </w:tc>
+      </w:tr>
+      <w:tr>
+        <w:trPr>
+          <w:trHeight w:val="20"/>
+          <w:jc w:val="center"/>
+        </w:trPr>
+        <w:tc>
+          <w:tcPr>
+            <w:tcW w:w="4855" w:type="dxa"/>
+            <w:tcBorders>
+              <w:top w:val="nil"/>
+              <w:left w:val="single" w:sz="4" w:space="0" w:color="auto"/>
+              <w:bottom w:val="single" w:sz="4" w:space="0" w:color="auto"/>
+              <w:right w:val="single" w:sz="4" w:space="0" w:color="auto"/>
+            </w:tcBorders>
+            <w:vAlign w:val="center"/>
+            <w:hideMark/>
+          </w:tcPr>
+          <w:p>
+            <w:pPr>
+              <w:spacing w:after="0" w:line="240" w:lineRule="auto"/>
+              <w:rPr>
+                <w:rFonts w:ascii="Cambria" w:eastAsia="Times New Roman" w:hAnsi="Cambria" w:cs="Times New Roman"/>
+                <w:color w:val="000000"/>
+                <w:kern w:val="0"/>
+                <w:sz w:val="28"/>
+                <w:szCs w:val="28"/>
+                <w14:ligatures w14:val="none"/>
+              </w:rPr>
+            </w:pPr>
+            <w:r>
+              <w:rPr>
+                <w:rFonts w:ascii="Cambria" w:eastAsia="Times New Roman" w:hAnsi="Cambria" w:cs="Times New Roman"/>
+                <w:color w:val="000000"/>
+                <w:kern w:val="0"/>
+                <w:sz w:val="28"/>
+                <w:szCs w:val="28"/>
+                <w14:ligatures w14:val="none"/>
+              </w:rPr>
+              <w:t>Erase Last Drawing</w:t>
+            </w:r>
+          </w:p>
+        </w:tc>
+        <w:tc>
+          <w:tcPr>
+            <w:tcW w:w="3780" w:type="dxa"/>
+            <w:tcBorders>
+              <w:top w:val="nil"/>
+              <w:left w:val="nil"/>
+              <w:bottom w:val="single" w:sz="4" w:space="0" w:color="auto"/>
+              <w:right w:val="single" w:sz="4" w:space="0" w:color="auto"/>
+            </w:tcBorders>
+            <w:vAlign w:val="center"/>
+            <w:hideMark/>
+          </w:tcPr>
+          <w:p>
+            <w:pPr>
+              <w:spacing w:after="0" w:line="240" w:lineRule="auto"/>
+              <w:rPr>
+                <w:rFonts w:ascii="Cambria" w:eastAsia="Times New Roman" w:hAnsi="Cambria" w:cs="Times New Roman"/>
+                <w:color w:val="000000"/>
+                <w:kern w:val="0"/>
+                <w:sz w:val="28"/>
+                <w:szCs w:val="28"/>
+                <w14:ligatures w14:val="none"/>
+              </w:rPr>
+            </w:pPr>
+            <w:r>
+              <w:rPr>
+                <w:rFonts w:ascii="Cambria" w:eastAsia="Times New Roman" w:hAnsi="Cambria" w:cs="Times New Roman"/>
+                <w:color w:val="000000"/>
+                <w:kern w:val="0"/>
+                <w:sz w:val="28"/>
+                <w:szCs w:val="28"/>
+                <w14:ligatures w14:val="none"/>
+              </w:rPr>
+              <w:t>Ctrl + Z</w:t>
             </w:r>
           </w:p>
         </w:tc>
@@ -1452,29 +2485,7 @@
                 <w:szCs w:val="28"/>
                 <w14:ligatures w14:val="none"/>
               </w:rPr>
-              <w:t>Green Pen</w:t>
-            </w:r>
-            <w:r>
-              <w:rPr>
-                <w:rFonts w:ascii="Cambria" w:eastAsia="Times New Roman" w:hAnsi="Cambria" w:cs="Times New Roman"/>
-                <w:color w:val="000000"/>
-                <w:kern w:val="0"/>
-                <w:sz w:val="28"/>
-                <w:szCs w:val="28"/>
-                <w14:ligatures w14:val="none"/>
-              </w:rPr>
-              <w:t xml:space="preserve"> // </w:t>
-            </w:r>
-            <w:r>
-              <w:rPr>
-                <w:rFonts w:ascii="Cambria" w:eastAsia="Times New Roman" w:hAnsi="Cambria" w:cs="Times New Roman"/>
-                <w:color w:val="000000"/>
-                <w:kern w:val="0"/>
-                <w:sz w:val="28"/>
-                <w:szCs w:val="28"/>
-                <w14:ligatures w14:val="none"/>
-              </w:rPr>
-              <w:t>Green Highlight Pen</w:t>
+              <w:t>Erase All Drawings</w:t>
             </w:r>
           </w:p>
         </w:tc>
@@ -1511,29 +2522,7 @@
                 <w:szCs w:val="28"/>
                 <w14:ligatures w14:val="none"/>
               </w:rPr>
-              <w:t>G</w:t>
-            </w:r>
-            <w:r>
-              <w:rPr>
-                <w:rFonts w:ascii="Cambria" w:eastAsia="Times New Roman" w:hAnsi="Cambria" w:cs="Times New Roman"/>
-                <w:color w:val="000000"/>
-                <w:kern w:val="0"/>
-                <w:sz w:val="28"/>
-                <w:szCs w:val="28"/>
-                <w14:ligatures w14:val="none"/>
-              </w:rPr>
-              <w:t xml:space="preserve"> // </w:t>
-            </w:r>
-            <w:r>
-              <w:rPr>
-                <w:rFonts w:ascii="Cambria" w:eastAsia="Times New Roman" w:hAnsi="Cambria" w:cs="Times New Roman"/>
-                <w:color w:val="000000"/>
-                <w:kern w:val="0"/>
-                <w:sz w:val="28"/>
-                <w:szCs w:val="28"/>
-                <w14:ligatures w14:val="none"/>
-              </w:rPr>
-              <w:t>Shift + G</w:t>
+              <w:t>E</w:t>
             </w:r>
           </w:p>
         </w:tc>
@@ -1576,29 +2565,7 @@
                 <w:szCs w:val="28"/>
                 <w14:ligatures w14:val="none"/>
               </w:rPr>
-              <w:t>Blue Pen</w:t>
-            </w:r>
-            <w:r>
-              <w:rPr>
-                <w:rFonts w:ascii="Cambria" w:eastAsia="Times New Roman" w:hAnsi="Cambria" w:cs="Times New Roman"/>
-                <w:color w:val="000000"/>
-                <w:kern w:val="0"/>
-                <w:sz w:val="28"/>
-                <w:szCs w:val="28"/>
-                <w14:ligatures w14:val="none"/>
-              </w:rPr>
-              <w:t xml:space="preserve"> // </w:t>
-            </w:r>
-            <w:r>
-              <w:rPr>
-                <w:rFonts w:ascii="Cambria" w:eastAsia="Times New Roman" w:hAnsi="Cambria" w:cs="Times New Roman"/>
-                <w:color w:val="000000"/>
-                <w:kern w:val="0"/>
-                <w:sz w:val="28"/>
-                <w:szCs w:val="28"/>
-                <w14:ligatures w14:val="none"/>
-              </w:rPr>
-              <w:t>Blue Highlight Pen</w:t>
+              <w:t>Copy Screenshot to Clipboard</w:t>
             </w:r>
           </w:p>
         </w:tc>
@@ -1635,29 +2602,7 @@
                 <w:szCs w:val="28"/>
                 <w14:ligatures w14:val="none"/>
               </w:rPr>
-              <w:t>B</w:t>
-            </w:r>
-            <w:r>
-              <w:rPr>
-                <w:rFonts w:ascii="Cambria" w:eastAsia="Times New Roman" w:hAnsi="Cambria" w:cs="Times New Roman"/>
-                <w:color w:val="000000"/>
-                <w:kern w:val="0"/>
-                <w:sz w:val="28"/>
-                <w:szCs w:val="28"/>
-                <w14:ligatures w14:val="none"/>
-              </w:rPr>
-              <w:t xml:space="preserve"> // </w:t>
-            </w:r>
-            <w:r>
-              <w:rPr>
-                <w:rFonts w:ascii="Cambria" w:eastAsia="Times New Roman" w:hAnsi="Cambria" w:cs="Times New Roman"/>
-                <w:color w:val="000000"/>
-                <w:kern w:val="0"/>
-                <w:sz w:val="28"/>
-                <w:szCs w:val="28"/>
-                <w14:ligatures w14:val="none"/>
-              </w:rPr>
-              <w:t>Shift + B</w:t>
+              <w:t>Ctrl + C</w:t>
             </w:r>
           </w:p>
         </w:tc>
@@ -1700,29 +2645,7 @@
                 <w:szCs w:val="28"/>
                 <w14:ligatures w14:val="none"/>
               </w:rPr>
-              <w:t>Yellow Pen</w:t>
-            </w:r>
-            <w:r>
-              <w:rPr>
-                <w:rFonts w:ascii="Cambria" w:eastAsia="Times New Roman" w:hAnsi="Cambria" w:cs="Times New Roman"/>
-                <w:color w:val="000000"/>
-                <w:kern w:val="0"/>
-                <w:sz w:val="28"/>
-                <w:szCs w:val="28"/>
-                <w14:ligatures w14:val="none"/>
-              </w:rPr>
-              <w:t xml:space="preserve"> // </w:t>
-            </w:r>
-            <w:r>
-              <w:rPr>
-                <w:rFonts w:ascii="Cambria" w:eastAsia="Times New Roman" w:hAnsi="Cambria" w:cs="Times New Roman"/>
-                <w:color w:val="000000"/>
-                <w:kern w:val="0"/>
-                <w:sz w:val="28"/>
-                <w:szCs w:val="28"/>
-                <w14:ligatures w14:val="none"/>
-              </w:rPr>
-              <w:t>Yellow Highlight Pen</w:t>
+              <w:t>Crop Screenshot to Clipboard</w:t>
             </w:r>
           </w:p>
         </w:tc>
@@ -1759,29 +2682,7 @@
                 <w:szCs w:val="28"/>
                 <w14:ligatures w14:val="none"/>
               </w:rPr>
-              <w:t>Y</w:t>
-            </w:r>
-            <w:r>
-              <w:rPr>
-                <w:rFonts w:ascii="Cambria" w:eastAsia="Times New Roman" w:hAnsi="Cambria" w:cs="Times New Roman"/>
-                <w:color w:val="000000"/>
-                <w:kern w:val="0"/>
-                <w:sz w:val="28"/>
-                <w:szCs w:val="28"/>
-                <w14:ligatures w14:val="none"/>
-              </w:rPr>
-              <w:t xml:space="preserve"> // </w:t>
-            </w:r>
-            <w:r>
-              <w:rPr>
-                <w:rFonts w:ascii="Cambria" w:eastAsia="Times New Roman" w:hAnsi="Cambria" w:cs="Times New Roman"/>
-                <w:color w:val="000000"/>
-                <w:kern w:val="0"/>
-                <w:sz w:val="28"/>
-                <w:szCs w:val="28"/>
-                <w14:ligatures w14:val="none"/>
-              </w:rPr>
-              <w:t>Shift + Y</w:t>
+              <w:t>Ctrl + Shift + C</w:t>
             </w:r>
           </w:p>
         </w:tc>
@@ -1824,29 +2725,7 @@
                 <w:szCs w:val="28"/>
                 <w14:ligatures w14:val="none"/>
               </w:rPr>
-              <w:t>Orange Pen</w:t>
-            </w:r>
-            <w:r>
-              <w:rPr>
-                <w:rFonts w:ascii="Cambria" w:eastAsia="Times New Roman" w:hAnsi="Cambria" w:cs="Times New Roman"/>
-                <w:color w:val="000000"/>
-                <w:kern w:val="0"/>
-                <w:sz w:val="28"/>
-                <w:szCs w:val="28"/>
-                <w14:ligatures w14:val="none"/>
-              </w:rPr>
-              <w:t xml:space="preserve"> // </w:t>
-            </w:r>
-            <w:r>
-              <w:rPr>
-                <w:rFonts w:ascii="Cambria" w:eastAsia="Times New Roman" w:hAnsi="Cambria" w:cs="Times New Roman"/>
-                <w:color w:val="000000"/>
-                <w:kern w:val="0"/>
-                <w:sz w:val="28"/>
-                <w:szCs w:val="28"/>
-                <w14:ligatures w14:val="none"/>
-              </w:rPr>
-              <w:t>Orange Highlight Pen</w:t>
+              <w:t>Save Screenshot as PNG</w:t>
             </w:r>
           </w:p>
         </w:tc>
@@ -1883,29 +2762,7 @@
                 <w:szCs w:val="28"/>
                 <w14:ligatures w14:val="none"/>
               </w:rPr>
-              <w:t>O</w:t>
-            </w:r>
-            <w:r>
-              <w:rPr>
-                <w:rFonts w:ascii="Cambria" w:eastAsia="Times New Roman" w:hAnsi="Cambria" w:cs="Times New Roman"/>
-                <w:color w:val="000000"/>
-                <w:kern w:val="0"/>
-                <w:sz w:val="28"/>
-                <w:szCs w:val="28"/>
-                <w14:ligatures w14:val="none"/>
-              </w:rPr>
-              <w:t xml:space="preserve"> //</w:t>
-            </w:r>
-            <w:r>
-              <w:rPr>
-                <w:rFonts w:ascii="Cambria" w:eastAsia="Times New Roman" w:hAnsi="Cambria" w:cs="Times New Roman"/>
-                <w:color w:val="000000"/>
-                <w:kern w:val="0"/>
-                <w:sz w:val="28"/>
-                <w:szCs w:val="28"/>
-                <w14:ligatures w14:val="none"/>
-              </w:rPr>
-              <w:t xml:space="preserve"> Shift + O</w:t>
+              <w:t>Ctrl + S</w:t>
             </w:r>
           </w:p>
         </w:tc>
@@ -1921,56 +2778,34 @@
             <w:tcBorders>
               <w:top w:val="nil"/>
               <w:left w:val="single" w:sz="4" w:space="0" w:color="auto"/>
-              <w:bottom w:val="single" w:sz="4" w:space="0" w:color="auto"/>
-              <w:right w:val="single" w:sz="4" w:space="0" w:color="auto"/>
-            </w:tcBorders>
-            <w:vAlign w:val="center"/>
-            <w:hideMark/>
-          </w:tcPr>
-          <w:p>
-            <w:pPr>
-              <w:spacing w:after="0" w:line="240" w:lineRule="auto"/>
-              <w:rPr>
-                <w:rFonts w:ascii="Cambria" w:eastAsia="Times New Roman" w:hAnsi="Cambria" w:cs="Times New Roman"/>
-                <w:color w:val="000000"/>
-                <w:kern w:val="0"/>
-                <w:sz w:val="28"/>
-                <w:szCs w:val="28"/>
-                <w14:ligatures w14:val="none"/>
-              </w:rPr>
-            </w:pPr>
-            <w:r>
-              <w:rPr>
-                <w:rFonts w:ascii="Cambria" w:eastAsia="Times New Roman" w:hAnsi="Cambria" w:cs="Times New Roman"/>
-                <w:color w:val="000000"/>
-                <w:kern w:val="0"/>
-                <w:sz w:val="28"/>
-                <w:szCs w:val="28"/>
-                <w14:ligatures w14:val="none"/>
-              </w:rPr>
-              <w:t>Pink Pen</w:t>
-            </w:r>
-            <w:r>
-              <w:rPr>
-                <w:rFonts w:ascii="Cambria" w:eastAsia="Times New Roman" w:hAnsi="Cambria" w:cs="Times New Roman"/>
-                <w:color w:val="000000"/>
-                <w:kern w:val="0"/>
-                <w:sz w:val="28"/>
-                <w:szCs w:val="28"/>
-                <w14:ligatures w14:val="none"/>
-              </w:rPr>
-              <w:t xml:space="preserve"> // </w:t>
-            </w:r>
-            <w:r>
-              <w:rPr>
-                <w:rFonts w:ascii="Cambria" w:eastAsia="Times New Roman" w:hAnsi="Cambria" w:cs="Times New Roman"/>
-                <w:color w:val="000000"/>
-                <w:kern w:val="0"/>
-                <w:sz w:val="28"/>
-                <w:szCs w:val="28"/>
-                <w14:ligatures w14:val="none"/>
-              </w:rPr>
-              <w:t>Pink Highlight Pen</w:t>
+              <w:bottom w:val="single" w:sz="18" w:space="0" w:color="EE0000"/>
+              <w:right w:val="single" w:sz="4" w:space="0" w:color="auto"/>
+            </w:tcBorders>
+            <w:vAlign w:val="center"/>
+            <w:hideMark/>
+          </w:tcPr>
+          <w:p>
+            <w:pPr>
+              <w:spacing w:after="0" w:line="240" w:lineRule="auto"/>
+              <w:rPr>
+                <w:rFonts w:ascii="Cambria" w:eastAsia="Times New Roman" w:hAnsi="Cambria" w:cs="Times New Roman"/>
+                <w:color w:val="000000"/>
+                <w:kern w:val="0"/>
+                <w:sz w:val="28"/>
+                <w:szCs w:val="28"/>
+                <w14:ligatures w14:val="none"/>
+              </w:rPr>
+            </w:pPr>
+            <w:r>
+              <w:rPr>
+                <w:rFonts w:ascii="Cambria" w:eastAsia="Times New Roman" w:hAnsi="Cambria" w:cs="Times New Roman"/>
+                <w:color w:val="000000"/>
+                <w:kern w:val="0"/>
+                <w:sz w:val="28"/>
+                <w:szCs w:val="28"/>
+                <w14:ligatures w14:val="none"/>
+              </w:rPr>
+              <w:t>Save Cropped Screenshot to a File</w:t>
             </w:r>
           </w:p>
         </w:tc>
@@ -1980,56 +2815,34 @@
             <w:tcBorders>
               <w:top w:val="nil"/>
               <w:left w:val="nil"/>
-              <w:bottom w:val="single" w:sz="4" w:space="0" w:color="auto"/>
-              <w:right w:val="single" w:sz="4" w:space="0" w:color="auto"/>
-            </w:tcBorders>
-            <w:vAlign w:val="center"/>
-            <w:hideMark/>
-          </w:tcPr>
-          <w:p>
-            <w:pPr>
-              <w:spacing w:after="0" w:line="240" w:lineRule="auto"/>
-              <w:rPr>
-                <w:rFonts w:ascii="Cambria" w:eastAsia="Times New Roman" w:hAnsi="Cambria" w:cs="Times New Roman"/>
-                <w:color w:val="000000"/>
-                <w:kern w:val="0"/>
-                <w:sz w:val="28"/>
-                <w:szCs w:val="28"/>
-                <w14:ligatures w14:val="none"/>
-              </w:rPr>
-            </w:pPr>
-            <w:r>
-              <w:rPr>
-                <w:rFonts w:ascii="Cambria" w:eastAsia="Times New Roman" w:hAnsi="Cambria" w:cs="Times New Roman"/>
-                <w:color w:val="000000"/>
-                <w:kern w:val="0"/>
-                <w:sz w:val="28"/>
-                <w:szCs w:val="28"/>
-                <w14:ligatures w14:val="none"/>
-              </w:rPr>
-              <w:t>P</w:t>
-            </w:r>
-            <w:r>
-              <w:rPr>
-                <w:rFonts w:ascii="Cambria" w:eastAsia="Times New Roman" w:hAnsi="Cambria" w:cs="Times New Roman"/>
-                <w:color w:val="000000"/>
-                <w:kern w:val="0"/>
-                <w:sz w:val="28"/>
-                <w:szCs w:val="28"/>
-                <w14:ligatures w14:val="none"/>
-              </w:rPr>
-              <w:t xml:space="preserve"> // </w:t>
-            </w:r>
-            <w:r>
-              <w:rPr>
-                <w:rFonts w:ascii="Cambria" w:eastAsia="Times New Roman" w:hAnsi="Cambria" w:cs="Times New Roman"/>
-                <w:color w:val="000000"/>
-                <w:kern w:val="0"/>
-                <w:sz w:val="28"/>
-                <w:szCs w:val="28"/>
-                <w14:ligatures w14:val="none"/>
-              </w:rPr>
-              <w:t>Shift + P</w:t>
+              <w:bottom w:val="single" w:sz="18" w:space="0" w:color="EE0000"/>
+              <w:right w:val="single" w:sz="4" w:space="0" w:color="auto"/>
+            </w:tcBorders>
+            <w:vAlign w:val="center"/>
+            <w:hideMark/>
+          </w:tcPr>
+          <w:p>
+            <w:pPr>
+              <w:spacing w:after="0" w:line="240" w:lineRule="auto"/>
+              <w:rPr>
+                <w:rFonts w:ascii="Cambria" w:eastAsia="Times New Roman" w:hAnsi="Cambria" w:cs="Times New Roman"/>
+                <w:color w:val="000000"/>
+                <w:kern w:val="0"/>
+                <w:sz w:val="28"/>
+                <w:szCs w:val="28"/>
+                <w14:ligatures w14:val="none"/>
+              </w:rPr>
+            </w:pPr>
+            <w:r>
+              <w:rPr>
+                <w:rFonts w:ascii="Cambria" w:eastAsia="Times New Roman" w:hAnsi="Cambria" w:cs="Times New Roman"/>
+                <w:color w:val="000000"/>
+                <w:kern w:val="0"/>
+                <w:sz w:val="28"/>
+                <w:szCs w:val="28"/>
+                <w14:ligatures w14:val="none"/>
+              </w:rPr>
+              <w:t>Ctrl + Shift + S</w:t>
             </w:r>
           </w:p>
         </w:tc>
@@ -2043,74 +2856,50 @@
           <w:tcPr>
             <w:tcW w:w="4855" w:type="dxa"/>
             <w:tcBorders>
-              <w:top w:val="nil"/>
+              <w:top w:val="single" w:sz="18" w:space="0" w:color="EE0000"/>
               <w:left w:val="single" w:sz="4" w:space="0" w:color="auto"/>
               <w:bottom w:val="single" w:sz="4" w:space="0" w:color="auto"/>
               <w:right w:val="single" w:sz="4" w:space="0" w:color="auto"/>
             </w:tcBorders>
             <w:vAlign w:val="center"/>
-            <w:hideMark/>
-          </w:tcPr>
-          <w:p>
-            <w:pPr>
-              <w:spacing w:after="0" w:line="240" w:lineRule="auto"/>
-              <w:rPr>
-                <w:rFonts w:ascii="Cambria" w:eastAsia="Times New Roman" w:hAnsi="Cambria" w:cs="Times New Roman"/>
-                <w:color w:val="000000"/>
-                <w:kern w:val="0"/>
-                <w:sz w:val="28"/>
-                <w:szCs w:val="28"/>
-                <w14:ligatures w14:val="none"/>
-              </w:rPr>
-            </w:pPr>
-            <w:r>
-              <w:rPr>
-                <w:rFonts w:ascii="Cambria" w:eastAsia="Times New Roman" w:hAnsi="Cambria" w:cs="Times New Roman"/>
-                <w:color w:val="000000"/>
-                <w:kern w:val="0"/>
-                <w:sz w:val="28"/>
-                <w:szCs w:val="28"/>
-                <w14:ligatures w14:val="none"/>
-              </w:rPr>
-              <w:t>Blur Pen</w:t>
-            </w:r>
+          </w:tcPr>
+          <w:p>
+            <w:pPr>
+              <w:spacing w:after="0" w:line="240" w:lineRule="auto"/>
+              <w:rPr>
+                <w:rFonts w:ascii="Cambria" w:eastAsia="Times New Roman" w:hAnsi="Cambria" w:cs="Times New Roman"/>
+                <w:color w:val="000000"/>
+                <w:kern w:val="0"/>
+                <w:sz w:val="28"/>
+                <w:szCs w:val="28"/>
+                <w14:ligatures w14:val="none"/>
+              </w:rPr>
+            </w:pPr>
           </w:p>
         </w:tc>
         <w:tc>
           <w:tcPr>
             <w:tcW w:w="3780" w:type="dxa"/>
             <w:tcBorders>
-              <w:top w:val="nil"/>
+              <w:top w:val="single" w:sz="18" w:space="0" w:color="EE0000"/>
               <w:left w:val="nil"/>
               <w:bottom w:val="single" w:sz="4" w:space="0" w:color="auto"/>
               <w:right w:val="single" w:sz="4" w:space="0" w:color="auto"/>
             </w:tcBorders>
             <w:vAlign w:val="center"/>
-            <w:hideMark/>
-          </w:tcPr>
-          <w:p>
-            <w:pPr>
-              <w:spacing w:after="0" w:line="240" w:lineRule="auto"/>
-              <w:rPr>
-                <w:rFonts w:ascii="Cambria" w:eastAsia="Times New Roman" w:hAnsi="Cambria" w:cs="Times New Roman"/>
-                <w:color w:val="000000"/>
-                <w:kern w:val="0"/>
-                <w:sz w:val="28"/>
-                <w:szCs w:val="28"/>
-                <w14:ligatures w14:val="none"/>
-              </w:rPr>
-            </w:pPr>
-            <w:r>
-              <w:rPr>
-                <w:rFonts w:ascii="Cambria" w:eastAsia="Times New Roman" w:hAnsi="Cambria" w:cs="Times New Roman"/>
-                <w:color w:val="000000"/>
-                <w:kern w:val="0"/>
-                <w:sz w:val="28"/>
-                <w:szCs w:val="28"/>
-                <w14:ligatures w14:val="none"/>
-              </w:rPr>
-              <w:t>X</w:t>
-            </w:r>
+          </w:tcPr>
+          <w:p>
+            <w:pPr>
+              <w:spacing w:after="0" w:line="240" w:lineRule="auto"/>
+              <w:rPr>
+                <w:rFonts w:ascii="Cambria" w:eastAsia="Times New Roman" w:hAnsi="Cambria" w:cs="Times New Roman"/>
+                <w:color w:val="000000"/>
+                <w:kern w:val="0"/>
+                <w:sz w:val="28"/>
+                <w:szCs w:val="28"/>
+                <w14:ligatures w14:val="none"/>
+              </w:rPr>
+            </w:pPr>
           </w:p>
         </w:tc>
       </w:tr>
@@ -2123,74 +2912,52 @@
           <w:tcPr>
             <w:tcW w:w="4855" w:type="dxa"/>
             <w:tcBorders>
-              <w:top w:val="nil"/>
+              <w:top w:val="single" w:sz="4" w:space="0" w:color="auto"/>
               <w:left w:val="single" w:sz="4" w:space="0" w:color="auto"/>
               <w:bottom w:val="single" w:sz="4" w:space="0" w:color="auto"/>
               <w:right w:val="single" w:sz="4" w:space="0" w:color="auto"/>
             </w:tcBorders>
             <w:vAlign w:val="center"/>
-            <w:hideMark/>
-          </w:tcPr>
-          <w:p>
-            <w:pPr>
-              <w:spacing w:after="0" w:line="240" w:lineRule="auto"/>
-              <w:rPr>
-                <w:rFonts w:ascii="Cambria" w:eastAsia="Times New Roman" w:hAnsi="Cambria" w:cs="Times New Roman"/>
-                <w:color w:val="000000"/>
-                <w:kern w:val="0"/>
-                <w:sz w:val="28"/>
-                <w:szCs w:val="28"/>
-                <w14:ligatures w14:val="none"/>
-              </w:rPr>
-            </w:pPr>
-            <w:r>
-              <w:rPr>
-                <w:rFonts w:ascii="Cambria" w:eastAsia="Times New Roman" w:hAnsi="Cambria" w:cs="Times New Roman"/>
-                <w:color w:val="000000"/>
-                <w:kern w:val="0"/>
-                <w:sz w:val="28"/>
-                <w:szCs w:val="28"/>
-                <w14:ligatures w14:val="none"/>
-              </w:rPr>
-              <w:t>Draw a Straight Line</w:t>
-            </w:r>
+          </w:tcPr>
+          <w:p>
+            <w:pPr>
+              <w:spacing w:after="0" w:line="240" w:lineRule="auto"/>
+              <w:rPr>
+                <w:rFonts w:ascii="Cambria" w:eastAsia="Times New Roman" w:hAnsi="Cambria" w:cs="Times New Roman"/>
+                <w:b/>
+                <w:bCs/>
+                <w:color w:val="000000"/>
+                <w:kern w:val="0"/>
+                <w:sz w:val="28"/>
+                <w:szCs w:val="28"/>
+                <w14:ligatures w14:val="none"/>
+              </w:rPr>
+            </w:pPr>
           </w:p>
         </w:tc>
         <w:tc>
           <w:tcPr>
             <w:tcW w:w="3780" w:type="dxa"/>
             <w:tcBorders>
-              <w:top w:val="nil"/>
+              <w:top w:val="single" w:sz="4" w:space="0" w:color="auto"/>
               <w:left w:val="nil"/>
               <w:bottom w:val="single" w:sz="4" w:space="0" w:color="auto"/>
               <w:right w:val="single" w:sz="4" w:space="0" w:color="auto"/>
             </w:tcBorders>
             <w:vAlign w:val="center"/>
-            <w:hideMark/>
-          </w:tcPr>
-          <w:p>
-            <w:pPr>
-              <w:spacing w:after="0" w:line="240" w:lineRule="auto"/>
-              <w:rPr>
-                <w:rFonts w:ascii="Cambria" w:eastAsia="Times New Roman" w:hAnsi="Cambria" w:cs="Times New Roman"/>
-                <w:color w:val="000000"/>
-                <w:kern w:val="0"/>
-                <w:sz w:val="28"/>
-                <w:szCs w:val="28"/>
-                <w14:ligatures w14:val="none"/>
-              </w:rPr>
-            </w:pPr>
-            <w:r>
-              <w:rPr>
-                <w:rFonts w:ascii="Cambria" w:eastAsia="Times New Roman" w:hAnsi="Cambria" w:cs="Times New Roman"/>
-                <w:color w:val="000000"/>
-                <w:kern w:val="0"/>
-                <w:sz w:val="28"/>
-                <w:szCs w:val="28"/>
-                <w14:ligatures w14:val="none"/>
-              </w:rPr>
-              <w:t>Hold Shift</w:t>
-            </w:r>
+          </w:tcPr>
+          <w:p>
+            <w:pPr>
+              <w:spacing w:after="0" w:line="240" w:lineRule="auto"/>
+              <w:rPr>
+                <w:rFonts w:ascii="Cambria" w:eastAsia="Times New Roman" w:hAnsi="Cambria" w:cs="Times New Roman"/>
+                <w:color w:val="000000"/>
+                <w:kern w:val="0"/>
+                <w:sz w:val="28"/>
+                <w:szCs w:val="28"/>
+                <w14:ligatures w14:val="none"/>
+              </w:rPr>
+            </w:pPr>
           </w:p>
         </w:tc>
       </w:tr>
@@ -2203,36 +2970,66 @@
           <w:tcPr>
             <w:tcW w:w="4855" w:type="dxa"/>
             <w:tcBorders>
-              <w:top w:val="nil"/>
+              <w:top w:val="single" w:sz="18" w:space="0" w:color="FF0000"/>
               <w:left w:val="single" w:sz="4" w:space="0" w:color="auto"/>
               <w:bottom w:val="single" w:sz="4" w:space="0" w:color="auto"/>
               <w:right w:val="single" w:sz="4" w:space="0" w:color="auto"/>
             </w:tcBorders>
             <w:vAlign w:val="center"/>
-            <w:hideMark/>
-          </w:tcPr>
-          <w:p>
-            <w:pPr>
-              <w:spacing w:after="0" w:line="240" w:lineRule="auto"/>
-              <w:rPr>
-                <w:rFonts w:ascii="Cambria" w:eastAsia="Times New Roman" w:hAnsi="Cambria" w:cs="Times New Roman"/>
-                <w:color w:val="000000"/>
-                <w:kern w:val="0"/>
-                <w:sz w:val="28"/>
-                <w:szCs w:val="28"/>
-                <w14:ligatures w14:val="none"/>
-              </w:rPr>
-            </w:pPr>
-            <w:r>
-              <w:rPr>
-                <w:rFonts w:ascii="Cambria" w:eastAsia="Times New Roman" w:hAnsi="Cambria" w:cs="Times New Roman"/>
-                <w:color w:val="000000"/>
-                <w:kern w:val="0"/>
-                <w:sz w:val="28"/>
-                <w:szCs w:val="28"/>
-                <w14:ligatures w14:val="none"/>
-              </w:rPr>
-              <w:t>Draw a Rectangle</w:t>
+          </w:tcPr>
+          <w:p>
+            <w:pPr>
+              <w:spacing w:after="0" w:line="240" w:lineRule="auto"/>
+              <w:rPr>
+                <w:rFonts w:ascii="Cambria" w:eastAsia="Times New Roman" w:hAnsi="Cambria" w:cs="Times New Roman"/>
+                <w:b/>
+                <w:bCs/>
+                <w:color w:val="000000"/>
+                <w:kern w:val="0"/>
+                <w:sz w:val="28"/>
+                <w:szCs w:val="28"/>
+                <w14:ligatures w14:val="none"/>
+              </w:rPr>
+            </w:pPr>
+            <w:r>
+              <w:rPr>
+                <w:rFonts w:ascii="Cambria" w:eastAsia="Times New Roman" w:hAnsi="Cambria" w:cs="Times New Roman"/>
+                <w:b/>
+                <w:bCs/>
+                <w:color w:val="000000"/>
+                <w:kern w:val="0"/>
+                <w:sz w:val="28"/>
+                <w:szCs w:val="28"/>
+                <w14:ligatures w14:val="none"/>
+              </w:rPr>
+              <w:lastRenderedPageBreak/>
+              <w:t>Screenshot</w:t>
+            </w:r>
+            <w:r>
+              <w:rPr>
+                <w:rFonts w:ascii="Cambria" w:eastAsia="Times New Roman" w:hAnsi="Cambria" w:cs="Times New Roman"/>
+                <w:b/>
+                <w:bCs/>
+                <w:color w:val="000000"/>
+                <w:kern w:val="0"/>
+                <w:sz w:val="28"/>
+                <w:szCs w:val="28"/>
+                <w14:ligatures w14:val="none"/>
+              </w:rPr>
+              <w:t xml:space="preserve"> Related</w:t>
+            </w:r>
+            <w:r>
+              <w:rPr>
+                <w:rFonts w:ascii="Cambria" w:eastAsia="Times New Roman" w:hAnsi="Cambria" w:cs="Times New Roman"/>
+                <w:b/>
+                <w:bCs/>
+                <w:color w:val="000000"/>
+                <w:kern w:val="0"/>
+                <w:sz w:val="28"/>
+                <w:szCs w:val="28"/>
+                <w14:ligatures w14:val="none"/>
+              </w:rPr>
+              <w:t xml:space="preserve"> Items</w:t>
             </w:r>
           </w:p>
         </w:tc>
@@ -2240,37 +3037,25 @@
           <w:tcPr>
             <w:tcW w:w="3780" w:type="dxa"/>
             <w:tcBorders>
-              <w:top w:val="nil"/>
+              <w:top w:val="single" w:sz="18" w:space="0" w:color="FF0000"/>
               <w:left w:val="nil"/>
               <w:bottom w:val="single" w:sz="4" w:space="0" w:color="auto"/>
               <w:right w:val="single" w:sz="4" w:space="0" w:color="auto"/>
             </w:tcBorders>
             <w:vAlign w:val="center"/>
-            <w:hideMark/>
-          </w:tcPr>
-          <w:p>
-            <w:pPr>
-              <w:spacing w:after="0" w:line="240" w:lineRule="auto"/>
-              <w:rPr>
-                <w:rFonts w:ascii="Cambria" w:eastAsia="Times New Roman" w:hAnsi="Cambria" w:cs="Times New Roman"/>
-                <w:color w:val="000000"/>
-                <w:kern w:val="0"/>
-                <w:sz w:val="28"/>
-                <w:szCs w:val="28"/>
-                <w14:ligatures w14:val="none"/>
-              </w:rPr>
-            </w:pPr>
-            <w:r>
-              <w:rPr>
-                <w:rFonts w:ascii="Cambria" w:eastAsia="Times New Roman" w:hAnsi="Cambria" w:cs="Times New Roman"/>
-                <w:color w:val="000000"/>
-                <w:kern w:val="0"/>
-                <w:sz w:val="28"/>
-                <w:szCs w:val="28"/>
-                <w14:ligatures w14:val="none"/>
-              </w:rPr>
-              <w:t>Hold Ctrl</w:t>
-            </w:r>
+          </w:tcPr>
+          <w:p>
+            <w:pPr>
+              <w:spacing w:after="0" w:line="240" w:lineRule="auto"/>
+              <w:rPr>
+                <w:rFonts w:ascii="Cambria" w:eastAsia="Times New Roman" w:hAnsi="Cambria" w:cs="Times New Roman"/>
+                <w:color w:val="000000"/>
+                <w:kern w:val="0"/>
+                <w:sz w:val="28"/>
+                <w:szCs w:val="28"/>
+                <w14:ligatures w14:val="none"/>
+              </w:rPr>
+            </w:pPr>
           </w:p>
         </w:tc>
       </w:tr>
@@ -2283,7 +3068,7 @@
           <w:tcPr>
             <w:tcW w:w="4855" w:type="dxa"/>
             <w:tcBorders>
-              <w:top w:val="nil"/>
+              <w:top w:val="single" w:sz="4" w:space="0" w:color="auto"/>
               <w:left w:val="single" w:sz="4" w:space="0" w:color="auto"/>
               <w:bottom w:val="single" w:sz="4" w:space="0" w:color="auto"/>
               <w:right w:val="single" w:sz="4" w:space="0" w:color="auto"/>
@@ -2306,13 +3091,26 @@
             <w:r>
               <w:rPr>
                 <w:rFonts w:ascii="Cambria" w:eastAsia="Times New Roman" w:hAnsi="Cambria" w:cs="Times New Roman"/>
-                <w:color w:val="000000"/>
-                <w:kern w:val="0"/>
-                <w:sz w:val="28"/>
-                <w:szCs w:val="28"/>
-                <w14:ligatures w14:val="none"/>
-              </w:rPr>
-              <w:t>Draw an Ellipse</w:t>
+                <w:b/>
+                <w:bCs/>
+                <w:color w:val="000000"/>
+                <w:kern w:val="0"/>
+                <w:sz w:val="28"/>
+                <w:szCs w:val="28"/>
+                <w14:ligatures w14:val="none"/>
+              </w:rPr>
+              <w:t>Copy a Region</w:t>
+            </w:r>
+            <w:r>
+              <w:rPr>
+                <w:rFonts w:ascii="Cambria" w:eastAsia="Times New Roman" w:hAnsi="Cambria" w:cs="Times New Roman"/>
+                <w:color w:val="000000"/>
+                <w:kern w:val="0"/>
+                <w:sz w:val="28"/>
+                <w:szCs w:val="28"/>
+                <w14:ligatures w14:val="none"/>
+              </w:rPr>
+              <w:t xml:space="preserve"> of The Screen To Clipboard</w:t>
             </w:r>
           </w:p>
         </w:tc>
@@ -2320,7 +3118,7 @@
           <w:tcPr>
             <w:tcW w:w="3780" w:type="dxa"/>
             <w:tcBorders>
-              <w:top w:val="nil"/>
+              <w:top w:val="single" w:sz="4" w:space="0" w:color="auto"/>
               <w:left w:val="nil"/>
               <w:bottom w:val="single" w:sz="4" w:space="0" w:color="auto"/>
               <w:right w:val="single" w:sz="4" w:space="0" w:color="auto"/>
@@ -2349,7 +3147,7 @@
                 <w:szCs w:val="28"/>
                 <w14:ligatures w14:val="none"/>
               </w:rPr>
-              <w:t>Hold Tab</w:t>
+              <w:t>Ctrl + 6</w:t>
             </w:r>
           </w:p>
         </w:tc>
@@ -2363,7 +3161,7 @@
           <w:tcPr>
             <w:tcW w:w="4855" w:type="dxa"/>
             <w:tcBorders>
-              <w:top w:val="nil"/>
+              <w:top w:val="single" w:sz="4" w:space="0" w:color="auto"/>
               <w:left w:val="single" w:sz="4" w:space="0" w:color="auto"/>
               <w:bottom w:val="single" w:sz="4" w:space="0" w:color="auto"/>
               <w:right w:val="single" w:sz="4" w:space="0" w:color="auto"/>
@@ -2392,7 +3190,7 @@
                 <w:szCs w:val="28"/>
                 <w14:ligatures w14:val="none"/>
               </w:rPr>
-              <w:t>Draw an Arrow</w:t>
+              <w:t>Save a Region of The Screen To a File</w:t>
             </w:r>
           </w:p>
         </w:tc>
@@ -2400,7 +3198,7 @@
           <w:tcPr>
             <w:tcW w:w="3780" w:type="dxa"/>
             <w:tcBorders>
-              <w:top w:val="nil"/>
+              <w:top w:val="single" w:sz="4" w:space="0" w:color="auto"/>
               <w:left w:val="nil"/>
               <w:bottom w:val="single" w:sz="4" w:space="0" w:color="auto"/>
               <w:right w:val="single" w:sz="4" w:space="0" w:color="auto"/>
@@ -2429,7 +3227,7 @@
                 <w:szCs w:val="28"/>
                 <w14:ligatures w14:val="none"/>
               </w:rPr>
-              <w:t>Hold Ctrl + Shift</w:t>
+              <w:t>Ctrl + Shift + 6</w:t>
             </w:r>
           </w:p>
         </w:tc>
@@ -2443,36 +3241,36 @@
           <w:tcPr>
             <w:tcW w:w="4855" w:type="dxa"/>
             <w:tcBorders>
-              <w:top w:val="nil"/>
+              <w:top w:val="single" w:sz="4" w:space="0" w:color="auto"/>
               <w:left w:val="single" w:sz="4" w:space="0" w:color="auto"/>
-              <w:bottom w:val="single" w:sz="4" w:space="0" w:color="auto"/>
-              <w:right w:val="single" w:sz="4" w:space="0" w:color="auto"/>
-            </w:tcBorders>
-            <w:vAlign w:val="center"/>
-            <w:hideMark/>
-          </w:tcPr>
-          <w:p>
-            <w:pPr>
-              <w:spacing w:after="0" w:line="240" w:lineRule="auto"/>
-              <w:rPr>
-                <w:rFonts w:ascii="Cambria" w:eastAsia="Times New Roman" w:hAnsi="Cambria" w:cs="Times New Roman"/>
-                <w:color w:val="000000"/>
-                <w:kern w:val="0"/>
-                <w:sz w:val="28"/>
-                <w:szCs w:val="28"/>
-                <w14:ligatures w14:val="none"/>
-              </w:rPr>
-            </w:pPr>
-            <w:r>
-              <w:rPr>
-                <w:rFonts w:ascii="Cambria" w:eastAsia="Times New Roman" w:hAnsi="Cambria" w:cs="Times New Roman"/>
-                <w:color w:val="000000"/>
-                <w:kern w:val="0"/>
-                <w:sz w:val="28"/>
-                <w:szCs w:val="28"/>
-                <w14:ligatures w14:val="none"/>
-              </w:rPr>
-              <w:t>Erase Last Drawing</w:t>
+              <w:bottom w:val="single" w:sz="18" w:space="0" w:color="FF0000"/>
+              <w:right w:val="single" w:sz="4" w:space="0" w:color="auto"/>
+            </w:tcBorders>
+            <w:vAlign w:val="center"/>
+            <w:hideMark/>
+          </w:tcPr>
+          <w:p>
+            <w:pPr>
+              <w:spacing w:after="0" w:line="240" w:lineRule="auto"/>
+              <w:rPr>
+                <w:rFonts w:ascii="Cambria" w:eastAsia="Times New Roman" w:hAnsi="Cambria" w:cs="Times New Roman"/>
+                <w:color w:val="000000"/>
+                <w:kern w:val="0"/>
+                <w:sz w:val="28"/>
+                <w:szCs w:val="28"/>
+                <w14:ligatures w14:val="none"/>
+              </w:rPr>
+            </w:pPr>
+            <w:r>
+              <w:rPr>
+                <w:rFonts w:ascii="Cambria" w:eastAsia="Times New Roman" w:hAnsi="Cambria" w:cs="Times New Roman"/>
+                <w:color w:val="000000"/>
+                <w:kern w:val="0"/>
+                <w:sz w:val="28"/>
+                <w:szCs w:val="28"/>
+                <w14:ligatures w14:val="none"/>
+              </w:rPr>
+              <w:t>Copy text (OCR) from a region of The Screen to Clipboard</w:t>
             </w:r>
           </w:p>
         </w:tc>
@@ -2480,36 +3278,36 @@
           <w:tcPr>
             <w:tcW w:w="3780" w:type="dxa"/>
             <w:tcBorders>
-              <w:top w:val="nil"/>
+              <w:top w:val="single" w:sz="4" w:space="0" w:color="auto"/>
               <w:left w:val="nil"/>
-              <w:bottom w:val="single" w:sz="4" w:space="0" w:color="auto"/>
-              <w:right w:val="single" w:sz="4" w:space="0" w:color="auto"/>
-            </w:tcBorders>
-            <w:vAlign w:val="center"/>
-            <w:hideMark/>
-          </w:tcPr>
-          <w:p>
-            <w:pPr>
-              <w:spacing w:after="0" w:line="240" w:lineRule="auto"/>
-              <w:rPr>
-                <w:rFonts w:ascii="Cambria" w:eastAsia="Times New Roman" w:hAnsi="Cambria" w:cs="Times New Roman"/>
-                <w:color w:val="000000"/>
-                <w:kern w:val="0"/>
-                <w:sz w:val="28"/>
-                <w:szCs w:val="28"/>
-                <w14:ligatures w14:val="none"/>
-              </w:rPr>
-            </w:pPr>
-            <w:r>
-              <w:rPr>
-                <w:rFonts w:ascii="Cambria" w:eastAsia="Times New Roman" w:hAnsi="Cambria" w:cs="Times New Roman"/>
-                <w:color w:val="000000"/>
-                <w:kern w:val="0"/>
-                <w:sz w:val="28"/>
-                <w:szCs w:val="28"/>
-                <w14:ligatures w14:val="none"/>
-              </w:rPr>
-              <w:t>Ctrl + Z</w:t>
+              <w:bottom w:val="single" w:sz="18" w:space="0" w:color="FF0000"/>
+              <w:right w:val="single" w:sz="4" w:space="0" w:color="auto"/>
+            </w:tcBorders>
+            <w:vAlign w:val="center"/>
+            <w:hideMark/>
+          </w:tcPr>
+          <w:p>
+            <w:pPr>
+              <w:spacing w:after="0" w:line="240" w:lineRule="auto"/>
+              <w:rPr>
+                <w:rFonts w:ascii="Cambria" w:eastAsia="Times New Roman" w:hAnsi="Cambria" w:cs="Times New Roman"/>
+                <w:color w:val="000000"/>
+                <w:kern w:val="0"/>
+                <w:sz w:val="28"/>
+                <w:szCs w:val="28"/>
+                <w14:ligatures w14:val="none"/>
+              </w:rPr>
+            </w:pPr>
+            <w:r>
+              <w:rPr>
+                <w:rFonts w:ascii="Cambria" w:eastAsia="Times New Roman" w:hAnsi="Cambria" w:cs="Times New Roman"/>
+                <w:color w:val="000000"/>
+                <w:kern w:val="0"/>
+                <w:sz w:val="28"/>
+                <w:szCs w:val="28"/>
+                <w14:ligatures w14:val="none"/>
+              </w:rPr>
+              <w:t>Ctrl + Alt + 6</w:t>
             </w:r>
           </w:p>
         </w:tc>
@@ -2523,7 +3321,7 @@
           <w:tcPr>
             <w:tcW w:w="4855" w:type="dxa"/>
             <w:tcBorders>
-              <w:top w:val="nil"/>
+              <w:top w:val="single" w:sz="18" w:space="0" w:color="FF0000"/>
               <w:left w:val="single" w:sz="4" w:space="0" w:color="auto"/>
               <w:bottom w:val="single" w:sz="4" w:space="0" w:color="auto"/>
               <w:right w:val="single" w:sz="4" w:space="0" w:color="auto"/>
@@ -2546,13 +3344,37 @@
             <w:r>
               <w:rPr>
                 <w:rFonts w:ascii="Cambria" w:eastAsia="Times New Roman" w:hAnsi="Cambria" w:cs="Times New Roman"/>
-                <w:color w:val="000000"/>
-                <w:kern w:val="0"/>
-                <w:sz w:val="28"/>
-                <w:szCs w:val="28"/>
-                <w14:ligatures w14:val="none"/>
-              </w:rPr>
-              <w:t>Erase All Drawings</w:t>
+                <w:b/>
+                <w:bCs/>
+                <w:color w:val="000000"/>
+                <w:kern w:val="0"/>
+                <w:sz w:val="28"/>
+                <w:szCs w:val="28"/>
+                <w14:ligatures w14:val="none"/>
+              </w:rPr>
+              <w:t>Start/Stop Full Screen Recording</w:t>
+            </w:r>
+            <w:r>
+              <w:rPr>
+                <w:rFonts w:ascii="Cambria" w:eastAsia="Times New Roman" w:hAnsi="Cambria" w:cs="Times New Roman"/>
+                <w:color w:val="000000"/>
+                <w:kern w:val="0"/>
+                <w:sz w:val="28"/>
+                <w:szCs w:val="28"/>
+                <w14:ligatures w14:val="none"/>
+              </w:rPr>
+              <w:t xml:space="preserve"> Saved as MP4 (Win 10 May 2019</w:t>
+            </w:r>
+            <w:r>
+              <w:rPr>
+                <w:rFonts w:ascii="Cambria" w:eastAsia="Times New Roman" w:hAnsi="Cambria" w:cs="Times New Roman"/>
+                <w:color w:val="000000"/>
+                <w:kern w:val="0"/>
+                <w:sz w:val="28"/>
+                <w:szCs w:val="28"/>
+                <w14:ligatures w14:val="none"/>
+              </w:rPr>
+              <w:t xml:space="preserve"> &amp; ↑)</w:t>
             </w:r>
           </w:p>
         </w:tc>
@@ -2560,7 +3382,7 @@
           <w:tcPr>
             <w:tcW w:w="3780" w:type="dxa"/>
             <w:tcBorders>
-              <w:top w:val="nil"/>
+              <w:top w:val="single" w:sz="18" w:space="0" w:color="FF0000"/>
               <w:left w:val="nil"/>
               <w:bottom w:val="single" w:sz="4" w:space="0" w:color="auto"/>
               <w:right w:val="single" w:sz="4" w:space="0" w:color="auto"/>
@@ -2589,7 +3411,7 @@
                 <w:szCs w:val="28"/>
                 <w14:ligatures w14:val="none"/>
               </w:rPr>
-              <w:t>E</w:t>
+              <w:t>Ctrl + 5</w:t>
             </w:r>
           </w:p>
         </w:tc>
@@ -2632,7 +3454,18 @@
                 <w:szCs w:val="28"/>
                 <w14:ligatures w14:val="none"/>
               </w:rPr>
-              <w:t>Copy Screenshot to Clipboard</w:t>
+              <w:t>Crop Screen Recording Saved as MP4 (Win 10 May 2019</w:t>
+            </w:r>
+            <w:r>
+              <w:rPr>
+                <w:rFonts w:ascii="Cambria" w:eastAsia="Times New Roman" w:hAnsi="Cambria" w:cs="Times New Roman"/>
+                <w:color w:val="000000"/>
+                <w:kern w:val="0"/>
+                <w:sz w:val="28"/>
+                <w:szCs w:val="28"/>
+                <w14:ligatures w14:val="none"/>
+              </w:rPr>
+              <w:t xml:space="preserve"> &amp; ↑)</w:t>
             </w:r>
           </w:p>
         </w:tc>
@@ -2669,7 +3502,7 @@
                 <w:szCs w:val="28"/>
                 <w14:ligatures w14:val="none"/>
               </w:rPr>
-              <w:t>Ctrl + C</w:t>
+              <w:t>Ctrl + Shift + 5</w:t>
             </w:r>
           </w:p>
         </w:tc>
@@ -2685,34 +3518,34 @@
             <w:tcBorders>
               <w:top w:val="nil"/>
               <w:left w:val="single" w:sz="4" w:space="0" w:color="auto"/>
-              <w:bottom w:val="single" w:sz="4" w:space="0" w:color="auto"/>
-              <w:right w:val="single" w:sz="4" w:space="0" w:color="auto"/>
-            </w:tcBorders>
-            <w:vAlign w:val="center"/>
-            <w:hideMark/>
-          </w:tcPr>
-          <w:p>
-            <w:pPr>
-              <w:spacing w:after="0" w:line="240" w:lineRule="auto"/>
-              <w:rPr>
-                <w:rFonts w:ascii="Cambria" w:eastAsia="Times New Roman" w:hAnsi="Cambria" w:cs="Times New Roman"/>
-                <w:color w:val="000000"/>
-                <w:kern w:val="0"/>
-                <w:sz w:val="28"/>
-                <w:szCs w:val="28"/>
-                <w14:ligatures w14:val="none"/>
-              </w:rPr>
-            </w:pPr>
-            <w:r>
-              <w:rPr>
-                <w:rFonts w:ascii="Cambria" w:eastAsia="Times New Roman" w:hAnsi="Cambria" w:cs="Times New Roman"/>
-                <w:color w:val="000000"/>
-                <w:kern w:val="0"/>
-                <w:sz w:val="28"/>
-                <w:szCs w:val="28"/>
-                <w14:ligatures w14:val="none"/>
-              </w:rPr>
-              <w:t>Crop Screenshot to Clipboard</w:t>
+              <w:bottom w:val="single" w:sz="18" w:space="0" w:color="FF0000"/>
+              <w:right w:val="single" w:sz="4" w:space="0" w:color="auto"/>
+            </w:tcBorders>
+            <w:vAlign w:val="center"/>
+            <w:hideMark/>
+          </w:tcPr>
+          <w:p>
+            <w:pPr>
+              <w:spacing w:after="0" w:line="240" w:lineRule="auto"/>
+              <w:rPr>
+                <w:rFonts w:ascii="Cambria" w:eastAsia="Times New Roman" w:hAnsi="Cambria" w:cs="Times New Roman"/>
+                <w:color w:val="000000"/>
+                <w:kern w:val="0"/>
+                <w:sz w:val="28"/>
+                <w:szCs w:val="28"/>
+                <w14:ligatures w14:val="none"/>
+              </w:rPr>
+            </w:pPr>
+            <w:r>
+              <w:rPr>
+                <w:rFonts w:ascii="Cambria" w:eastAsia="Times New Roman" w:hAnsi="Cambria" w:cs="Times New Roman"/>
+                <w:color w:val="000000"/>
+                <w:kern w:val="0"/>
+                <w:sz w:val="28"/>
+                <w:szCs w:val="28"/>
+                <w14:ligatures w14:val="none"/>
+              </w:rPr>
+              <w:t>Screen Record Only The Window That The Mouse Cursor is Positioned Over Saved as MP4 (Windows 10 May 2019 Update And Higher)</w:t>
             </w:r>
           </w:p>
         </w:tc>
@@ -2722,34 +3555,34 @@
             <w:tcBorders>
               <w:top w:val="nil"/>
               <w:left w:val="nil"/>
-              <w:bottom w:val="single" w:sz="4" w:space="0" w:color="auto"/>
-              <w:right w:val="single" w:sz="4" w:space="0" w:color="auto"/>
-            </w:tcBorders>
-            <w:vAlign w:val="center"/>
-            <w:hideMark/>
-          </w:tcPr>
-          <w:p>
-            <w:pPr>
-              <w:spacing w:after="0" w:line="240" w:lineRule="auto"/>
-              <w:rPr>
-                <w:rFonts w:ascii="Cambria" w:eastAsia="Times New Roman" w:hAnsi="Cambria" w:cs="Times New Roman"/>
-                <w:color w:val="000000"/>
-                <w:kern w:val="0"/>
-                <w:sz w:val="28"/>
-                <w:szCs w:val="28"/>
-                <w14:ligatures w14:val="none"/>
-              </w:rPr>
-            </w:pPr>
-            <w:r>
-              <w:rPr>
-                <w:rFonts w:ascii="Cambria" w:eastAsia="Times New Roman" w:hAnsi="Cambria" w:cs="Times New Roman"/>
-                <w:color w:val="000000"/>
-                <w:kern w:val="0"/>
-                <w:sz w:val="28"/>
-                <w:szCs w:val="28"/>
-                <w14:ligatures w14:val="none"/>
-              </w:rPr>
-              <w:t>Ctrl + Shift + C</w:t>
+              <w:bottom w:val="single" w:sz="18" w:space="0" w:color="FF0000"/>
+              <w:right w:val="single" w:sz="4" w:space="0" w:color="auto"/>
+            </w:tcBorders>
+            <w:vAlign w:val="center"/>
+            <w:hideMark/>
+          </w:tcPr>
+          <w:p>
+            <w:pPr>
+              <w:spacing w:after="0" w:line="240" w:lineRule="auto"/>
+              <w:rPr>
+                <w:rFonts w:ascii="Cambria" w:eastAsia="Times New Roman" w:hAnsi="Cambria" w:cs="Times New Roman"/>
+                <w:color w:val="000000"/>
+                <w:kern w:val="0"/>
+                <w:sz w:val="28"/>
+                <w:szCs w:val="28"/>
+                <w14:ligatures w14:val="none"/>
+              </w:rPr>
+            </w:pPr>
+            <w:r>
+              <w:rPr>
+                <w:rFonts w:ascii="Cambria" w:eastAsia="Times New Roman" w:hAnsi="Cambria" w:cs="Times New Roman"/>
+                <w:color w:val="000000"/>
+                <w:kern w:val="0"/>
+                <w:sz w:val="28"/>
+                <w:szCs w:val="28"/>
+                <w14:ligatures w14:val="none"/>
+              </w:rPr>
+              <w:t>Ctrl + Alt + 5</w:t>
             </w:r>
           </w:p>
         </w:tc>
@@ -2763,7 +3596,7 @@
           <w:tcPr>
             <w:tcW w:w="4855" w:type="dxa"/>
             <w:tcBorders>
-              <w:top w:val="nil"/>
+              <w:top w:val="single" w:sz="18" w:space="0" w:color="FF0000"/>
               <w:left w:val="single" w:sz="4" w:space="0" w:color="auto"/>
               <w:bottom w:val="single" w:sz="4" w:space="0" w:color="auto"/>
               <w:right w:val="single" w:sz="4" w:space="0" w:color="auto"/>
@@ -2786,13 +3619,15 @@
             <w:r>
               <w:rPr>
                 <w:rFonts w:ascii="Cambria" w:eastAsia="Times New Roman" w:hAnsi="Cambria" w:cs="Times New Roman"/>
-                <w:color w:val="000000"/>
-                <w:kern w:val="0"/>
-                <w:sz w:val="28"/>
-                <w:szCs w:val="28"/>
-                <w14:ligatures w14:val="none"/>
-              </w:rPr>
-              <w:t>Save Screenshot as PNG</w:t>
+                <w:b/>
+                <w:bCs/>
+                <w:color w:val="000000"/>
+                <w:kern w:val="0"/>
+                <w:sz w:val="28"/>
+                <w:szCs w:val="28"/>
+                <w14:ligatures w14:val="none"/>
+              </w:rPr>
+              <w:t>Show Countdown Timer</w:t>
             </w:r>
           </w:p>
         </w:tc>
@@ -2800,7 +3635,7 @@
           <w:tcPr>
             <w:tcW w:w="3780" w:type="dxa"/>
             <w:tcBorders>
-              <w:top w:val="nil"/>
+              <w:top w:val="single" w:sz="18" w:space="0" w:color="FF0000"/>
               <w:left w:val="nil"/>
               <w:bottom w:val="single" w:sz="4" w:space="0" w:color="auto"/>
               <w:right w:val="single" w:sz="4" w:space="0" w:color="auto"/>
@@ -2829,7 +3664,7 @@
                 <w:szCs w:val="28"/>
                 <w14:ligatures w14:val="none"/>
               </w:rPr>
-              <w:t>Ctrl + S</w:t>
+              <w:t>Ctrl + 3</w:t>
             </w:r>
           </w:p>
         </w:tc>
@@ -2845,34 +3680,34 @@
             <w:tcBorders>
               <w:top w:val="nil"/>
               <w:left w:val="single" w:sz="4" w:space="0" w:color="auto"/>
-              <w:bottom w:val="single" w:sz="18" w:space="0" w:color="FF0000"/>
-              <w:right w:val="single" w:sz="4" w:space="0" w:color="auto"/>
-            </w:tcBorders>
-            <w:vAlign w:val="center"/>
-            <w:hideMark/>
-          </w:tcPr>
-          <w:p>
-            <w:pPr>
-              <w:spacing w:after="0" w:line="240" w:lineRule="auto"/>
-              <w:rPr>
-                <w:rFonts w:ascii="Cambria" w:eastAsia="Times New Roman" w:hAnsi="Cambria" w:cs="Times New Roman"/>
-                <w:color w:val="000000"/>
-                <w:kern w:val="0"/>
-                <w:sz w:val="28"/>
-                <w:szCs w:val="28"/>
-                <w14:ligatures w14:val="none"/>
-              </w:rPr>
-            </w:pPr>
-            <w:r>
-              <w:rPr>
-                <w:rFonts w:ascii="Cambria" w:eastAsia="Times New Roman" w:hAnsi="Cambria" w:cs="Times New Roman"/>
-                <w:color w:val="000000"/>
-                <w:kern w:val="0"/>
-                <w:sz w:val="28"/>
-                <w:szCs w:val="28"/>
-                <w14:ligatures w14:val="none"/>
-              </w:rPr>
-              <w:t>Save Cropped Screenshot to a File</w:t>
+              <w:bottom w:val="single" w:sz="4" w:space="0" w:color="auto"/>
+              <w:right w:val="single" w:sz="4" w:space="0" w:color="auto"/>
+            </w:tcBorders>
+            <w:vAlign w:val="center"/>
+            <w:hideMark/>
+          </w:tcPr>
+          <w:p>
+            <w:pPr>
+              <w:spacing w:after="0" w:line="240" w:lineRule="auto"/>
+              <w:rPr>
+                <w:rFonts w:ascii="Cambria" w:eastAsia="Times New Roman" w:hAnsi="Cambria" w:cs="Times New Roman"/>
+                <w:color w:val="000000"/>
+                <w:kern w:val="0"/>
+                <w:sz w:val="28"/>
+                <w:szCs w:val="28"/>
+                <w14:ligatures w14:val="none"/>
+              </w:rPr>
+            </w:pPr>
+            <w:r>
+              <w:rPr>
+                <w:rFonts w:ascii="Cambria" w:eastAsia="Times New Roman" w:hAnsi="Cambria" w:cs="Times New Roman"/>
+                <w:color w:val="000000"/>
+                <w:kern w:val="0"/>
+                <w:sz w:val="28"/>
+                <w:szCs w:val="28"/>
+                <w14:ligatures w14:val="none"/>
+              </w:rPr>
+              <w:t>Increase/Decrease Time</w:t>
             </w:r>
           </w:p>
         </w:tc>
@@ -2882,34 +3717,34 @@
             <w:tcBorders>
               <w:top w:val="nil"/>
               <w:left w:val="nil"/>
-              <w:bottom w:val="single" w:sz="18" w:space="0" w:color="FF0000"/>
-              <w:right w:val="single" w:sz="4" w:space="0" w:color="auto"/>
-            </w:tcBorders>
-            <w:vAlign w:val="center"/>
-            <w:hideMark/>
-          </w:tcPr>
-          <w:p>
-            <w:pPr>
-              <w:spacing w:after="0" w:line="240" w:lineRule="auto"/>
-              <w:rPr>
-                <w:rFonts w:ascii="Cambria" w:eastAsia="Times New Roman" w:hAnsi="Cambria" w:cs="Times New Roman"/>
-                <w:color w:val="000000"/>
-                <w:kern w:val="0"/>
-                <w:sz w:val="28"/>
-                <w:szCs w:val="28"/>
-                <w14:ligatures w14:val="none"/>
-              </w:rPr>
-            </w:pPr>
-            <w:r>
-              <w:rPr>
-                <w:rFonts w:ascii="Cambria" w:eastAsia="Times New Roman" w:hAnsi="Cambria" w:cs="Times New Roman"/>
-                <w:color w:val="000000"/>
-                <w:kern w:val="0"/>
-                <w:sz w:val="28"/>
-                <w:szCs w:val="28"/>
-                <w14:ligatures w14:val="none"/>
-              </w:rPr>
-              <w:t>Ctrl + Shift + S</w:t>
+              <w:bottom w:val="single" w:sz="4" w:space="0" w:color="auto"/>
+              <w:right w:val="single" w:sz="4" w:space="0" w:color="auto"/>
+            </w:tcBorders>
+            <w:vAlign w:val="center"/>
+            <w:hideMark/>
+          </w:tcPr>
+          <w:p>
+            <w:pPr>
+              <w:spacing w:after="0" w:line="240" w:lineRule="auto"/>
+              <w:rPr>
+                <w:rFonts w:ascii="Cambria" w:eastAsia="Times New Roman" w:hAnsi="Cambria" w:cs="Times New Roman"/>
+                <w:color w:val="000000"/>
+                <w:kern w:val="0"/>
+                <w:sz w:val="28"/>
+                <w:szCs w:val="28"/>
+                <w14:ligatures w14:val="none"/>
+              </w:rPr>
+            </w:pPr>
+            <w:r>
+              <w:rPr>
+                <w:rFonts w:ascii="Cambria" w:eastAsia="Times New Roman" w:hAnsi="Cambria" w:cs="Times New Roman"/>
+                <w:color w:val="000000"/>
+                <w:kern w:val="0"/>
+                <w:sz w:val="28"/>
+                <w:szCs w:val="28"/>
+                <w14:ligatures w14:val="none"/>
+              </w:rPr>
+              <w:t>Ctrl + Mouse Scroll Up/Down or Arrow Keys</w:t>
             </w:r>
           </w:p>
         </w:tc>
@@ -2923,50 +3758,35 @@
           <w:tcPr>
             <w:tcW w:w="4855" w:type="dxa"/>
             <w:tcBorders>
-              <w:top w:val="single" w:sz="18" w:space="0" w:color="FF0000"/>
+              <w:top w:val="nil"/>
               <w:left w:val="single" w:sz="4" w:space="0" w:color="auto"/>
               <w:bottom w:val="single" w:sz="4" w:space="0" w:color="auto"/>
               <w:right w:val="single" w:sz="4" w:space="0" w:color="auto"/>
             </w:tcBorders>
             <w:vAlign w:val="center"/>
-            <w:hideMark/>
-          </w:tcPr>
-          <w:p>
-            <w:pPr>
-              <w:spacing w:after="0" w:line="240" w:lineRule="auto"/>
-              <w:rPr>
-                <w:rFonts w:ascii="Cambria" w:eastAsia="Times New Roman" w:hAnsi="Cambria" w:cs="Times New Roman"/>
-                <w:color w:val="000000"/>
-                <w:kern w:val="0"/>
-                <w:sz w:val="28"/>
-                <w:szCs w:val="28"/>
-                <w14:ligatures w14:val="none"/>
-              </w:rPr>
-            </w:pPr>
-            <w:r>
-              <w:rPr>
-                <w:rFonts w:ascii="Cambria" w:eastAsia="Times New Roman" w:hAnsi="Cambria" w:cs="Times New Roman"/>
-                <w:b/>
-                <w:bCs/>
-                <w:color w:val="000000"/>
-                <w:kern w:val="0"/>
-                <w:sz w:val="28"/>
-                <w:szCs w:val="28"/>
-                <w14:ligatures w14:val="none"/>
-              </w:rPr>
-              <w:lastRenderedPageBreak/>
-              <w:t>Copy a Region</w:t>
-            </w:r>
-            <w:r>
-              <w:rPr>
-                <w:rFonts w:ascii="Cambria" w:eastAsia="Times New Roman" w:hAnsi="Cambria" w:cs="Times New Roman"/>
-                <w:color w:val="000000"/>
-                <w:kern w:val="0"/>
-                <w:sz w:val="28"/>
-                <w:szCs w:val="28"/>
-                <w14:ligatures w14:val="none"/>
-              </w:rPr>
-              <w:t xml:space="preserve"> of The Screen To Clipboard</w:t>
+          </w:tcPr>
+          <w:p>
+            <w:pPr>
+              <w:spacing w:after="0" w:line="240" w:lineRule="auto"/>
+              <w:rPr>
+                <w:rFonts w:ascii="Cambria" w:eastAsia="Times New Roman" w:hAnsi="Cambria" w:cs="Times New Roman"/>
+                <w:color w:val="000000"/>
+                <w:kern w:val="0"/>
+                <w:sz w:val="28"/>
+                <w:szCs w:val="28"/>
+                <w14:ligatures w14:val="none"/>
+              </w:rPr>
+            </w:pPr>
+            <w:r>
+              <w:rPr>
+                <w:rFonts w:ascii="Cambria" w:eastAsia="Times New Roman" w:hAnsi="Cambria" w:cs="Times New Roman"/>
+                <w:color w:val="000000"/>
+                <w:kern w:val="0"/>
+                <w:sz w:val="28"/>
+                <w:szCs w:val="28"/>
+                <w14:ligatures w14:val="none"/>
+              </w:rPr>
+              <w:t>Minimize Timer (Without Pausing It)</w:t>
             </w:r>
           </w:p>
         </w:tc>
@@ -2974,36 +3794,35 @@
           <w:tcPr>
             <w:tcW w:w="3780" w:type="dxa"/>
             <w:tcBorders>
-              <w:top w:val="single" w:sz="18" w:space="0" w:color="FF0000"/>
+              <w:top w:val="nil"/>
               <w:left w:val="nil"/>
               <w:bottom w:val="single" w:sz="4" w:space="0" w:color="auto"/>
               <w:right w:val="single" w:sz="4" w:space="0" w:color="auto"/>
             </w:tcBorders>
             <w:vAlign w:val="center"/>
-            <w:hideMark/>
-          </w:tcPr>
-          <w:p>
-            <w:pPr>
-              <w:spacing w:after="0" w:line="240" w:lineRule="auto"/>
-              <w:rPr>
-                <w:rFonts w:ascii="Cambria" w:eastAsia="Times New Roman" w:hAnsi="Cambria" w:cs="Times New Roman"/>
-                <w:color w:val="000000"/>
-                <w:kern w:val="0"/>
-                <w:sz w:val="28"/>
-                <w:szCs w:val="28"/>
-                <w14:ligatures w14:val="none"/>
-              </w:rPr>
-            </w:pPr>
-            <w:r>
-              <w:rPr>
-                <w:rFonts w:ascii="Cambria" w:eastAsia="Times New Roman" w:hAnsi="Cambria" w:cs="Times New Roman"/>
-                <w:color w:val="000000"/>
-                <w:kern w:val="0"/>
-                <w:sz w:val="28"/>
-                <w:szCs w:val="28"/>
-                <w14:ligatures w14:val="none"/>
-              </w:rPr>
-              <w:t>Ctrl + 6</w:t>
+          </w:tcPr>
+          <w:p>
+            <w:pPr>
+              <w:spacing w:after="0" w:line="240" w:lineRule="auto"/>
+              <w:rPr>
+                <w:rFonts w:ascii="Cambria" w:eastAsia="Times New Roman" w:hAnsi="Cambria" w:cs="Times New Roman"/>
+                <w:color w:val="000000"/>
+                <w:kern w:val="0"/>
+                <w:sz w:val="28"/>
+                <w:szCs w:val="28"/>
+                <w14:ligatures w14:val="none"/>
+              </w:rPr>
+            </w:pPr>
+            <w:r>
+              <w:rPr>
+                <w:rFonts w:ascii="Cambria" w:eastAsia="Times New Roman" w:hAnsi="Cambria" w:cs="Times New Roman"/>
+                <w:color w:val="000000"/>
+                <w:kern w:val="0"/>
+                <w:sz w:val="28"/>
+                <w:szCs w:val="28"/>
+                <w14:ligatures w14:val="none"/>
+              </w:rPr>
+              <w:t>Alt + Tab</w:t>
             </w:r>
           </w:p>
         </w:tc>
@@ -3017,36 +3836,36 @@
           <w:tcPr>
             <w:tcW w:w="4855" w:type="dxa"/>
             <w:tcBorders>
-              <w:top w:val="single" w:sz="4" w:space="0" w:color="auto"/>
+              <w:top w:val="nil"/>
               <w:left w:val="single" w:sz="4" w:space="0" w:color="auto"/>
-              <w:bottom w:val="single" w:sz="4" w:space="0" w:color="auto"/>
-              <w:right w:val="single" w:sz="4" w:space="0" w:color="auto"/>
-            </w:tcBorders>
-            <w:vAlign w:val="center"/>
-            <w:hideMark/>
-          </w:tcPr>
-          <w:p>
-            <w:pPr>
-              <w:spacing w:after="0" w:line="240" w:lineRule="auto"/>
-              <w:rPr>
-                <w:rFonts w:ascii="Cambria" w:eastAsia="Times New Roman" w:hAnsi="Cambria" w:cs="Times New Roman"/>
-                <w:color w:val="000000"/>
-                <w:kern w:val="0"/>
-                <w:sz w:val="28"/>
-                <w:szCs w:val="28"/>
-                <w14:ligatures w14:val="none"/>
-              </w:rPr>
-            </w:pPr>
-            <w:r>
-              <w:rPr>
-                <w:rFonts w:ascii="Cambria" w:eastAsia="Times New Roman" w:hAnsi="Cambria" w:cs="Times New Roman"/>
-                <w:color w:val="000000"/>
-                <w:kern w:val="0"/>
-                <w:sz w:val="28"/>
-                <w:szCs w:val="28"/>
-                <w14:ligatures w14:val="none"/>
-              </w:rPr>
-              <w:t>Save a Region of The Screen To a File</w:t>
+              <w:bottom w:val="single" w:sz="18" w:space="0" w:color="FF0000"/>
+              <w:right w:val="single" w:sz="4" w:space="0" w:color="auto"/>
+            </w:tcBorders>
+            <w:vAlign w:val="center"/>
+            <w:hideMark/>
+          </w:tcPr>
+          <w:p>
+            <w:pPr>
+              <w:spacing w:after="0" w:line="240" w:lineRule="auto"/>
+              <w:rPr>
+                <w:rFonts w:ascii="Cambria" w:eastAsia="Times New Roman" w:hAnsi="Cambria" w:cs="Times New Roman"/>
+                <w:color w:val="000000"/>
+                <w:kern w:val="0"/>
+                <w:sz w:val="28"/>
+                <w:szCs w:val="28"/>
+                <w14:ligatures w14:val="none"/>
+              </w:rPr>
+            </w:pPr>
+            <w:r>
+              <w:rPr>
+                <w:rFonts w:ascii="Cambria" w:eastAsia="Times New Roman" w:hAnsi="Cambria" w:cs="Times New Roman"/>
+                <w:color w:val="000000"/>
+                <w:kern w:val="0"/>
+                <w:sz w:val="28"/>
+                <w:szCs w:val="28"/>
+                <w14:ligatures w14:val="none"/>
+              </w:rPr>
+              <w:t>Show Timer When Minimized</w:t>
             </w:r>
           </w:p>
         </w:tc>
@@ -3054,36 +3873,36 @@
           <w:tcPr>
             <w:tcW w:w="3780" w:type="dxa"/>
             <w:tcBorders>
-              <w:top w:val="single" w:sz="4" w:space="0" w:color="auto"/>
+              <w:top w:val="nil"/>
               <w:left w:val="nil"/>
-              <w:bottom w:val="single" w:sz="4" w:space="0" w:color="auto"/>
-              <w:right w:val="single" w:sz="4" w:space="0" w:color="auto"/>
-            </w:tcBorders>
-            <w:vAlign w:val="center"/>
-            <w:hideMark/>
-          </w:tcPr>
-          <w:p>
-            <w:pPr>
-              <w:spacing w:after="0" w:line="240" w:lineRule="auto"/>
-              <w:rPr>
-                <w:rFonts w:ascii="Cambria" w:eastAsia="Times New Roman" w:hAnsi="Cambria" w:cs="Times New Roman"/>
-                <w:color w:val="000000"/>
-                <w:kern w:val="0"/>
-                <w:sz w:val="28"/>
-                <w:szCs w:val="28"/>
-                <w14:ligatures w14:val="none"/>
-              </w:rPr>
-            </w:pPr>
-            <w:r>
-              <w:rPr>
-                <w:rFonts w:ascii="Cambria" w:eastAsia="Times New Roman" w:hAnsi="Cambria" w:cs="Times New Roman"/>
-                <w:color w:val="000000"/>
-                <w:kern w:val="0"/>
-                <w:sz w:val="28"/>
-                <w:szCs w:val="28"/>
-                <w14:ligatures w14:val="none"/>
-              </w:rPr>
-              <w:t>Ctrl + Shift + 6</w:t>
+              <w:bottom w:val="single" w:sz="18" w:space="0" w:color="FF0000"/>
+              <w:right w:val="single" w:sz="4" w:space="0" w:color="auto"/>
+            </w:tcBorders>
+            <w:vAlign w:val="center"/>
+            <w:hideMark/>
+          </w:tcPr>
+          <w:p>
+            <w:pPr>
+              <w:spacing w:after="0" w:line="240" w:lineRule="auto"/>
+              <w:rPr>
+                <w:rFonts w:ascii="Cambria" w:eastAsia="Times New Roman" w:hAnsi="Cambria" w:cs="Times New Roman"/>
+                <w:color w:val="000000"/>
+                <w:kern w:val="0"/>
+                <w:sz w:val="28"/>
+                <w:szCs w:val="28"/>
+                <w14:ligatures w14:val="none"/>
+              </w:rPr>
+            </w:pPr>
+            <w:r>
+              <w:rPr>
+                <w:rFonts w:ascii="Cambria" w:eastAsia="Times New Roman" w:hAnsi="Cambria" w:cs="Times New Roman"/>
+                <w:color w:val="000000"/>
+                <w:kern w:val="0"/>
+                <w:sz w:val="28"/>
+                <w:szCs w:val="28"/>
+                <w14:ligatures w14:val="none"/>
+              </w:rPr>
+              <w:t>Left-Click On The ZoomIt Icon</w:t>
             </w:r>
           </w:p>
         </w:tc>
@@ -3097,35 +3916,38 @@
           <w:tcPr>
             <w:tcW w:w="4855" w:type="dxa"/>
             <w:tcBorders>
-              <w:top w:val="single" w:sz="4" w:space="0" w:color="auto"/>
+              <w:top w:val="single" w:sz="18" w:space="0" w:color="FF0000"/>
               <w:left w:val="single" w:sz="4" w:space="0" w:color="auto"/>
-              <w:bottom w:val="single" w:sz="18" w:space="0" w:color="FF0000"/>
-              <w:right w:val="single" w:sz="4" w:space="0" w:color="auto"/>
-            </w:tcBorders>
-            <w:vAlign w:val="center"/>
-          </w:tcPr>
-          <w:p>
-            <w:pPr>
-              <w:spacing w:after="0" w:line="240" w:lineRule="auto"/>
-              <w:rPr>
-                <w:rFonts w:ascii="Cambria" w:eastAsia="Times New Roman" w:hAnsi="Cambria" w:cs="Times New Roman"/>
-                <w:color w:val="000000"/>
-                <w:kern w:val="0"/>
-                <w:sz w:val="28"/>
-                <w:szCs w:val="28"/>
-                <w14:ligatures w14:val="none"/>
-              </w:rPr>
-            </w:pPr>
-            <w:r>
-              <w:rPr>
-                <w:rFonts w:ascii="Cambria" w:eastAsia="Times New Roman" w:hAnsi="Cambria" w:cs="Times New Roman"/>
-                <w:color w:val="000000"/>
-                <w:kern w:val="0"/>
-                <w:sz w:val="28"/>
-                <w:szCs w:val="28"/>
-                <w14:ligatures w14:val="none"/>
-              </w:rPr>
-              <w:t>Copy text (OCR) from a region of The Screen to Clipboard</w:t>
+              <w:bottom w:val="single" w:sz="4" w:space="0" w:color="auto"/>
+              <w:right w:val="single" w:sz="4" w:space="0" w:color="auto"/>
+            </w:tcBorders>
+            <w:vAlign w:val="center"/>
+            <w:hideMark/>
+          </w:tcPr>
+          <w:p>
+            <w:pPr>
+              <w:spacing w:after="0" w:line="240" w:lineRule="auto"/>
+              <w:rPr>
+                <w:rFonts w:ascii="Cambria" w:eastAsia="Times New Roman" w:hAnsi="Cambria" w:cs="Times New Roman"/>
+                <w:color w:val="000000"/>
+                <w:kern w:val="0"/>
+                <w:sz w:val="28"/>
+                <w:szCs w:val="28"/>
+                <w14:ligatures w14:val="none"/>
+              </w:rPr>
+            </w:pPr>
+            <w:r>
+              <w:rPr>
+                <w:rFonts w:ascii="Cambria" w:eastAsia="Times New Roman" w:hAnsi="Cambria" w:cs="Times New Roman"/>
+                <w:b/>
+                <w:bCs/>
+                <w:color w:val="000000"/>
+                <w:kern w:val="0"/>
+                <w:sz w:val="28"/>
+                <w:szCs w:val="28"/>
+                <w14:ligatures w14:val="none"/>
+              </w:rPr>
+              <w:t>LiveZoom Mode</w:t>
             </w:r>
           </w:p>
         </w:tc>
@@ -3133,35 +3955,36 @@
           <w:tcPr>
             <w:tcW w:w="3780" w:type="dxa"/>
             <w:tcBorders>
-              <w:top w:val="single" w:sz="4" w:space="0" w:color="auto"/>
+              <w:top w:val="single" w:sz="18" w:space="0" w:color="FF0000"/>
               <w:left w:val="nil"/>
-              <w:bottom w:val="single" w:sz="18" w:space="0" w:color="FF0000"/>
-              <w:right w:val="single" w:sz="4" w:space="0" w:color="auto"/>
-            </w:tcBorders>
-            <w:vAlign w:val="center"/>
-          </w:tcPr>
-          <w:p>
-            <w:pPr>
-              <w:spacing w:after="0" w:line="240" w:lineRule="auto"/>
-              <w:rPr>
-                <w:rFonts w:ascii="Cambria" w:eastAsia="Times New Roman" w:hAnsi="Cambria" w:cs="Times New Roman"/>
-                <w:color w:val="000000"/>
-                <w:kern w:val="0"/>
-                <w:sz w:val="28"/>
-                <w:szCs w:val="28"/>
-                <w14:ligatures w14:val="none"/>
-              </w:rPr>
-            </w:pPr>
-            <w:r>
-              <w:rPr>
-                <w:rFonts w:ascii="Cambria" w:eastAsia="Times New Roman" w:hAnsi="Cambria" w:cs="Times New Roman"/>
-                <w:color w:val="000000"/>
-                <w:kern w:val="0"/>
-                <w:sz w:val="28"/>
-                <w:szCs w:val="28"/>
-                <w14:ligatures w14:val="none"/>
-              </w:rPr>
-              <w:t>Ctrl + Alt + 6</w:t>
+              <w:bottom w:val="single" w:sz="4" w:space="0" w:color="auto"/>
+              <w:right w:val="single" w:sz="4" w:space="0" w:color="auto"/>
+            </w:tcBorders>
+            <w:vAlign w:val="center"/>
+            <w:hideMark/>
+          </w:tcPr>
+          <w:p>
+            <w:pPr>
+              <w:spacing w:after="0" w:line="240" w:lineRule="auto"/>
+              <w:rPr>
+                <w:rFonts w:ascii="Cambria" w:eastAsia="Times New Roman" w:hAnsi="Cambria" w:cs="Times New Roman"/>
+                <w:color w:val="000000"/>
+                <w:kern w:val="0"/>
+                <w:sz w:val="28"/>
+                <w:szCs w:val="28"/>
+                <w14:ligatures w14:val="none"/>
+              </w:rPr>
+            </w:pPr>
+            <w:r>
+              <w:rPr>
+                <w:rFonts w:ascii="Cambria" w:eastAsia="Times New Roman" w:hAnsi="Cambria" w:cs="Times New Roman"/>
+                <w:color w:val="000000"/>
+                <w:kern w:val="0"/>
+                <w:sz w:val="28"/>
+                <w:szCs w:val="28"/>
+                <w14:ligatures w14:val="none"/>
+              </w:rPr>
+              <w:t>Ctrl + 4</w:t>
             </w:r>
           </w:p>
         </w:tc>
@@ -3175,7 +3998,7 @@
           <w:tcPr>
             <w:tcW w:w="4855" w:type="dxa"/>
             <w:tcBorders>
-              <w:top w:val="single" w:sz="18" w:space="0" w:color="FF0000"/>
+              <w:top w:val="nil"/>
               <w:left w:val="single" w:sz="4" w:space="0" w:color="auto"/>
               <w:bottom w:val="single" w:sz="4" w:space="0" w:color="auto"/>
               <w:right w:val="single" w:sz="4" w:space="0" w:color="auto"/>
@@ -3198,48 +4021,13 @@
             <w:r>
               <w:rPr>
                 <w:rFonts w:ascii="Cambria" w:eastAsia="Times New Roman" w:hAnsi="Cambria" w:cs="Times New Roman"/>
-                <w:b/>
-                <w:bCs/>
-                <w:color w:val="000000"/>
-                <w:kern w:val="0"/>
-                <w:sz w:val="28"/>
-                <w:szCs w:val="28"/>
-                <w14:ligatures w14:val="none"/>
-              </w:rPr>
-              <w:t>Start/Stop Full Screen Recording</w:t>
-            </w:r>
-            <w:r>
-              <w:rPr>
-                <w:rFonts w:ascii="Cambria" w:eastAsia="Times New Roman" w:hAnsi="Cambria" w:cs="Times New Roman"/>
-                <w:color w:val="000000"/>
-                <w:kern w:val="0"/>
-                <w:sz w:val="28"/>
-                <w:szCs w:val="28"/>
-                <w14:ligatures w14:val="none"/>
-              </w:rPr>
-              <w:t xml:space="preserve"> Saved as MP4 </w:t>
-            </w:r>
-            <w:r>
-              <w:rPr>
-                <w:rFonts w:ascii="Cambria" w:eastAsia="Times New Roman" w:hAnsi="Cambria" w:cs="Times New Roman"/>
-                <w:color w:val="000000"/>
-                <w:kern w:val="0"/>
-                <w:sz w:val="28"/>
-                <w:szCs w:val="28"/>
-                <w14:ligatures w14:val="none"/>
-              </w:rPr>
-              <w:t>(Win 10 May 2019</w:t>
-            </w:r>
-            <w:r>
-              <w:rPr>
-                <w:rFonts w:ascii="Cambria" w:eastAsia="Times New Roman" w:hAnsi="Cambria" w:cs="Times New Roman"/>
-                <w:color w:val="000000"/>
-                <w:kern w:val="0"/>
-                <w:sz w:val="28"/>
-                <w:szCs w:val="28"/>
-                <w14:ligatures w14:val="none"/>
-              </w:rPr>
-              <w:t xml:space="preserve"> &amp; ↑)</w:t>
+                <w:color w:val="000000"/>
+                <w:kern w:val="0"/>
+                <w:sz w:val="28"/>
+                <w:szCs w:val="28"/>
+                <w14:ligatures w14:val="none"/>
+              </w:rPr>
+              <w:t xml:space="preserve">Zoom In // Out in LiveZoom </w:t>
             </w:r>
           </w:p>
         </w:tc>
@@ -3247,7 +4035,7 @@
           <w:tcPr>
             <w:tcW w:w="3780" w:type="dxa"/>
             <w:tcBorders>
-              <w:top w:val="single" w:sz="18" w:space="0" w:color="FF0000"/>
+              <w:top w:val="nil"/>
               <w:left w:val="nil"/>
               <w:bottom w:val="single" w:sz="4" w:space="0" w:color="auto"/>
               <w:right w:val="single" w:sz="4" w:space="0" w:color="auto"/>
@@ -3276,7 +4064,7 @@
                 <w:szCs w:val="28"/>
                 <w14:ligatures w14:val="none"/>
               </w:rPr>
-              <w:t>Ctrl + 5</w:t>
+              <w:t>Ctrl + Up // Ctrl + Down</w:t>
             </w:r>
           </w:p>
         </w:tc>
@@ -3290,58 +4078,36 @@
           <w:tcPr>
             <w:tcW w:w="4855" w:type="dxa"/>
             <w:tcBorders>
-              <w:top w:val="nil"/>
+              <w:top w:val="single" w:sz="4" w:space="0" w:color="auto"/>
               <w:left w:val="single" w:sz="4" w:space="0" w:color="auto"/>
-              <w:bottom w:val="single" w:sz="4" w:space="0" w:color="auto"/>
-              <w:right w:val="single" w:sz="4" w:space="0" w:color="auto"/>
-            </w:tcBorders>
-            <w:vAlign w:val="center"/>
-            <w:hideMark/>
-          </w:tcPr>
-          <w:p>
-            <w:pPr>
-              <w:spacing w:after="0" w:line="240" w:lineRule="auto"/>
-              <w:rPr>
-                <w:rFonts w:ascii="Cambria" w:eastAsia="Times New Roman" w:hAnsi="Cambria" w:cs="Times New Roman"/>
-                <w:color w:val="000000"/>
-                <w:kern w:val="0"/>
-                <w:sz w:val="28"/>
-                <w:szCs w:val="28"/>
-                <w14:ligatures w14:val="none"/>
-              </w:rPr>
-            </w:pPr>
-            <w:r>
-              <w:rPr>
-                <w:rFonts w:ascii="Cambria" w:eastAsia="Times New Roman" w:hAnsi="Cambria" w:cs="Times New Roman"/>
-                <w:color w:val="000000"/>
-                <w:kern w:val="0"/>
-                <w:sz w:val="28"/>
-                <w:szCs w:val="28"/>
-                <w14:ligatures w14:val="none"/>
-              </w:rPr>
-              <w:t xml:space="preserve">Crop Screen Recording Saved as MP4 </w:t>
-            </w:r>
-            <w:r>
-              <w:rPr>
-                <w:rFonts w:ascii="Cambria" w:eastAsia="Times New Roman" w:hAnsi="Cambria" w:cs="Times New Roman"/>
-                <w:color w:val="000000"/>
-                <w:kern w:val="0"/>
-                <w:sz w:val="28"/>
-                <w:szCs w:val="28"/>
-                <w14:ligatures w14:val="none"/>
-              </w:rPr>
-              <w:t>(Win 10 May 2019</w:t>
-            </w:r>
-            <w:r>
-              <w:rPr>
-                <w:rFonts w:ascii="Cambria" w:eastAsia="Times New Roman" w:hAnsi="Cambria" w:cs="Times New Roman"/>
-                <w:color w:val="000000"/>
-                <w:kern w:val="0"/>
-                <w:sz w:val="28"/>
-                <w:szCs w:val="28"/>
-                <w14:ligatures w14:val="none"/>
-              </w:rPr>
-              <w:t xml:space="preserve"> &amp; ↑)</w:t>
+              <w:bottom w:val="single" w:sz="18" w:space="0" w:color="FF0000"/>
+              <w:right w:val="single" w:sz="4" w:space="0" w:color="auto"/>
+            </w:tcBorders>
+            <w:vAlign w:val="center"/>
+            <w:hideMark/>
+          </w:tcPr>
+          <w:p>
+            <w:pPr>
+              <w:spacing w:after="0" w:line="240" w:lineRule="auto"/>
+              <w:rPr>
+                <w:rFonts w:ascii="Cambria" w:eastAsia="Times New Roman" w:hAnsi="Cambria" w:cs="Times New Roman"/>
+                <w:color w:val="000000"/>
+                <w:kern w:val="0"/>
+                <w:sz w:val="28"/>
+                <w:szCs w:val="28"/>
+                <w14:ligatures w14:val="none"/>
+              </w:rPr>
+            </w:pPr>
+            <w:r>
+              <w:rPr>
+                <w:rFonts w:ascii="Cambria" w:eastAsia="Times New Roman" w:hAnsi="Cambria" w:cs="Times New Roman"/>
+                <w:color w:val="000000"/>
+                <w:kern w:val="0"/>
+                <w:sz w:val="28"/>
+                <w:szCs w:val="28"/>
+                <w14:ligatures w14:val="none"/>
+              </w:rPr>
+              <w:t>LiveDraw Mode</w:t>
             </w:r>
           </w:p>
         </w:tc>
@@ -3349,36 +4115,120 @@
           <w:tcPr>
             <w:tcW w:w="3780" w:type="dxa"/>
             <w:tcBorders>
-              <w:top w:val="nil"/>
+              <w:top w:val="single" w:sz="4" w:space="0" w:color="auto"/>
               <w:left w:val="nil"/>
-              <w:bottom w:val="single" w:sz="4" w:space="0" w:color="auto"/>
-              <w:right w:val="single" w:sz="4" w:space="0" w:color="auto"/>
-            </w:tcBorders>
-            <w:vAlign w:val="center"/>
-            <w:hideMark/>
-          </w:tcPr>
-          <w:p>
-            <w:pPr>
-              <w:spacing w:after="0" w:line="240" w:lineRule="auto"/>
-              <w:rPr>
-                <w:rFonts w:ascii="Cambria" w:eastAsia="Times New Roman" w:hAnsi="Cambria" w:cs="Times New Roman"/>
-                <w:color w:val="000000"/>
-                <w:kern w:val="0"/>
-                <w:sz w:val="28"/>
-                <w:szCs w:val="28"/>
-                <w14:ligatures w14:val="none"/>
-              </w:rPr>
-            </w:pPr>
-            <w:r>
-              <w:rPr>
-                <w:rFonts w:ascii="Cambria" w:eastAsia="Times New Roman" w:hAnsi="Cambria" w:cs="Times New Roman"/>
-                <w:color w:val="000000"/>
-                <w:kern w:val="0"/>
-                <w:sz w:val="28"/>
-                <w:szCs w:val="28"/>
-                <w14:ligatures w14:val="none"/>
-              </w:rPr>
-              <w:t>Ctrl + Shift + 5</w:t>
+              <w:bottom w:val="single" w:sz="18" w:space="0" w:color="FF0000"/>
+              <w:right w:val="single" w:sz="4" w:space="0" w:color="auto"/>
+            </w:tcBorders>
+            <w:vAlign w:val="center"/>
+            <w:hideMark/>
+          </w:tcPr>
+          <w:p>
+            <w:pPr>
+              <w:spacing w:after="0" w:line="240" w:lineRule="auto"/>
+              <w:rPr>
+                <w:rFonts w:ascii="Cambria" w:eastAsia="Times New Roman" w:hAnsi="Cambria" w:cs="Times New Roman"/>
+                <w:color w:val="000000"/>
+                <w:kern w:val="0"/>
+                <w:sz w:val="28"/>
+                <w:szCs w:val="28"/>
+                <w14:ligatures w14:val="none"/>
+              </w:rPr>
+            </w:pPr>
+            <w:r>
+              <w:rPr>
+                <w:rFonts w:ascii="Cambria" w:eastAsia="Times New Roman" w:hAnsi="Cambria" w:cs="Times New Roman"/>
+                <w:color w:val="000000"/>
+                <w:kern w:val="0"/>
+                <w:sz w:val="28"/>
+                <w:szCs w:val="28"/>
+                <w14:ligatures w14:val="none"/>
+              </w:rPr>
+              <w:t>Ctrl + Shift + 4</w:t>
+            </w:r>
+          </w:p>
+        </w:tc>
+      </w:tr>
+      <w:tr>
+        <w:trPr>
+          <w:trHeight w:val="576"/>
+          <w:jc w:val="center"/>
+        </w:trPr>
+        <w:tc>
+          <w:tcPr>
+            <w:tcW w:w="4855" w:type="dxa"/>
+            <w:tcBorders>
+              <w:top w:val="single" w:sz="18" w:space="0" w:color="FF0000"/>
+              <w:left w:val="single" w:sz="4" w:space="0" w:color="auto"/>
+              <w:bottom w:val="single" w:sz="4" w:space="0" w:color="auto"/>
+              <w:right w:val="single" w:sz="4" w:space="0" w:color="auto"/>
+            </w:tcBorders>
+            <w:vAlign w:val="center"/>
+            <w:hideMark/>
+          </w:tcPr>
+          <w:p>
+            <w:pPr>
+              <w:spacing w:after="0" w:line="240" w:lineRule="auto"/>
+              <w:rPr>
+                <w:rFonts w:ascii="Cambria" w:eastAsia="Times New Roman" w:hAnsi="Cambria" w:cs="Times New Roman"/>
+                <w:b/>
+                <w:bCs/>
+                <w:color w:val="000000"/>
+                <w:kern w:val="0"/>
+                <w:sz w:val="28"/>
+                <w:szCs w:val="28"/>
+                <w14:ligatures w14:val="none"/>
+              </w:rPr>
+            </w:pPr>
+            <w:r>
+              <w:rPr>
+                <w:rFonts w:ascii="Cambria" w:eastAsia="Times New Roman" w:hAnsi="Cambria" w:cs="Times New Roman"/>
+                <w:b/>
+                <w:bCs/>
+                <w:color w:val="000000"/>
+                <w:kern w:val="0"/>
+                <w:sz w:val="28"/>
+                <w:szCs w:val="28"/>
+                <w14:ligatures w14:val="none"/>
+              </w:rPr>
+              <w:t>Start DemoType</w:t>
+            </w:r>
+          </w:p>
+        </w:tc>
+        <w:tc>
+          <w:tcPr>
+            <w:tcW w:w="3780" w:type="dxa"/>
+            <w:tcBorders>
+              <w:top w:val="single" w:sz="18" w:space="0" w:color="FF0000"/>
+              <w:left w:val="nil"/>
+              <w:bottom w:val="single" w:sz="4" w:space="0" w:color="auto"/>
+              <w:right w:val="single" w:sz="4" w:space="0" w:color="auto"/>
+            </w:tcBorders>
+            <w:vAlign w:val="center"/>
+            <w:hideMark/>
+          </w:tcPr>
+          <w:p>
+            <w:pPr>
+              <w:spacing w:after="0" w:line="240" w:lineRule="auto"/>
+              <w:rPr>
+                <w:rFonts w:ascii="Cambria" w:eastAsia="Times New Roman" w:hAnsi="Cambria" w:cs="Times New Roman"/>
+                <w:color w:val="000000"/>
+                <w:kern w:val="0"/>
+                <w:sz w:val="28"/>
+                <w:szCs w:val="28"/>
+                <w14:ligatures w14:val="none"/>
+              </w:rPr>
+            </w:pPr>
+            <w:r>
+              <w:rPr>
+                <w:rFonts w:ascii="Cambria" w:eastAsia="Times New Roman" w:hAnsi="Cambria" w:cs="Times New Roman"/>
+                <w:color w:val="000000"/>
+                <w:kern w:val="0"/>
+                <w:sz w:val="28"/>
+                <w:szCs w:val="28"/>
+                <w14:ligatures w14:val="none"/>
+              </w:rPr>
+              <w:t>Ctrl + 7</w:t>
             </w:r>
           </w:p>
         </w:tc>
@@ -3394,34 +4244,34 @@
             <w:tcBorders>
               <w:top w:val="nil"/>
               <w:left w:val="single" w:sz="4" w:space="0" w:color="auto"/>
-              <w:bottom w:val="single" w:sz="18" w:space="0" w:color="FF0000"/>
-              <w:right w:val="single" w:sz="4" w:space="0" w:color="auto"/>
-            </w:tcBorders>
-            <w:vAlign w:val="center"/>
-            <w:hideMark/>
-          </w:tcPr>
-          <w:p>
-            <w:pPr>
-              <w:spacing w:after="0" w:line="240" w:lineRule="auto"/>
-              <w:rPr>
-                <w:rFonts w:ascii="Cambria" w:eastAsia="Times New Roman" w:hAnsi="Cambria" w:cs="Times New Roman"/>
-                <w:color w:val="000000"/>
-                <w:kern w:val="0"/>
-                <w:sz w:val="28"/>
-                <w:szCs w:val="28"/>
-                <w14:ligatures w14:val="none"/>
-              </w:rPr>
-            </w:pPr>
-            <w:r>
-              <w:rPr>
-                <w:rFonts w:ascii="Cambria" w:eastAsia="Times New Roman" w:hAnsi="Cambria" w:cs="Times New Roman"/>
-                <w:color w:val="000000"/>
-                <w:kern w:val="0"/>
-                <w:sz w:val="28"/>
-                <w:szCs w:val="28"/>
-                <w14:ligatures w14:val="none"/>
-              </w:rPr>
-              <w:t>Screen Record Only The Window That The Mouse Cursor is Positioned Over Saved as MP4 (Windows 10 May 2019 Update And Higher)</w:t>
+              <w:bottom w:val="single" w:sz="4" w:space="0" w:color="auto"/>
+              <w:right w:val="single" w:sz="4" w:space="0" w:color="auto"/>
+            </w:tcBorders>
+            <w:vAlign w:val="center"/>
+            <w:hideMark/>
+          </w:tcPr>
+          <w:p>
+            <w:pPr>
+              <w:spacing w:after="0" w:line="240" w:lineRule="auto"/>
+              <w:rPr>
+                <w:rFonts w:ascii="Cambria" w:eastAsia="Times New Roman" w:hAnsi="Cambria" w:cs="Times New Roman"/>
+                <w:color w:val="000000"/>
+                <w:kern w:val="0"/>
+                <w:sz w:val="28"/>
+                <w:szCs w:val="28"/>
+                <w14:ligatures w14:val="none"/>
+              </w:rPr>
+            </w:pPr>
+            <w:r>
+              <w:rPr>
+                <w:rFonts w:ascii="Cambria" w:eastAsia="Times New Roman" w:hAnsi="Cambria" w:cs="Times New Roman"/>
+                <w:color w:val="000000"/>
+                <w:kern w:val="0"/>
+                <w:sz w:val="28"/>
+                <w:szCs w:val="28"/>
+                <w14:ligatures w14:val="none"/>
+              </w:rPr>
+              <w:t>Move back to the previous snippet (DemoType)</w:t>
             </w:r>
           </w:p>
         </w:tc>
@@ -3431,278 +4281,34 @@
             <w:tcBorders>
               <w:top w:val="nil"/>
               <w:left w:val="nil"/>
-              <w:bottom w:val="single" w:sz="18" w:space="0" w:color="FF0000"/>
-              <w:right w:val="single" w:sz="4" w:space="0" w:color="auto"/>
-            </w:tcBorders>
-            <w:vAlign w:val="center"/>
-            <w:hideMark/>
-          </w:tcPr>
-          <w:p>
-            <w:pPr>
-              <w:spacing w:after="0" w:line="240" w:lineRule="auto"/>
-              <w:rPr>
-                <w:rFonts w:ascii="Cambria" w:eastAsia="Times New Roman" w:hAnsi="Cambria" w:cs="Times New Roman"/>
-                <w:color w:val="000000"/>
-                <w:kern w:val="0"/>
-                <w:sz w:val="28"/>
-                <w:szCs w:val="28"/>
-                <w14:ligatures w14:val="none"/>
-              </w:rPr>
-            </w:pPr>
-            <w:r>
-              <w:rPr>
-                <w:rFonts w:ascii="Cambria" w:eastAsia="Times New Roman" w:hAnsi="Cambria" w:cs="Times New Roman"/>
-                <w:color w:val="000000"/>
-                <w:kern w:val="0"/>
-                <w:sz w:val="28"/>
-                <w:szCs w:val="28"/>
-                <w14:ligatures w14:val="none"/>
-              </w:rPr>
-              <w:t>Ctrl + Alt + 5</w:t>
-            </w:r>
-          </w:p>
-        </w:tc>
-      </w:tr>
-      <w:tr>
-        <w:trPr>
-          <w:trHeight w:val="288"/>
-          <w:jc w:val="center"/>
-        </w:trPr>
-        <w:tc>
-          <w:tcPr>
-            <w:tcW w:w="4855" w:type="dxa"/>
-            <w:tcBorders>
-              <w:top w:val="single" w:sz="18" w:space="0" w:color="FF0000"/>
-              <w:left w:val="single" w:sz="4" w:space="0" w:color="auto"/>
-              <w:bottom w:val="single" w:sz="4" w:space="0" w:color="auto"/>
-              <w:right w:val="single" w:sz="4" w:space="0" w:color="auto"/>
-            </w:tcBorders>
-            <w:vAlign w:val="center"/>
-            <w:hideMark/>
-          </w:tcPr>
-          <w:p>
-            <w:pPr>
-              <w:spacing w:after="0" w:line="240" w:lineRule="auto"/>
-              <w:rPr>
-                <w:rFonts w:ascii="Cambria" w:eastAsia="Times New Roman" w:hAnsi="Cambria" w:cs="Times New Roman"/>
-                <w:color w:val="000000"/>
-                <w:kern w:val="0"/>
-                <w:sz w:val="28"/>
-                <w:szCs w:val="28"/>
-                <w14:ligatures w14:val="none"/>
-              </w:rPr>
-            </w:pPr>
-            <w:r>
-              <w:rPr>
-                <w:rFonts w:ascii="Cambria" w:eastAsia="Times New Roman" w:hAnsi="Cambria" w:cs="Times New Roman"/>
-                <w:b/>
-                <w:bCs/>
-                <w:color w:val="000000"/>
-                <w:kern w:val="0"/>
-                <w:sz w:val="28"/>
-                <w:szCs w:val="28"/>
-                <w14:ligatures w14:val="none"/>
-              </w:rPr>
-              <w:t>Show Countdown Timer</w:t>
-            </w:r>
-          </w:p>
-        </w:tc>
-        <w:tc>
-          <w:tcPr>
-            <w:tcW w:w="3780" w:type="dxa"/>
-            <w:tcBorders>
-              <w:top w:val="single" w:sz="18" w:space="0" w:color="FF0000"/>
-              <w:left w:val="nil"/>
-              <w:bottom w:val="single" w:sz="4" w:space="0" w:color="auto"/>
-              <w:right w:val="single" w:sz="4" w:space="0" w:color="auto"/>
-            </w:tcBorders>
-            <w:vAlign w:val="center"/>
-            <w:hideMark/>
-          </w:tcPr>
-          <w:p>
-            <w:pPr>
-              <w:spacing w:after="0" w:line="240" w:lineRule="auto"/>
-              <w:rPr>
-                <w:rFonts w:ascii="Cambria" w:eastAsia="Times New Roman" w:hAnsi="Cambria" w:cs="Times New Roman"/>
-                <w:color w:val="000000"/>
-                <w:kern w:val="0"/>
-                <w:sz w:val="28"/>
-                <w:szCs w:val="28"/>
-                <w14:ligatures w14:val="none"/>
-              </w:rPr>
-            </w:pPr>
-            <w:r>
-              <w:rPr>
-                <w:rFonts w:ascii="Cambria" w:eastAsia="Times New Roman" w:hAnsi="Cambria" w:cs="Times New Roman"/>
-                <w:color w:val="000000"/>
-                <w:kern w:val="0"/>
-                <w:sz w:val="28"/>
-                <w:szCs w:val="28"/>
-                <w14:ligatures w14:val="none"/>
-              </w:rPr>
-              <w:t>Ctrl + 3</w:t>
-            </w:r>
-          </w:p>
-        </w:tc>
-      </w:tr>
-      <w:tr>
-        <w:trPr>
-          <w:trHeight w:val="576"/>
-          <w:jc w:val="center"/>
-        </w:trPr>
-        <w:tc>
-          <w:tcPr>
-            <w:tcW w:w="4855" w:type="dxa"/>
-            <w:tcBorders>
-              <w:top w:val="nil"/>
-              <w:left w:val="single" w:sz="4" w:space="0" w:color="auto"/>
-              <w:bottom w:val="single" w:sz="4" w:space="0" w:color="auto"/>
-              <w:right w:val="single" w:sz="4" w:space="0" w:color="auto"/>
-            </w:tcBorders>
-            <w:vAlign w:val="center"/>
-            <w:hideMark/>
-          </w:tcPr>
-          <w:p>
-            <w:pPr>
-              <w:spacing w:after="0" w:line="240" w:lineRule="auto"/>
-              <w:rPr>
-                <w:rFonts w:ascii="Cambria" w:eastAsia="Times New Roman" w:hAnsi="Cambria" w:cs="Times New Roman"/>
-                <w:b/>
-                <w:bCs/>
-                <w:color w:val="000000"/>
-                <w:kern w:val="0"/>
-                <w:sz w:val="28"/>
-                <w:szCs w:val="28"/>
-                <w14:ligatures w14:val="none"/>
-              </w:rPr>
-            </w:pPr>
-            <w:r>
-              <w:rPr>
-                <w:rFonts w:ascii="Cambria" w:eastAsia="Times New Roman" w:hAnsi="Cambria" w:cs="Times New Roman"/>
-                <w:color w:val="000000"/>
-                <w:kern w:val="0"/>
-                <w:sz w:val="28"/>
-                <w:szCs w:val="28"/>
-                <w14:ligatures w14:val="none"/>
-              </w:rPr>
-              <w:t>Increase/Decrease Time</w:t>
-            </w:r>
-          </w:p>
-        </w:tc>
-        <w:tc>
-          <w:tcPr>
-            <w:tcW w:w="3780" w:type="dxa"/>
-            <w:tcBorders>
-              <w:top w:val="nil"/>
-              <w:left w:val="nil"/>
-              <w:bottom w:val="single" w:sz="4" w:space="0" w:color="auto"/>
-              <w:right w:val="single" w:sz="4" w:space="0" w:color="auto"/>
-            </w:tcBorders>
-            <w:vAlign w:val="center"/>
-            <w:hideMark/>
-          </w:tcPr>
-          <w:p>
-            <w:pPr>
-              <w:spacing w:after="0" w:line="240" w:lineRule="auto"/>
-              <w:rPr>
-                <w:rFonts w:ascii="Cambria" w:eastAsia="Times New Roman" w:hAnsi="Cambria" w:cs="Times New Roman"/>
-                <w:color w:val="000000"/>
-                <w:kern w:val="0"/>
-                <w:sz w:val="28"/>
-                <w:szCs w:val="28"/>
-                <w14:ligatures w14:val="none"/>
-              </w:rPr>
-            </w:pPr>
-            <w:r>
-              <w:rPr>
-                <w:rFonts w:ascii="Cambria" w:eastAsia="Times New Roman" w:hAnsi="Cambria" w:cs="Times New Roman"/>
-                <w:color w:val="000000"/>
-                <w:kern w:val="0"/>
-                <w:sz w:val="28"/>
-                <w:szCs w:val="28"/>
-                <w14:ligatures w14:val="none"/>
-              </w:rPr>
-              <w:t>Ctrl + Mouse Scroll Up/Down or Arrow Keys</w:t>
-            </w:r>
-          </w:p>
-        </w:tc>
-      </w:tr>
-      <w:tr>
-        <w:trPr>
-          <w:trHeight w:val="288"/>
-          <w:jc w:val="center"/>
-        </w:trPr>
-        <w:tc>
-          <w:tcPr>
-            <w:tcW w:w="4855" w:type="dxa"/>
-            <w:tcBorders>
-              <w:top w:val="nil"/>
-              <w:left w:val="single" w:sz="4" w:space="0" w:color="auto"/>
-              <w:bottom w:val="single" w:sz="4" w:space="0" w:color="auto"/>
-              <w:right w:val="single" w:sz="4" w:space="0" w:color="auto"/>
-            </w:tcBorders>
-            <w:vAlign w:val="center"/>
-            <w:hideMark/>
-          </w:tcPr>
-          <w:p>
-            <w:pPr>
-              <w:spacing w:after="0" w:line="240" w:lineRule="auto"/>
-              <w:rPr>
-                <w:rFonts w:ascii="Cambria" w:eastAsia="Times New Roman" w:hAnsi="Cambria" w:cs="Times New Roman"/>
-                <w:color w:val="000000"/>
-                <w:kern w:val="0"/>
-                <w:sz w:val="28"/>
-                <w:szCs w:val="28"/>
-                <w14:ligatures w14:val="none"/>
-              </w:rPr>
-            </w:pPr>
-            <w:r>
-              <w:rPr>
-                <w:rFonts w:ascii="Cambria" w:eastAsia="Times New Roman" w:hAnsi="Cambria" w:cs="Times New Roman"/>
-                <w:color w:val="000000"/>
-                <w:kern w:val="0"/>
-                <w:sz w:val="28"/>
-                <w:szCs w:val="28"/>
-                <w14:ligatures w14:val="none"/>
-              </w:rPr>
-              <w:t>Minimize Timer (Without Pausing It)</w:t>
-            </w:r>
-          </w:p>
-        </w:tc>
-        <w:tc>
-          <w:tcPr>
-            <w:tcW w:w="3780" w:type="dxa"/>
-            <w:tcBorders>
-              <w:top w:val="nil"/>
-              <w:left w:val="nil"/>
-              <w:bottom w:val="single" w:sz="4" w:space="0" w:color="auto"/>
-              <w:right w:val="single" w:sz="4" w:space="0" w:color="auto"/>
-            </w:tcBorders>
-            <w:vAlign w:val="center"/>
-            <w:hideMark/>
-          </w:tcPr>
-          <w:p>
-            <w:pPr>
-              <w:spacing w:after="0" w:line="240" w:lineRule="auto"/>
-              <w:rPr>
-                <w:rFonts w:ascii="Cambria" w:eastAsia="Times New Roman" w:hAnsi="Cambria" w:cs="Times New Roman"/>
-                <w:color w:val="000000"/>
-                <w:kern w:val="0"/>
-                <w:sz w:val="28"/>
-                <w:szCs w:val="28"/>
-                <w14:ligatures w14:val="none"/>
-              </w:rPr>
-            </w:pPr>
-            <w:r>
-              <w:rPr>
-                <w:rFonts w:ascii="Cambria" w:eastAsia="Times New Roman" w:hAnsi="Cambria" w:cs="Times New Roman"/>
-                <w:color w:val="000000"/>
-                <w:kern w:val="0"/>
-                <w:sz w:val="28"/>
-                <w:szCs w:val="28"/>
-                <w14:ligatures w14:val="none"/>
-              </w:rPr>
-              <w:t>Alt + Tab</w:t>
+              <w:bottom w:val="single" w:sz="4" w:space="0" w:color="auto"/>
+              <w:right w:val="single" w:sz="4" w:space="0" w:color="auto"/>
+            </w:tcBorders>
+            <w:vAlign w:val="center"/>
+            <w:hideMark/>
+          </w:tcPr>
+          <w:p>
+            <w:pPr>
+              <w:spacing w:after="0" w:line="240" w:lineRule="auto"/>
+              <w:rPr>
+                <w:rFonts w:ascii="Cambria" w:eastAsia="Times New Roman" w:hAnsi="Cambria" w:cs="Times New Roman"/>
+                <w:color w:val="000000"/>
+                <w:kern w:val="0"/>
+                <w:sz w:val="28"/>
+                <w:szCs w:val="28"/>
+                <w14:ligatures w14:val="none"/>
+              </w:rPr>
+            </w:pPr>
+            <w:r>
+              <w:rPr>
+                <w:rFonts w:ascii="Cambria" w:eastAsia="Times New Roman" w:hAnsi="Cambria" w:cs="Times New Roman"/>
+                <w:color w:val="000000"/>
+                <w:kern w:val="0"/>
+                <w:sz w:val="28"/>
+                <w:szCs w:val="28"/>
+                <w14:ligatures w14:val="none"/>
+              </w:rPr>
+              <w:t>Ctrl + Shift + 7</w:t>
             </w:r>
           </w:p>
         </w:tc>
@@ -3745,7 +4351,7 @@
                 <w:szCs w:val="28"/>
                 <w14:ligatures w14:val="none"/>
               </w:rPr>
-              <w:t>Show Timer When Minimized</w:t>
+              <w:t>Advance to the next snippet (DemoType User-driven Mode)</w:t>
             </w:r>
           </w:p>
         </w:tc>
@@ -3782,7 +4388,7 @@
                 <w:szCs w:val="28"/>
                 <w14:ligatures w14:val="none"/>
               </w:rPr>
-              <w:t>Left-Click On The ZoomIt Icon</w:t>
+              <w:t>Space Bar</w:t>
             </w:r>
           </w:p>
         </w:tc>
@@ -3798,168 +4404,6 @@
             <w:tcBorders>
               <w:top w:val="single" w:sz="18" w:space="0" w:color="FF0000"/>
               <w:left w:val="single" w:sz="4" w:space="0" w:color="auto"/>
-              <w:bottom w:val="single" w:sz="4" w:space="0" w:color="auto"/>
-              <w:right w:val="single" w:sz="4" w:space="0" w:color="auto"/>
-            </w:tcBorders>
-            <w:vAlign w:val="center"/>
-            <w:hideMark/>
-          </w:tcPr>
-          <w:p>
-            <w:pPr>
-              <w:spacing w:after="0" w:line="240" w:lineRule="auto"/>
-              <w:rPr>
-                <w:rFonts w:ascii="Cambria" w:eastAsia="Times New Roman" w:hAnsi="Cambria" w:cs="Times New Roman"/>
-                <w:color w:val="000000"/>
-                <w:kern w:val="0"/>
-                <w:sz w:val="28"/>
-                <w:szCs w:val="28"/>
-                <w14:ligatures w14:val="none"/>
-              </w:rPr>
-            </w:pPr>
-            <w:r>
-              <w:rPr>
-                <w:rFonts w:ascii="Cambria" w:eastAsia="Times New Roman" w:hAnsi="Cambria" w:cs="Times New Roman"/>
-                <w:b/>
-                <w:bCs/>
-                <w:color w:val="000000"/>
-                <w:kern w:val="0"/>
-                <w:sz w:val="28"/>
-                <w:szCs w:val="28"/>
-                <w14:ligatures w14:val="none"/>
-              </w:rPr>
-              <w:t>LiveZoom Mode</w:t>
-            </w:r>
-          </w:p>
-        </w:tc>
-        <w:tc>
-          <w:tcPr>
-            <w:tcW w:w="3780" w:type="dxa"/>
-            <w:tcBorders>
-              <w:top w:val="single" w:sz="18" w:space="0" w:color="FF0000"/>
-              <w:left w:val="nil"/>
-              <w:bottom w:val="single" w:sz="4" w:space="0" w:color="auto"/>
-              <w:right w:val="single" w:sz="4" w:space="0" w:color="auto"/>
-            </w:tcBorders>
-            <w:vAlign w:val="center"/>
-            <w:hideMark/>
-          </w:tcPr>
-          <w:p>
-            <w:pPr>
-              <w:spacing w:after="0" w:line="240" w:lineRule="auto"/>
-              <w:rPr>
-                <w:rFonts w:ascii="Cambria" w:eastAsia="Times New Roman" w:hAnsi="Cambria" w:cs="Times New Roman"/>
-                <w:color w:val="000000"/>
-                <w:kern w:val="0"/>
-                <w:sz w:val="28"/>
-                <w:szCs w:val="28"/>
-                <w14:ligatures w14:val="none"/>
-              </w:rPr>
-            </w:pPr>
-            <w:r>
-              <w:rPr>
-                <w:rFonts w:ascii="Cambria" w:eastAsia="Times New Roman" w:hAnsi="Cambria" w:cs="Times New Roman"/>
-                <w:color w:val="000000"/>
-                <w:kern w:val="0"/>
-                <w:sz w:val="28"/>
-                <w:szCs w:val="28"/>
-                <w14:ligatures w14:val="none"/>
-              </w:rPr>
-              <w:t>Ctrl + 4</w:t>
-            </w:r>
-          </w:p>
-        </w:tc>
-      </w:tr>
-      <w:tr>
-        <w:trPr>
-          <w:trHeight w:val="566"/>
-          <w:jc w:val="center"/>
-        </w:trPr>
-        <w:tc>
-          <w:tcPr>
-            <w:tcW w:w="4855" w:type="dxa"/>
-            <w:tcBorders>
-              <w:top w:val="nil"/>
-              <w:left w:val="single" w:sz="4" w:space="0" w:color="auto"/>
-              <w:bottom w:val="single" w:sz="4" w:space="0" w:color="auto"/>
-              <w:right w:val="single" w:sz="4" w:space="0" w:color="auto"/>
-            </w:tcBorders>
-            <w:vAlign w:val="center"/>
-            <w:hideMark/>
-          </w:tcPr>
-          <w:p>
-            <w:pPr>
-              <w:spacing w:after="0" w:line="240" w:lineRule="auto"/>
-              <w:rPr>
-                <w:rFonts w:ascii="Cambria" w:eastAsia="Times New Roman" w:hAnsi="Cambria" w:cs="Times New Roman"/>
-                <w:color w:val="000000"/>
-                <w:kern w:val="0"/>
-                <w:sz w:val="28"/>
-                <w:szCs w:val="28"/>
-                <w14:ligatures w14:val="none"/>
-              </w:rPr>
-            </w:pPr>
-            <w:r>
-              <w:rPr>
-                <w:rFonts w:ascii="Cambria" w:eastAsia="Times New Roman" w:hAnsi="Cambria" w:cs="Times New Roman"/>
-                <w:color w:val="000000"/>
-                <w:kern w:val="0"/>
-                <w:sz w:val="28"/>
-                <w:szCs w:val="28"/>
-                <w14:ligatures w14:val="none"/>
-              </w:rPr>
-              <w:t xml:space="preserve">Zoom In // Out in LiveZoom </w:t>
-            </w:r>
-          </w:p>
-        </w:tc>
-        <w:tc>
-          <w:tcPr>
-            <w:tcW w:w="3780" w:type="dxa"/>
-            <w:tcBorders>
-              <w:top w:val="nil"/>
-              <w:left w:val="nil"/>
-              <w:bottom w:val="single" w:sz="4" w:space="0" w:color="auto"/>
-              <w:right w:val="single" w:sz="4" w:space="0" w:color="auto"/>
-            </w:tcBorders>
-            <w:vAlign w:val="center"/>
-            <w:hideMark/>
-          </w:tcPr>
-          <w:p>
-            <w:pPr>
-              <w:spacing w:after="0" w:line="240" w:lineRule="auto"/>
-              <w:rPr>
-                <w:rFonts w:ascii="Cambria" w:eastAsia="Times New Roman" w:hAnsi="Cambria" w:cs="Times New Roman"/>
-                <w:color w:val="000000"/>
-                <w:kern w:val="0"/>
-                <w:sz w:val="28"/>
-                <w:szCs w:val="28"/>
-                <w14:ligatures w14:val="none"/>
-              </w:rPr>
-            </w:pPr>
-            <w:r>
-              <w:rPr>
-                <w:rFonts w:ascii="Cambria" w:eastAsia="Times New Roman" w:hAnsi="Cambria" w:cs="Times New Roman"/>
-                <w:color w:val="000000"/>
-                <w:kern w:val="0"/>
-                <w:sz w:val="28"/>
-                <w:szCs w:val="28"/>
-                <w14:ligatures w14:val="none"/>
-              </w:rPr>
-              <w:t>Ctrl + Up // Ctrl + Down</w:t>
-            </w:r>
-          </w:p>
-        </w:tc>
-      </w:tr>
-      <w:tr>
-        <w:trPr>
-          <w:trHeight w:val="288"/>
-          <w:jc w:val="center"/>
-        </w:trPr>
-        <w:tc>
-          <w:tcPr>
-            <w:tcW w:w="4855" w:type="dxa"/>
-            <w:tcBorders>
-              <w:top w:val="single" w:sz="4" w:space="0" w:color="auto"/>
-              <w:left w:val="single" w:sz="4" w:space="0" w:color="auto"/>
               <w:bottom w:val="single" w:sz="18" w:space="0" w:color="FF0000"/>
               <w:right w:val="single" w:sz="4" w:space="0" w:color="auto"/>
             </w:tcBorders>
@@ -3971,332 +4415,6 @@
               <w:spacing w:after="0" w:line="240" w:lineRule="auto"/>
               <w:rPr>
                 <w:rFonts w:ascii="Cambria" w:eastAsia="Times New Roman" w:hAnsi="Cambria" w:cs="Times New Roman"/>
-                <w:b/>
-                <w:bCs/>
-                <w:color w:val="000000"/>
-                <w:kern w:val="0"/>
-                <w:sz w:val="28"/>
-                <w:szCs w:val="28"/>
-                <w14:ligatures w14:val="none"/>
-              </w:rPr>
-            </w:pPr>
-            <w:r>
-              <w:rPr>
-                <w:rFonts w:ascii="Cambria" w:eastAsia="Times New Roman" w:hAnsi="Cambria" w:cs="Times New Roman"/>
-                <w:color w:val="000000"/>
-                <w:kern w:val="0"/>
-                <w:sz w:val="28"/>
-                <w:szCs w:val="28"/>
-                <w14:ligatures w14:val="none"/>
-              </w:rPr>
-              <w:t>LiveDraw Mode</w:t>
-            </w:r>
-          </w:p>
-        </w:tc>
-        <w:tc>
-          <w:tcPr>
-            <w:tcW w:w="3780" w:type="dxa"/>
-            <w:tcBorders>
-              <w:top w:val="single" w:sz="4" w:space="0" w:color="auto"/>
-              <w:left w:val="nil"/>
-              <w:bottom w:val="single" w:sz="18" w:space="0" w:color="FF0000"/>
-              <w:right w:val="single" w:sz="4" w:space="0" w:color="auto"/>
-            </w:tcBorders>
-            <w:vAlign w:val="center"/>
-            <w:hideMark/>
-          </w:tcPr>
-          <w:p>
-            <w:pPr>
-              <w:spacing w:after="0" w:line="240" w:lineRule="auto"/>
-              <w:rPr>
-                <w:rFonts w:ascii="Cambria" w:eastAsia="Times New Roman" w:hAnsi="Cambria" w:cs="Times New Roman"/>
-                <w:color w:val="000000"/>
-                <w:kern w:val="0"/>
-                <w:sz w:val="28"/>
-                <w:szCs w:val="28"/>
-                <w14:ligatures w14:val="none"/>
-              </w:rPr>
-            </w:pPr>
-            <w:r>
-              <w:rPr>
-                <w:rFonts w:ascii="Cambria" w:eastAsia="Times New Roman" w:hAnsi="Cambria" w:cs="Times New Roman"/>
-                <w:color w:val="000000"/>
-                <w:kern w:val="0"/>
-                <w:sz w:val="28"/>
-                <w:szCs w:val="28"/>
-                <w14:ligatures w14:val="none"/>
-              </w:rPr>
-              <w:t>Ctrl + Shift + 4</w:t>
-            </w:r>
-          </w:p>
-        </w:tc>
-      </w:tr>
-      <w:tr>
-        <w:trPr>
-          <w:trHeight w:val="432"/>
-          <w:jc w:val="center"/>
-        </w:trPr>
-        <w:tc>
-          <w:tcPr>
-            <w:tcW w:w="4855" w:type="dxa"/>
-            <w:tcBorders>
-              <w:top w:val="single" w:sz="18" w:space="0" w:color="FF0000"/>
-              <w:left w:val="single" w:sz="4" w:space="0" w:color="auto"/>
-              <w:bottom w:val="single" w:sz="4" w:space="0" w:color="auto"/>
-              <w:right w:val="single" w:sz="4" w:space="0" w:color="auto"/>
-            </w:tcBorders>
-            <w:vAlign w:val="center"/>
-            <w:hideMark/>
-          </w:tcPr>
-          <w:p>
-            <w:pPr>
-              <w:spacing w:after="0" w:line="240" w:lineRule="auto"/>
-              <w:rPr>
-                <w:rFonts w:ascii="Cambria" w:eastAsia="Times New Roman" w:hAnsi="Cambria" w:cs="Times New Roman"/>
-                <w:color w:val="000000"/>
-                <w:kern w:val="0"/>
-                <w:sz w:val="28"/>
-                <w:szCs w:val="28"/>
-                <w14:ligatures w14:val="none"/>
-              </w:rPr>
-            </w:pPr>
-            <w:r>
-              <w:rPr>
-                <w:rFonts w:ascii="Cambria" w:eastAsia="Times New Roman" w:hAnsi="Cambria" w:cs="Times New Roman"/>
-                <w:b/>
-                <w:bCs/>
-                <w:color w:val="000000"/>
-                <w:kern w:val="0"/>
-                <w:sz w:val="28"/>
-                <w:szCs w:val="28"/>
-                <w14:ligatures w14:val="none"/>
-              </w:rPr>
-              <w:t>Start DemoType</w:t>
-            </w:r>
-          </w:p>
-        </w:tc>
-        <w:tc>
-          <w:tcPr>
-            <w:tcW w:w="3780" w:type="dxa"/>
-            <w:tcBorders>
-              <w:top w:val="single" w:sz="18" w:space="0" w:color="FF0000"/>
-              <w:left w:val="nil"/>
-              <w:bottom w:val="single" w:sz="4" w:space="0" w:color="auto"/>
-              <w:right w:val="single" w:sz="4" w:space="0" w:color="auto"/>
-            </w:tcBorders>
-            <w:vAlign w:val="center"/>
-            <w:hideMark/>
-          </w:tcPr>
-          <w:p>
-            <w:pPr>
-              <w:spacing w:after="0" w:line="240" w:lineRule="auto"/>
-              <w:rPr>
-                <w:rFonts w:ascii="Cambria" w:eastAsia="Times New Roman" w:hAnsi="Cambria" w:cs="Times New Roman"/>
-                <w:color w:val="000000"/>
-                <w:kern w:val="0"/>
-                <w:sz w:val="28"/>
-                <w:szCs w:val="28"/>
-                <w14:ligatures w14:val="none"/>
-              </w:rPr>
-            </w:pPr>
-            <w:r>
-              <w:rPr>
-                <w:rFonts w:ascii="Cambria" w:eastAsia="Times New Roman" w:hAnsi="Cambria" w:cs="Times New Roman"/>
-                <w:color w:val="000000"/>
-                <w:kern w:val="0"/>
-                <w:sz w:val="28"/>
-                <w:szCs w:val="28"/>
-                <w14:ligatures w14:val="none"/>
-              </w:rPr>
-              <w:t>Ctrl + 7</w:t>
-            </w:r>
-          </w:p>
-        </w:tc>
-      </w:tr>
-      <w:tr>
-        <w:trPr>
-          <w:trHeight w:val="288"/>
-          <w:jc w:val="center"/>
-        </w:trPr>
-        <w:tc>
-          <w:tcPr>
-            <w:tcW w:w="4855" w:type="dxa"/>
-            <w:tcBorders>
-              <w:top w:val="nil"/>
-              <w:left w:val="single" w:sz="4" w:space="0" w:color="auto"/>
-              <w:bottom w:val="single" w:sz="4" w:space="0" w:color="auto"/>
-              <w:right w:val="single" w:sz="4" w:space="0" w:color="auto"/>
-            </w:tcBorders>
-            <w:vAlign w:val="center"/>
-            <w:hideMark/>
-          </w:tcPr>
-          <w:p>
-            <w:pPr>
-              <w:spacing w:after="0" w:line="240" w:lineRule="auto"/>
-              <w:rPr>
-                <w:rFonts w:ascii="Cambria" w:eastAsia="Times New Roman" w:hAnsi="Cambria" w:cs="Times New Roman"/>
-                <w:color w:val="000000"/>
-                <w:kern w:val="0"/>
-                <w:sz w:val="28"/>
-                <w:szCs w:val="28"/>
-                <w14:ligatures w14:val="none"/>
-              </w:rPr>
-            </w:pPr>
-            <w:r>
-              <w:rPr>
-                <w:rFonts w:ascii="Cambria" w:eastAsia="Times New Roman" w:hAnsi="Cambria" w:cs="Times New Roman"/>
-                <w:color w:val="000000"/>
-                <w:kern w:val="0"/>
-                <w:sz w:val="28"/>
-                <w:szCs w:val="28"/>
-                <w14:ligatures w14:val="none"/>
-              </w:rPr>
-              <w:t>Move back to the previous snippet (DemoType)</w:t>
-            </w:r>
-          </w:p>
-        </w:tc>
-        <w:tc>
-          <w:tcPr>
-            <w:tcW w:w="3780" w:type="dxa"/>
-            <w:tcBorders>
-              <w:top w:val="nil"/>
-              <w:left w:val="nil"/>
-              <w:bottom w:val="single" w:sz="4" w:space="0" w:color="auto"/>
-              <w:right w:val="single" w:sz="4" w:space="0" w:color="auto"/>
-            </w:tcBorders>
-            <w:vAlign w:val="center"/>
-            <w:hideMark/>
-          </w:tcPr>
-          <w:p>
-            <w:pPr>
-              <w:spacing w:after="0" w:line="240" w:lineRule="auto"/>
-              <w:rPr>
-                <w:rFonts w:ascii="Cambria" w:eastAsia="Times New Roman" w:hAnsi="Cambria" w:cs="Times New Roman"/>
-                <w:color w:val="000000"/>
-                <w:kern w:val="0"/>
-                <w:sz w:val="28"/>
-                <w:szCs w:val="28"/>
-                <w14:ligatures w14:val="none"/>
-              </w:rPr>
-            </w:pPr>
-            <w:r>
-              <w:rPr>
-                <w:rFonts w:ascii="Cambria" w:eastAsia="Times New Roman" w:hAnsi="Cambria" w:cs="Times New Roman"/>
-                <w:color w:val="000000"/>
-                <w:kern w:val="0"/>
-                <w:sz w:val="28"/>
-                <w:szCs w:val="28"/>
-                <w14:ligatures w14:val="none"/>
-              </w:rPr>
-              <w:t>Ctrl + Shift + 7</w:t>
-            </w:r>
-          </w:p>
-        </w:tc>
-      </w:tr>
-      <w:tr>
-        <w:trPr>
-          <w:trHeight w:val="576"/>
-          <w:jc w:val="center"/>
-        </w:trPr>
-        <w:tc>
-          <w:tcPr>
-            <w:tcW w:w="4855" w:type="dxa"/>
-            <w:tcBorders>
-              <w:top w:val="nil"/>
-              <w:left w:val="single" w:sz="4" w:space="0" w:color="auto"/>
-              <w:bottom w:val="single" w:sz="18" w:space="0" w:color="FF0000"/>
-              <w:right w:val="single" w:sz="4" w:space="0" w:color="auto"/>
-            </w:tcBorders>
-            <w:vAlign w:val="center"/>
-            <w:hideMark/>
-          </w:tcPr>
-          <w:p>
-            <w:pPr>
-              <w:spacing w:after="0" w:line="240" w:lineRule="auto"/>
-              <w:rPr>
-                <w:rFonts w:ascii="Cambria" w:eastAsia="Times New Roman" w:hAnsi="Cambria" w:cs="Times New Roman"/>
-                <w:color w:val="000000"/>
-                <w:kern w:val="0"/>
-                <w:sz w:val="28"/>
-                <w:szCs w:val="28"/>
-                <w14:ligatures w14:val="none"/>
-              </w:rPr>
-            </w:pPr>
-            <w:r>
-              <w:rPr>
-                <w:rFonts w:ascii="Cambria" w:eastAsia="Times New Roman" w:hAnsi="Cambria" w:cs="Times New Roman"/>
-                <w:color w:val="000000"/>
-                <w:kern w:val="0"/>
-                <w:sz w:val="28"/>
-                <w:szCs w:val="28"/>
-                <w14:ligatures w14:val="none"/>
-              </w:rPr>
-              <w:t>Advance to the next snippet (DemoType User-driven Mode)</w:t>
-            </w:r>
-          </w:p>
-        </w:tc>
-        <w:tc>
-          <w:tcPr>
-            <w:tcW w:w="3780" w:type="dxa"/>
-            <w:tcBorders>
-              <w:top w:val="nil"/>
-              <w:left w:val="nil"/>
-              <w:bottom w:val="single" w:sz="18" w:space="0" w:color="FF0000"/>
-              <w:right w:val="single" w:sz="4" w:space="0" w:color="auto"/>
-            </w:tcBorders>
-            <w:vAlign w:val="center"/>
-            <w:hideMark/>
-          </w:tcPr>
-          <w:p>
-            <w:pPr>
-              <w:spacing w:after="0" w:line="240" w:lineRule="auto"/>
-              <w:rPr>
-                <w:rFonts w:ascii="Cambria" w:eastAsia="Times New Roman" w:hAnsi="Cambria" w:cs="Times New Roman"/>
-                <w:color w:val="000000"/>
-                <w:kern w:val="0"/>
-                <w:sz w:val="28"/>
-                <w:szCs w:val="28"/>
-                <w14:ligatures w14:val="none"/>
-              </w:rPr>
-            </w:pPr>
-            <w:r>
-              <w:rPr>
-                <w:rFonts w:ascii="Cambria" w:eastAsia="Times New Roman" w:hAnsi="Cambria" w:cs="Times New Roman"/>
-                <w:color w:val="000000"/>
-                <w:kern w:val="0"/>
-                <w:sz w:val="28"/>
-                <w:szCs w:val="28"/>
-                <w14:ligatures w14:val="none"/>
-              </w:rPr>
-              <w:t>Space Bar</w:t>
-            </w:r>
-          </w:p>
-        </w:tc>
-      </w:tr>
-      <w:tr>
-        <w:trPr>
-          <w:trHeight w:val="288"/>
-          <w:jc w:val="center"/>
-        </w:trPr>
-        <w:tc>
-          <w:tcPr>
-            <w:tcW w:w="4855" w:type="dxa"/>
-            <w:tcBorders>
-              <w:top w:val="single" w:sz="18" w:space="0" w:color="FF0000"/>
-              <w:left w:val="single" w:sz="4" w:space="0" w:color="auto"/>
-              <w:bottom w:val="single" w:sz="18" w:space="0" w:color="FF0000"/>
-              <w:right w:val="single" w:sz="4" w:space="0" w:color="auto"/>
-            </w:tcBorders>
-            <w:vAlign w:val="center"/>
-            <w:hideMark/>
-          </w:tcPr>
-          <w:p>
-            <w:pPr>
-              <w:spacing w:after="0" w:line="240" w:lineRule="auto"/>
-              <w:rPr>
-                <w:rFonts w:ascii="Cambria" w:eastAsia="Times New Roman" w:hAnsi="Cambria" w:cs="Times New Roman"/>
-                <w:b/>
-                <w:bCs/>
                 <w:color w:val="000000"/>
                 <w:kern w:val="0"/>
                 <w:sz w:val="28"/>
@@ -4358,20 +4476,22 @@
         </w:tc>
       </w:tr>
     </w:tbl>
-    <w:p/>
-    <w:p/>
     <w:p>
       <w:pPr>
-        <w:ind w:firstLine="720"/>
+        <w:ind w:left="6480"/>
         <w:rPr>
           <w:i/>
           <w:iCs/>
+          <w:sz w:val="20"/>
+          <w:szCs w:val="20"/>
         </w:rPr>
       </w:pPr>
       <w:r>
         <w:rPr>
           <w:i/>
           <w:iCs/>
+          <w:sz w:val="20"/>
+          <w:szCs w:val="20"/>
         </w:rPr>
         <w:t xml:space="preserve">Not all </w:t>
       </w:r>
@@ -4379,6 +4499,8 @@
         <w:rPr>
           <w:i/>
           <w:iCs/>
+          <w:sz w:val="20"/>
+          <w:szCs w:val="20"/>
         </w:rPr>
         <w:t>shortcuts</w:t>
       </w:r>
@@ -4386,20 +4508,77 @@
         <w:rPr>
           <w:i/>
           <w:iCs/>
+          <w:sz w:val="20"/>
+          <w:szCs w:val="20"/>
         </w:rPr>
-        <w:t xml:space="preserve"> are shown</w:t>
+        <w:t xml:space="preserve"> maybe listed</w:t>
       </w:r>
       <w:r>
         <w:rPr>
           <w:i/>
           <w:iCs/>
+          <w:sz w:val="20"/>
+          <w:szCs w:val="20"/>
         </w:rPr>
         <w:t>.</w:t>
       </w:r>
     </w:p>
-    <w:p/>
+    <w:p>
+      <w:pPr>
+        <w:pStyle w:val="ListParagraph"/>
+        <w:numPr>
+          <w:ilvl w:val="0"/>
+          <w:numId w:val="1"/>
+        </w:numPr>
+      </w:pPr>
+      <w:r>
+        <w:t>Left</w:t>
+      </w:r>
+      <w:r>
+        <w:t>-mouse-</w:t>
+      </w:r>
+      <w:r>
+        <w:t xml:space="preserve">click on </w:t>
+      </w:r>
+      <w:r>
+        <w:t xml:space="preserve">the </w:t>
+      </w:r>
+      <w:r>
+        <w:t>Zoom</w:t>
+      </w:r>
+      <w:r>
+        <w:t>I</w:t>
+      </w:r>
+      <w:r>
+        <w:t>t</w:t>
+      </w:r>
+      <w:r>
+        <w:t xml:space="preserve"> tray icon for o</w:t>
+      </w:r>
+      <w:r>
+        <w:t>ptions</w:t>
+      </w:r>
+      <w:r>
+        <w:t>/</w:t>
+      </w:r>
+      <w:r>
+        <w:t>s</w:t>
+      </w:r>
+      <w:r>
+        <w:t>ettings</w:t>
+      </w:r>
+      <w:r>
+        <w:t xml:space="preserve"> including key commands additional notes, fonts</w:t>
+      </w:r>
+      <w:r>
+        <w:t xml:space="preserve"> etc.</w:t>
+      </w:r>
+      <w:r>
+        <w:t xml:space="preserve"> </w:t>
+      </w:r>
+    </w:p>
     <w:sectPr>
-      <w:footerReference w:type="default" r:id="rId10"/>
+      <w:footerReference w:type="default" r:id="rId15"/>
       <w:pgSz w:w="12240" w:h="15840"/>
       <w:pgMar w:top="864" w:right="1008" w:bottom="864" w:left="1152" w:header="720" w:footer="720" w:gutter="0"/>
       <w:cols w:space="720"/>
@@ -4407,6 +4586,103 @@
     </w:sectPr>
   </w:body>
 </w:document>
+</file>
+
+<file path=word/comments.xml><?xml version="1.0" encoding="utf-8"?>
+<w:comments xmlns:wpc="http://schemas.microsoft.com/office/word/2010/wordprocessingCanvas" xmlns:cx="http://schemas.microsoft.com/office/drawing/2014/chartex" xmlns:cx1="http://schemas.microsoft.com/office/drawing/2015/9/8/chartex" xmlns:cx2="http://schemas.microsoft.com/office/drawing/2015/10/21/chartex" xmlns:cx3="http://schemas.microsoft.com/office/drawing/2016/5/9/chartex" xmlns:cx4="http://schemas.microsoft.com/office/drawing/2016/5/10/chartex" xmlns:cx5="http://schemas.microsoft.com/office/drawing/2016/5/11/chartex" xmlns:cx6="http://schemas.microsoft.com/office/drawing/2016/5/12/chartex" xmlns:cx7="http://schemas.microsoft.com/office/drawing/2016/5/13/chartex" xmlns:cx8="http://schemas.microsoft.com/office/drawing/2016/5/14/chartex" xmlns:mc="http://schemas.openxmlformats.org/markup-compatibility/2006" xmlns:aink="http://schemas.microsoft.com/office/drawing/2016/ink" xmlns:am3d="http://schemas.microsoft.com/office/drawing/2017/model3d" xmlns:o="urn:schemas-microsoft-com:office:office" xmlns:oel="http://schemas.microsoft.com/office/2019/extlst" xmlns:r="http://schemas.openxmlformats.org/officeDocument/2006/relationships" xmlns:m="http://schemas.openxmlformats.org/officeDocument/2006/math" xmlns:v="urn:schemas-microsoft-com:vml" xmlns:wp14="http://schemas.microsoft.com/office/word/2010/wordprocessingDrawing" xmlns:wp="http://schemas.openxmlformats.org/drawingml/2006/wordprocessingDrawing" xmlns:w10="urn:schemas-microsoft-com:office:word" xmlns:w="http://schemas.openxmlformats.org/wordprocessingml/2006/main" xmlns:w14="http://schemas.microsoft.com/office/word/2010/wordml" xmlns:w15="http://schemas.microsoft.com/office/word/2012/wordml" xmlns:w16cex="http://schemas.microsoft.com/office/word/2018/wordml/cex" xmlns:w16cid="http://schemas.microsoft.com/office/word/2016/wordml/cid" xmlns:w16="http://schemas.microsoft.com/office/word/2018/wordml" xmlns:w16du="http://schemas.microsoft.com/office/word/2023/wordml/word16du" xmlns:w16sdtdh="http://schemas.microsoft.com/office/word/2020/wordml/sdtdatahash" xmlns:w16sdtfl="http://schemas.microsoft.com/office/word/2024/wordml/sdtformatlock" xmlns:w16se="http://schemas.microsoft.com/office/word/2015/wordml/symex" xmlns:wpg="http://schemas.microsoft.com/office/word/2010/wordprocessingGroup" xmlns:wpi="http://schemas.microsoft.com/office/word/2010/wordprocessingInk" xmlns:wne="http://schemas.microsoft.com/office/word/2006/wordml" xmlns:wps="http://schemas.microsoft.com/office/word/2010/wordprocessingShape" mc:Ignorable="w14 w15 w16se w16cid w16 w16cex w16sdtdh w16sdtfl w16du wp14">
+  <w:comment w:id="0" w:author="Alan Jones" w:date="2026-06-17T07:27:00Z" w:initials="AJ">
+    <w:p>
+      <w:pPr>
+        <w:pStyle w:val="CommentText"/>
+      </w:pPr>
+      <w:r>
+        <w:rPr>
+          <w:rStyle w:val="CommentReference"/>
+        </w:rPr>
+        <w:annotationRef/>
+      </w:r>
+      <w:r>
+        <w:rPr>
+          <w:color w:val="000000"/>
+        </w:rPr>
+        <w:t>Red Pen // Red Highlight Pen --R // Shift + R</w:t>
+      </w:r>
+    </w:p>
+    <w:p>
+      <w:pPr>
+        <w:pStyle w:val="CommentText"/>
+      </w:pPr>
+      <w:r>
+        <w:rPr>
+          <w:color w:val="000000"/>
+        </w:rPr>
+        <w:t>Green Pen // Green Highlight Pen -- G // Shift + G</w:t>
+      </w:r>
+    </w:p>
+    <w:p>
+      <w:pPr>
+        <w:pStyle w:val="CommentText"/>
+      </w:pPr>
+      <w:r>
+        <w:rPr>
+          <w:color w:val="000000"/>
+        </w:rPr>
+        <w:t>Blue Pen // Blue Highlight Pen --B // Shift + B</w:t>
+      </w:r>
+    </w:p>
+    <w:p>
+      <w:pPr>
+        <w:pStyle w:val="CommentText"/>
+      </w:pPr>
+      <w:r>
+        <w:rPr>
+          <w:color w:val="000000"/>
+        </w:rPr>
+        <w:t>Yellow Pen // Yellow Highlight Pen -- Y // Shift + Y</w:t>
+      </w:r>
+    </w:p>
+    <w:p>
+      <w:pPr>
+        <w:pStyle w:val="CommentText"/>
+      </w:pPr>
+      <w:r>
+        <w:rPr>
+          <w:color w:val="000000"/>
+        </w:rPr>
+        <w:t>Orange Pen // Orange Highlight Pen --O // Shift + O</w:t>
+      </w:r>
+    </w:p>
+    <w:p>
+      <w:pPr>
+        <w:pStyle w:val="CommentText"/>
+      </w:pPr>
+      <w:r>
+        <w:rPr>
+          <w:color w:val="000000"/>
+        </w:rPr>
+        <w:t>Pink Pen // Pink Highlight Pen --P // Shift + P</w:t>
+      </w:r>
+    </w:p>
+  </w:comment>
+</w:comments>
+</file>
+
+<file path=word/commentsExtended.xml><?xml version="1.0" encoding="utf-8"?>
+<w15:commentsEx xmlns:wpc="http://schemas.microsoft.com/office/word/2010/wordprocessingCanvas" xmlns:cx="http://schemas.microsoft.com/office/drawing/2014/chartex" xmlns:cx1="http://schemas.microsoft.com/office/drawing/2015/9/8/chartex" xmlns:cx2="http://schemas.microsoft.com/office/drawing/2015/10/21/chartex" xmlns:cx3="http://schemas.microsoft.com/office/drawing/2016/5/9/chartex" xmlns:cx4="http://schemas.microsoft.com/office/drawing/2016/5/10/chartex" xmlns:cx5="http://schemas.microsoft.com/office/drawing/2016/5/11/chartex" xmlns:cx6="http://schemas.microsoft.com/office/drawing/2016/5/12/chartex" xmlns:cx7="http://schemas.microsoft.com/office/drawing/2016/5/13/chartex" xmlns:cx8="http://schemas.microsoft.com/office/drawing/2016/5/14/chartex" xmlns:mc="http://schemas.openxmlformats.org/markup-compatibility/2006" xmlns:aink="http://schemas.microsoft.com/office/drawing/2016/ink" xmlns:am3d="http://schemas.microsoft.com/office/drawing/2017/model3d" xmlns:o="urn:schemas-microsoft-com:office:office" xmlns:oel="http://schemas.microsoft.com/office/2019/extlst" xmlns:r="http://schemas.openxmlformats.org/officeDocument/2006/relationships" xmlns:m="http://schemas.openxmlformats.org/officeDocument/2006/math" xmlns:v="urn:schemas-microsoft-com:vml" xmlns:wp14="http://schemas.microsoft.com/office/word/2010/wordprocessingDrawing" xmlns:wp="http://schemas.openxmlformats.org/drawingml/2006/wordprocessingDrawing" xmlns:w10="urn:schemas-microsoft-com:office:word" xmlns:w="http://schemas.openxmlformats.org/wordprocessingml/2006/main" xmlns:w14="http://schemas.microsoft.com/office/word/2010/wordml" xmlns:w15="http://schemas.microsoft.com/office/word/2012/wordml" xmlns:w16cex="http://schemas.microsoft.com/office/word/2018/wordml/cex" xmlns:w16cid="http://schemas.microsoft.com/office/word/2016/wordml/cid" xmlns:w16="http://schemas.microsoft.com/office/word/2018/wordml" xmlns:w16du="http://schemas.microsoft.com/office/word/2023/wordml/word16du" xmlns:w16sdtdh="http://schemas.microsoft.com/office/word/2020/wordml/sdtdatahash" xmlns:w16sdtfl="http://schemas.microsoft.com/office/word/2024/wordml/sdtformatlock" xmlns:w16se="http://schemas.microsoft.com/office/word/2015/wordml/symex" xmlns:wpg="http://schemas.microsoft.com/office/word/2010/wordprocessingGroup" xmlns:wpi="http://schemas.microsoft.com/office/word/2010/wordprocessingInk" xmlns:wne="http://schemas.microsoft.com/office/word/2006/wordml" xmlns:wps="http://schemas.microsoft.com/office/word/2010/wordprocessingShape" mc:Ignorable="w14 w15 w16se w16cid w16 w16cex w16sdtdh w16sdtfl w16du wp14">
+  <w15:commentEx w15:paraId="68B14CF5" w15:done="0"/>
+</w15:commentsEx>
+</file>
+
+<file path=word/commentsExtensible.xml><?xml version="1.0" encoding="utf-8"?>
+<w16cex:commentsExtensible xmlns:wpc="http://schemas.microsoft.com/office/word/2010/wordprocessingCanvas" xmlns:cx="http://schemas.microsoft.com/office/drawing/2014/chartex" xmlns:cx1="http://schemas.microsoft.com/office/drawing/2015/9/8/chartex" xmlns:cx2="http://schemas.microsoft.com/office/drawing/2015/10/21/chartex" xmlns:cx3="http://schemas.microsoft.com/office/drawing/2016/5/9/chartex" xmlns:cx4="http://schemas.microsoft.com/office/drawing/2016/5/10/chartex" xmlns:cx5="http://schemas.microsoft.com/office/drawing/2016/5/11/chartex" xmlns:cx6="http://schemas.microsoft.com/office/drawing/2016/5/12/chartex" xmlns:cx7="http://schemas.microsoft.com/office/drawing/2016/5/13/chartex" xmlns:cx8="http://schemas.microsoft.com/office/drawing/2016/5/14/chartex" xmlns:cr="http://schemas.microsoft.com/office/comments/2020/reactions" xmlns:mc="http://schemas.openxmlformats.org/markup-compatibility/2006" xmlns:aink="http://schemas.microsoft.com/office/drawing/2016/ink" xmlns:am3d="http://schemas.microsoft.com/office/drawing/2017/model3d" xmlns:o="urn:schemas-microsoft-com:office:office" xmlns:oel="http://schemas.microsoft.com/office/2019/extlst" xmlns:r="http://schemas.openxmlformats.org/officeDocument/2006/relationships" xmlns:m="http://schemas.openxmlformats.org/officeDocument/2006/math" xmlns:v="urn:schemas-microsoft-com:vml" xmlns:wp14="http://schemas.microsoft.com/office/word/2010/wordprocessingDrawing" xmlns:wp="http://schemas.openxmlformats.org/drawingml/2006/wordprocessingDrawing" xmlns:w10="urn:schemas-microsoft-com:office:word" xmlns:w="http://schemas.openxmlformats.org/wordprocessingml/2006/main" xmlns:w14="http://schemas.microsoft.com/office/word/2010/wordml" xmlns:w15="http://schemas.microsoft.com/office/word/2012/wordml" xmlns:w16cex="http://schemas.microsoft.com/office/word/2018/wordml/cex" xmlns:w16cid="http://schemas.microsoft.com/office/word/2016/wordml/cid" xmlns:w16="http://schemas.microsoft.com/office/word/2018/wordml" xmlns:w16du="http://schemas.microsoft.com/office/word/2023/wordml/word16du" xmlns:w16sdtdh="http://schemas.microsoft.com/office/word/2020/wordml/sdtdatahash" xmlns:w16sdtfl="http://schemas.microsoft.com/office/word/2024/wordml/sdtformatlock" xmlns:w16se="http://schemas.microsoft.com/office/word/2015/wordml/symex" xmlns:wpg="http://schemas.microsoft.com/office/word/2010/wordprocessingGroup" xmlns:wpi="http://schemas.microsoft.com/office/word/2010/wordprocessingInk" xmlns:wne="http://schemas.microsoft.com/office/word/2006/wordml" xmlns:wps="http://schemas.microsoft.com/office/word/2010/wordprocessingShape" mc:Ignorable="w14 w15 w16se w16cid w16 w16cex w16sdtdh w16sdtfl cr w16du wp14">
+  <w16cex:commentExtensible w16cex:durableId="395D5FBB" w16cex:dateUtc="2026-06-17T12:27:00Z"/>
+</w16cex:commentsExtensible>
+</file>
+
+<file path=word/commentsIds.xml><?xml version="1.0" encoding="utf-8"?>
+<w16cid:commentsIds xmlns:wpc="http://schemas.microsoft.com/office/word/2010/wordprocessingCanvas" xmlns:cx="http://schemas.microsoft.com/office/drawing/2014/chartex" xmlns:cx1="http://schemas.microsoft.com/office/drawing/2015/9/8/chartex" xmlns:cx2="http://schemas.microsoft.com/office/drawing/2015/10/21/chartex" xmlns:cx3="http://schemas.microsoft.com/office/drawing/2016/5/9/chartex" xmlns:cx4="http://schemas.microsoft.com/office/drawing/2016/5/10/chartex" xmlns:cx5="http://schemas.microsoft.com/office/drawing/2016/5/11/chartex" xmlns:cx6="http://schemas.microsoft.com/office/drawing/2016/5/12/chartex" xmlns:cx7="http://schemas.microsoft.com/office/drawing/2016/5/13/chartex" xmlns:cx8="http://schemas.microsoft.com/office/drawing/2016/5/14/chartex" xmlns:mc="http://schemas.openxmlformats.org/markup-compatibility/2006" xmlns:aink="http://schemas.microsoft.com/office/drawing/2016/ink" xmlns:am3d="http://schemas.microsoft.com/office/drawing/2017/model3d" xmlns:o="urn:schemas-microsoft-com:office:office" xmlns:oel="http://schemas.microsoft.com/office/2019/extlst" xmlns:r="http://schemas.openxmlformats.org/officeDocument/2006/relationships" xmlns:m="http://schemas.openxmlformats.org/officeDocument/2006/math" xmlns:v="urn:schemas-microsoft-com:vml" xmlns:wp14="http://schemas.microsoft.com/office/word/2010/wordprocessingDrawing" xmlns:wp="http://schemas.openxmlformats.org/drawingml/2006/wordprocessingDrawing" xmlns:w10="urn:schemas-microsoft-com:office:word" xmlns:w="http://schemas.openxmlformats.org/wordprocessingml/2006/main" xmlns:w14="http://schemas.microsoft.com/office/word/2010/wordml" xmlns:w15="http://schemas.microsoft.com/office/word/2012/wordml" xmlns:w16cex="http://schemas.microsoft.com/office/word/2018/wordml/cex" xmlns:w16cid="http://schemas.microsoft.com/office/word/2016/wordml/cid" xmlns:w16="http://schemas.microsoft.com/office/word/2018/wordml" xmlns:w16du="http://schemas.microsoft.com/office/word/2023/wordml/word16du" xmlns:w16sdtdh="http://schemas.microsoft.com/office/word/2020/wordml/sdtdatahash" xmlns:w16sdtfl="http://schemas.microsoft.com/office/word/2024/wordml/sdtformatlock" xmlns:w16se="http://schemas.microsoft.com/office/word/2015/wordml/symex" xmlns:wpg="http://schemas.microsoft.com/office/word/2010/wordprocessingGroup" xmlns:wpi="http://schemas.microsoft.com/office/word/2010/wordprocessingInk" xmlns:wne="http://schemas.microsoft.com/office/word/2006/wordml" xmlns:wps="http://schemas.microsoft.com/office/word/2010/wordprocessingShape" mc:Ignorable="w14 w15 w16se w16cid w16 w16cex w16sdtdh w16sdtfl w16du wp14">
+  <w16cid:commentId w16cid:paraId="68B14CF5" w16cid:durableId="395D5FBB"/>
+</w16cid:commentsIds>
 </file>
 
 <file path=word/endnotes.xml><?xml version="1.0" encoding="utf-8"?>
@@ -4584,7 +4860,7 @@
         <w:sz w:val="18"/>
         <w:szCs w:val="18"/>
       </w:rPr>
-      <w:instrText xml:space="preserve"> SAVEDATE  \@ "d-MMM-yy"  \* MERGEFORMAT </w:instrText>
+      <w:instrText xml:space="preserve"> DATE  \@ "d MMMM yyyy"  \* MERGEFORMAT </w:instrText>
     </w:r>
     <w:r>
       <w:rPr>
@@ -4599,7 +4875,7 @@
         <w:sz w:val="18"/>
         <w:szCs w:val="18"/>
       </w:rPr>
-      <w:t>4-May-26</w:t>
+      <w:t>23 June 2026</w:t>
     </w:r>
     <w:r>
       <w:rPr>
@@ -4635,6 +4911,134 @@
     </w:p>
   </w:footnote>
 </w:footnotes>
+</file>
+
+<file path=word/numbering.xml><?xml version="1.0" encoding="utf-8"?>
+<w:numbering xmlns:wpc="http://schemas.microsoft.com/office/word/2010/wordprocessingCanvas" xmlns:cx="http://schemas.microsoft.com/office/drawing/2014/chartex" xmlns:cx1="http://schemas.microsoft.com/office/drawing/2015/9/8/chartex" xmlns:cx2="http://schemas.microsoft.com/office/drawing/2015/10/21/chartex" xmlns:cx3="http://schemas.microsoft.com/office/drawing/2016/5/9/chartex" xmlns:cx4="http://schemas.microsoft.com/office/drawing/2016/5/10/chartex" xmlns:cx5="http://schemas.microsoft.com/office/drawing/2016/5/11/chartex" xmlns:cx6="http://schemas.microsoft.com/office/drawing/2016/5/12/chartex" xmlns:cx7="http://schemas.microsoft.com/office/drawing/2016/5/13/chartex" xmlns:cx8="http://schemas.microsoft.com/office/drawing/2016/5/14/chartex" xmlns:mc="http://schemas.openxmlformats.org/markup-compatibility/2006" xmlns:aink="http://schemas.microsoft.com/office/drawing/2016/ink" xmlns:am3d="http://schemas.microsoft.com/office/drawing/2017/model3d" xmlns:o="urn:schemas-microsoft-com:office:office" xmlns:oel="http://schemas.microsoft.com/office/2019/extlst" xmlns:r="http://schemas.openxmlformats.org/officeDocument/2006/relationships" xmlns:m="http://schemas.openxmlformats.org/officeDocument/2006/math" xmlns:v="urn:schemas-microsoft-com:vml" xmlns:wp14="http://schemas.microsoft.com/office/word/2010/wordprocessingDrawing" xmlns:wp="http://schemas.openxmlformats.org/drawingml/2006/wordprocessingDrawing" xmlns:w10="urn:schemas-microsoft-com:office:word" xmlns:w="http://schemas.openxmlformats.org/wordprocessingml/2006/main" xmlns:w14="http://schemas.microsoft.com/office/word/2010/wordml" xmlns:w15="http://schemas.microsoft.com/office/word/2012/wordml" xmlns:w16cex="http://schemas.microsoft.com/office/word/2018/wordml/cex" xmlns:w16cid="http://schemas.microsoft.com/office/word/2016/wordml/cid" xmlns:w16="http://schemas.microsoft.com/office/word/2018/wordml" xmlns:w16du="http://schemas.microsoft.com/office/word/2023/wordml/word16du" xmlns:w16sdtdh="http://schemas.microsoft.com/office/word/2020/wordml/sdtdatahash" xmlns:w16sdtfl="http://schemas.microsoft.com/office/word/2024/wordml/sdtformatlock" xmlns:w16se="http://schemas.microsoft.com/office/word/2015/wordml/symex" xmlns:wpg="http://schemas.microsoft.com/office/word/2010/wordprocessingGroup" xmlns:wpi="http://schemas.microsoft.com/office/word/2010/wordprocessingInk" xmlns:wne="http://schemas.microsoft.com/office/word/2006/wordml" xmlns:wps="http://schemas.microsoft.com/office/word/2010/wordprocessingShape" mc:Ignorable="w14 w15 w16se w16cid w16 w16cex w16sdtdh w16sdtfl w16du wp14">
+  <w:abstractNum w:abstractNumId="0" w15:restartNumberingAfterBreak="0">
+    <w:nsid w:val="7B931BD2"/>
+    <w:multiLevelType w:val="hybridMultilevel"/>
+    <w:tmpl w:val="D5001250"/>
+    <w:lvl w:ilvl="0" w:tplc="DACC4614">
+      <w:numFmt w:val="bullet"/>
+      <w:lvlText w:val=""/>
+      <w:lvlJc w:val="left"/>
+      <w:pPr>
+        <w:ind w:left="720" w:hanging="360"/>
+      </w:pPr>
+      <w:rPr>
+        <w:rFonts w:ascii="Symbol" w:eastAsiaTheme="minorHAnsi" w:hAnsi="Symbol" w:cstheme="minorBidi" w:hint="default"/>
+      </w:rPr>
+    </w:lvl>
+    <w:lvl w:ilvl="1" w:tplc="04090003" w:tentative="1">
+      <w:start w:val="1"/>
+      <w:numFmt w:val="bullet"/>
+      <w:lvlText w:val="o"/>
+      <w:lvlJc w:val="left"/>
+      <w:pPr>
+        <w:ind w:left="1440" w:hanging="360"/>
+      </w:pPr>
+      <w:rPr>
+        <w:rFonts w:ascii="Courier New" w:hAnsi="Courier New" w:cs="Courier New" w:hint="default"/>
+      </w:rPr>
+    </w:lvl>
+    <w:lvl w:ilvl="2" w:tplc="04090005" w:tentative="1">
+      <w:start w:val="1"/>
+      <w:numFmt w:val="bullet"/>
+      <w:lvlText w:val=""/>
+      <w:lvlJc w:val="left"/>
+      <w:pPr>
+        <w:ind w:left="2160" w:hanging="360"/>
+      </w:pPr>
+      <w:rPr>
+        <w:rFonts w:ascii="Wingdings" w:hAnsi="Wingdings" w:hint="default"/>
+      </w:rPr>
+    </w:lvl>
+    <w:lvl w:ilvl="3" w:tplc="04090001" w:tentative="1">
+      <w:start w:val="1"/>
+      <w:numFmt w:val="bullet"/>
+      <w:lvlText w:val=""/>
+      <w:lvlJc w:val="left"/>
+      <w:pPr>
+        <w:ind w:left="2880" w:hanging="360"/>
+      </w:pPr>
+      <w:rPr>
+        <w:rFonts w:ascii="Symbol" w:hAnsi="Symbol" w:hint="default"/>
+      </w:rPr>
+    </w:lvl>
+    <w:lvl w:ilvl="4" w:tplc="04090003" w:tentative="1">
+      <w:start w:val="1"/>
+      <w:numFmt w:val="bullet"/>
+      <w:lvlText w:val="o"/>
+      <w:lvlJc w:val="left"/>
+      <w:pPr>
+        <w:ind w:left="3600" w:hanging="360"/>
+      </w:pPr>
+      <w:rPr>
+        <w:rFonts w:ascii="Courier New" w:hAnsi="Courier New" w:cs="Courier New" w:hint="default"/>
+      </w:rPr>
+    </w:lvl>
+    <w:lvl w:ilvl="5" w:tplc="04090005" w:tentative="1">
+      <w:start w:val="1"/>
+      <w:numFmt w:val="bullet"/>
+      <w:lvlText w:val=""/>
+      <w:lvlJc w:val="left"/>
+      <w:pPr>
+        <w:ind w:left="4320" w:hanging="360"/>
+      </w:pPr>
+      <w:rPr>
+        <w:rFonts w:ascii="Wingdings" w:hAnsi="Wingdings" w:hint="default"/>
+      </w:rPr>
+    </w:lvl>
+    <w:lvl w:ilvl="6" w:tplc="04090001" w:tentative="1">
+      <w:start w:val="1"/>
+      <w:numFmt w:val="bullet"/>
+      <w:lvlText w:val=""/>
+      <w:lvlJc w:val="left"/>
+      <w:pPr>
+        <w:ind w:left="5040" w:hanging="360"/>
+      </w:pPr>
+      <w:rPr>
+        <w:rFonts w:ascii="Symbol" w:hAnsi="Symbol" w:hint="default"/>
+      </w:rPr>
+    </w:lvl>
+    <w:lvl w:ilvl="7" w:tplc="04090003" w:tentative="1">
+      <w:start w:val="1"/>
+      <w:numFmt w:val="bullet"/>
+      <w:lvlText w:val="o"/>
+      <w:lvlJc w:val="left"/>
+      <w:pPr>
+        <w:ind w:left="5760" w:hanging="360"/>
+      </w:pPr>
+      <w:rPr>
+        <w:rFonts w:ascii="Courier New" w:hAnsi="Courier New" w:cs="Courier New" w:hint="default"/>
+      </w:rPr>
+    </w:lvl>
+    <w:lvl w:ilvl="8" w:tplc="04090005" w:tentative="1">
+      <w:start w:val="1"/>
+      <w:numFmt w:val="bullet"/>
+      <w:lvlText w:val=""/>
+      <w:lvlJc w:val="left"/>
+      <w:pPr>
+        <w:ind w:left="6480" w:hanging="360"/>
+      </w:pPr>
+      <w:rPr>
+        <w:rFonts w:ascii="Wingdings" w:hAnsi="Wingdings" w:hint="default"/>
+      </w:rPr>
+    </w:lvl>
+  </w:abstractNum>
+  <w:num w:numId="1" w16cid:durableId="124589102">
+    <w:abstractNumId w:val="0"/>
+  </w:num>
+</w:numbering>
+</file>
+
+<file path=word/people.xml><?xml version="1.0" encoding="utf-8"?>
+<w15:people xmlns:wpc="http://schemas.microsoft.com/office/word/2010/wordprocessingCanvas" xmlns:cx="http://schemas.microsoft.com/office/drawing/2014/chartex" xmlns:cx1="http://schemas.microsoft.com/office/drawing/2015/9/8/chartex" xmlns:cx2="http://schemas.microsoft.com/office/drawing/2015/10/21/chartex" xmlns:cx3="http://schemas.microsoft.com/office/drawing/2016/5/9/chartex" xmlns:cx4="http://schemas.microsoft.com/office/drawing/2016/5/10/chartex" xmlns:cx5="http://schemas.microsoft.com/office/drawing/2016/5/11/chartex" xmlns:cx6="http://schemas.microsoft.com/office/drawing/2016/5/12/chartex" xmlns:cx7="http://schemas.microsoft.com/office/drawing/2016/5/13/chartex" xmlns:cx8="http://schemas.microsoft.com/office/drawing/2016/5/14/chartex" xmlns:mc="http://schemas.openxmlformats.org/markup-compatibility/2006" xmlns:aink="http://schemas.microsoft.com/office/drawing/2016/ink" xmlns:am3d="http://schemas.microsoft.com/office/drawing/2017/model3d" xmlns:o="urn:schemas-microsoft-com:office:office" xmlns:oel="http://schemas.microsoft.com/office/2019/extlst" xmlns:r="http://schemas.openxmlformats.org/officeDocument/2006/relationships" xmlns:m="http://schemas.openxmlformats.org/officeDocument/2006/math" xmlns:v="urn:schemas-microsoft-com:vml" xmlns:wp14="http://schemas.microsoft.com/office/word/2010/wordprocessingDrawing" xmlns:wp="http://schemas.openxmlformats.org/drawingml/2006/wordprocessingDrawing" xmlns:w10="urn:schemas-microsoft-com:office:word" xmlns:w="http://schemas.openxmlformats.org/wordprocessingml/2006/main" xmlns:w14="http://schemas.microsoft.com/office/word/2010/wordml" xmlns:w15="http://schemas.microsoft.com/office/word/2012/wordml" xmlns:w16cex="http://schemas.microsoft.com/office/word/2018/wordml/cex" xmlns:w16cid="http://schemas.microsoft.com/office/word/2016/wordml/cid" xmlns:w16="http://schemas.microsoft.com/office/word/2018/wordml" xmlns:w16du="http://schemas.microsoft.com/office/word/2023/wordml/word16du" xmlns:w16sdtdh="http://schemas.microsoft.com/office/word/2020/wordml/sdtdatahash" xmlns:w16sdtfl="http://schemas.microsoft.com/office/word/2024/wordml/sdtformatlock" xmlns:w16se="http://schemas.microsoft.com/office/word/2015/wordml/symex" xmlns:wpg="http://schemas.microsoft.com/office/word/2010/wordprocessingGroup" xmlns:wpi="http://schemas.microsoft.com/office/word/2010/wordprocessingInk" xmlns:wne="http://schemas.microsoft.com/office/word/2006/wordml" xmlns:wps="http://schemas.microsoft.com/office/word/2010/wordprocessingShape" mc:Ignorable="w14 w15 w16se w16cid w16 w16cex w16sdtdh w16sdtfl w16du wp14">
+  <w15:person w15:author="Alan Jones">
+    <w15:presenceInfo w15:providerId="Windows Live" w15:userId="7bb4ac0bba119baa"/>
+  </w15:person>
+</w15:people>
 </file>
 
 <file path=word/styles.xml><?xml version="1.0" encoding="utf-8"?>
@@ -5659,6 +6063,72 @@
       <w:color w:val="666666"/>
     </w:rPr>
   </w:style>
+  <w:style w:type="character" w:styleId="CommentReference">
+    <w:name w:val="annotation reference"/>
+    <w:basedOn w:val="DefaultParagraphFont"/>
+    <w:uiPriority w:val="99"/>
+    <w:semiHidden/>
+    <w:unhideWhenUsed/>
+    <w:rsid w:val="009C1836"/>
+    <w:rPr>
+      <w:sz w:val="16"/>
+      <w:szCs w:val="16"/>
+    </w:rPr>
+  </w:style>
+  <w:style w:type="paragraph" w:styleId="CommentText">
+    <w:name w:val="annotation text"/>
+    <w:basedOn w:val="Normal"/>
+    <w:link w:val="CommentTextChar"/>
+    <w:uiPriority w:val="99"/>
+    <w:unhideWhenUsed/>
+    <w:rsid w:val="009C1836"/>
+    <w:pPr>
+      <w:spacing w:line="240" w:lineRule="auto"/>
+    </w:pPr>
+    <w:rPr>
+      <w:sz w:val="20"/>
+      <w:szCs w:val="20"/>
+    </w:rPr>
+  </w:style>
+  <w:style w:type="character" w:customStyle="1" w:styleId="CommentTextChar">
+    <w:name w:val="Comment Text Char"/>
+    <w:basedOn w:val="DefaultParagraphFont"/>
+    <w:link w:val="CommentText"/>
+    <w:uiPriority w:val="99"/>
+    <w:rsid w:val="009C1836"/>
+    <w:rPr>
+      <w:sz w:val="20"/>
+      <w:szCs w:val="20"/>
+    </w:rPr>
+  </w:style>
+  <w:style w:type="paragraph" w:styleId="CommentSubject">
+    <w:name w:val="annotation subject"/>
+    <w:basedOn w:val="CommentText"/>
+    <w:next w:val="CommentText"/>
+    <w:link w:val="CommentSubjectChar"/>
+    <w:uiPriority w:val="99"/>
+    <w:semiHidden/>
+    <w:unhideWhenUsed/>
+    <w:rsid w:val="009C1836"/>
+    <w:rPr>
+      <w:b/>
+      <w:bCs/>
+    </w:rPr>
+  </w:style>
+  <w:style w:type="character" w:customStyle="1" w:styleId="CommentSubjectChar">
+    <w:name w:val="Comment Subject Char"/>
+    <w:basedOn w:val="CommentTextChar"/>
+    <w:link w:val="CommentSubject"/>
+    <w:uiPriority w:val="99"/>
+    <w:semiHidden/>
+    <w:rsid w:val="009C1836"/>
+    <w:rPr>
+      <w:b/>
+      <w:bCs/>
+      <w:sz w:val="20"/>
+      <w:szCs w:val="20"/>
+    </w:rPr>
+  </w:style>
 </w:styles>
 </file>
 
